--- a/docs/기술개발노트.docx
+++ b/docs/기술개발노트.docx
@@ -412,10 +412,10 @@
         </w:tblBorders>
       </w:tblPr>
       <w:tblGrid>
-        <w:gridCol w:w="1625"/>
-        <w:gridCol w:w="2467"/>
-        <w:gridCol w:w="2467"/>
-        <w:gridCol w:w="2467"/>
+        <w:gridCol w:w="2166"/>
+        <w:gridCol w:w="2287"/>
+        <w:gridCol w:w="2287"/>
+        <w:gridCol w:w="2286"/>
       </w:tblGrid>
       <w:tr>
         <w:trPr>
@@ -423,7 +423,7 @@
         </w:trPr>
         <w:tc>
           <w:tcPr>
-            <w:tcW w:type="dxa" w:w="1625"/>
+            <w:tcW w:type="dxa" w:w="2166"/>
             <w:shd w:fill="27364F" w:color="auto" w:val="clear"/>
             <w:tcMar>
               <w:top w:type="dxa" w:w="80"/>
@@ -453,7 +453,7 @@
         </w:tc>
         <w:tc>
           <w:tcPr>
-            <w:tcW w:type="dxa" w:w="2467"/>
+            <w:tcW w:type="dxa" w:w="2287"/>
             <w:shd w:fill="27364F" w:color="auto" w:val="clear"/>
             <w:tcMar>
               <w:top w:type="dxa" w:w="80"/>
@@ -483,7 +483,7 @@
         </w:tc>
         <w:tc>
           <w:tcPr>
-            <w:tcW w:type="dxa" w:w="2467"/>
+            <w:tcW w:type="dxa" w:w="2287"/>
             <w:shd w:fill="27364F" w:color="auto" w:val="clear"/>
             <w:tcMar>
               <w:top w:type="dxa" w:w="80"/>
@@ -513,7 +513,7 @@
         </w:tc>
         <w:tc>
           <w:tcPr>
-            <w:tcW w:type="dxa" w:w="2467"/>
+            <w:tcW w:type="dxa" w:w="2286"/>
             <w:shd w:fill="27364F" w:color="auto" w:val="clear"/>
             <w:tcMar>
               <w:top w:type="dxa" w:w="80"/>
@@ -548,7 +548,7 @@
         </w:trPr>
         <w:tc>
           <w:tcPr>
-            <w:tcW w:type="dxa" w:w="1625"/>
+            <w:tcW w:type="dxa" w:w="2166"/>
             <w:tcMar>
               <w:top w:type="dxa" w:w="80"/>
               <w:left w:type="dxa" w:w="120"/>
@@ -577,7 +577,7 @@
         </w:tc>
         <w:tc>
           <w:tcPr>
-            <w:tcW w:type="dxa" w:w="2467"/>
+            <w:tcW w:type="dxa" w:w="2287"/>
             <w:tcMar>
               <w:top w:type="dxa" w:w="80"/>
               <w:left w:type="dxa" w:w="120"/>
@@ -606,7 +606,7 @@
         </w:tc>
         <w:tc>
           <w:tcPr>
-            <w:tcW w:type="dxa" w:w="2467"/>
+            <w:tcW w:type="dxa" w:w="2287"/>
             <w:tcMar>
               <w:top w:type="dxa" w:w="80"/>
               <w:left w:type="dxa" w:w="120"/>
@@ -635,7 +635,7 @@
         </w:tc>
         <w:tc>
           <w:tcPr>
-            <w:tcW w:type="dxa" w:w="2467"/>
+            <w:tcW w:type="dxa" w:w="2286"/>
             <w:tcMar>
               <w:top w:type="dxa" w:w="80"/>
               <w:left w:type="dxa" w:w="120"/>
@@ -669,7 +669,7 @@
         </w:trPr>
         <w:tc>
           <w:tcPr>
-            <w:tcW w:type="dxa" w:w="1625"/>
+            <w:tcW w:type="dxa" w:w="2166"/>
             <w:tcMar>
               <w:top w:type="dxa" w:w="80"/>
               <w:left w:type="dxa" w:w="120"/>
@@ -698,7 +698,7 @@
         </w:tc>
         <w:tc>
           <w:tcPr>
-            <w:tcW w:type="dxa" w:w="2467"/>
+            <w:tcW w:type="dxa" w:w="2287"/>
             <w:tcMar>
               <w:top w:type="dxa" w:w="80"/>
               <w:left w:type="dxa" w:w="120"/>
@@ -727,7 +727,7 @@
         </w:tc>
         <w:tc>
           <w:tcPr>
-            <w:tcW w:type="dxa" w:w="2467"/>
+            <w:tcW w:type="dxa" w:w="2287"/>
             <w:tcMar>
               <w:top w:type="dxa" w:w="80"/>
               <w:left w:type="dxa" w:w="120"/>
@@ -756,7 +756,7 @@
         </w:tc>
         <w:tc>
           <w:tcPr>
-            <w:tcW w:type="dxa" w:w="2467"/>
+            <w:tcW w:type="dxa" w:w="2286"/>
             <w:tcMar>
               <w:top w:type="dxa" w:w="80"/>
               <w:left w:type="dxa" w:w="120"/>
@@ -1114,11 +1114,11 @@
         </w:tblBorders>
       </w:tblPr>
       <w:tblGrid>
-        <w:gridCol w:w="1625"/>
-        <w:gridCol w:w="1850"/>
-        <w:gridCol w:w="1850"/>
-        <w:gridCol w:w="1850"/>
-        <w:gridCol w:w="1851"/>
+        <w:gridCol w:w="2166"/>
+        <w:gridCol w:w="1715"/>
+        <w:gridCol w:w="1715"/>
+        <w:gridCol w:w="1715"/>
+        <w:gridCol w:w="1715"/>
       </w:tblGrid>
       <w:tr>
         <w:trPr>
@@ -1126,7 +1126,7 @@
         </w:trPr>
         <w:tc>
           <w:tcPr>
-            <w:tcW w:type="dxa" w:w="1625"/>
+            <w:tcW w:type="dxa" w:w="2166"/>
             <w:shd w:fill="27364F" w:color="auto" w:val="clear"/>
             <w:tcMar>
               <w:top w:type="dxa" w:w="80"/>
@@ -1156,7 +1156,7 @@
         </w:tc>
         <w:tc>
           <w:tcPr>
-            <w:tcW w:type="dxa" w:w="1850"/>
+            <w:tcW w:type="dxa" w:w="1715"/>
             <w:shd w:fill="27364F" w:color="auto" w:val="clear"/>
             <w:tcMar>
               <w:top w:type="dxa" w:w="80"/>
@@ -1186,7 +1186,7 @@
         </w:tc>
         <w:tc>
           <w:tcPr>
-            <w:tcW w:type="dxa" w:w="1850"/>
+            <w:tcW w:type="dxa" w:w="1715"/>
             <w:shd w:fill="27364F" w:color="auto" w:val="clear"/>
             <w:tcMar>
               <w:top w:type="dxa" w:w="80"/>
@@ -1216,7 +1216,7 @@
         </w:tc>
         <w:tc>
           <w:tcPr>
-            <w:tcW w:type="dxa" w:w="1850"/>
+            <w:tcW w:type="dxa" w:w="1715"/>
             <w:shd w:fill="27364F" w:color="auto" w:val="clear"/>
             <w:tcMar>
               <w:top w:type="dxa" w:w="80"/>
@@ -1246,7 +1246,7 @@
         </w:tc>
         <w:tc>
           <w:tcPr>
-            <w:tcW w:type="dxa" w:w="1851"/>
+            <w:tcW w:type="dxa" w:w="1715"/>
             <w:shd w:fill="27364F" w:color="auto" w:val="clear"/>
             <w:tcMar>
               <w:top w:type="dxa" w:w="80"/>
@@ -1281,7 +1281,7 @@
         </w:trPr>
         <w:tc>
           <w:tcPr>
-            <w:tcW w:type="dxa" w:w="1625"/>
+            <w:tcW w:type="dxa" w:w="2166"/>
             <w:tcMar>
               <w:top w:type="dxa" w:w="80"/>
               <w:left w:type="dxa" w:w="120"/>
@@ -1310,7 +1310,7 @@
         </w:tc>
         <w:tc>
           <w:tcPr>
-            <w:tcW w:type="dxa" w:w="1850"/>
+            <w:tcW w:type="dxa" w:w="1715"/>
             <w:tcMar>
               <w:top w:type="dxa" w:w="80"/>
               <w:left w:type="dxa" w:w="120"/>
@@ -1378,7 +1378,7 @@
         </w:tc>
         <w:tc>
           <w:tcPr>
-            <w:tcW w:type="dxa" w:w="1850"/>
+            <w:tcW w:type="dxa" w:w="1715"/>
             <w:tcMar>
               <w:top w:type="dxa" w:w="80"/>
               <w:left w:type="dxa" w:w="120"/>
@@ -1420,7 +1420,7 @@
         </w:tc>
         <w:tc>
           <w:tcPr>
-            <w:tcW w:type="dxa" w:w="1850"/>
+            <w:tcW w:type="dxa" w:w="1715"/>
             <w:tcMar>
               <w:top w:type="dxa" w:w="80"/>
               <w:left w:type="dxa" w:w="120"/>
@@ -1449,7 +1449,7 @@
         </w:tc>
         <w:tc>
           <w:tcPr>
-            <w:tcW w:type="dxa" w:w="1851"/>
+            <w:tcW w:type="dxa" w:w="1715"/>
             <w:tcMar>
               <w:top w:type="dxa" w:w="80"/>
               <w:left w:type="dxa" w:w="120"/>
@@ -1483,7 +1483,7 @@
         </w:trPr>
         <w:tc>
           <w:tcPr>
-            <w:tcW w:type="dxa" w:w="1625"/>
+            <w:tcW w:type="dxa" w:w="2166"/>
             <w:tcMar>
               <w:top w:type="dxa" w:w="80"/>
               <w:left w:type="dxa" w:w="120"/>
@@ -1512,7 +1512,7 @@
         </w:tc>
         <w:tc>
           <w:tcPr>
-            <w:tcW w:type="dxa" w:w="1850"/>
+            <w:tcW w:type="dxa" w:w="1715"/>
             <w:tcMar>
               <w:top w:type="dxa" w:w="80"/>
               <w:left w:type="dxa" w:w="120"/>
@@ -1554,7 +1554,7 @@
         </w:tc>
         <w:tc>
           <w:tcPr>
-            <w:tcW w:type="dxa" w:w="1850"/>
+            <w:tcW w:type="dxa" w:w="1715"/>
             <w:tcMar>
               <w:top w:type="dxa" w:w="80"/>
               <w:left w:type="dxa" w:w="120"/>
@@ -1596,7 +1596,7 @@
         </w:tc>
         <w:tc>
           <w:tcPr>
-            <w:tcW w:type="dxa" w:w="1850"/>
+            <w:tcW w:type="dxa" w:w="1715"/>
             <w:tcMar>
               <w:top w:type="dxa" w:w="80"/>
               <w:left w:type="dxa" w:w="120"/>
@@ -1625,7 +1625,7 @@
         </w:tc>
         <w:tc>
           <w:tcPr>
-            <w:tcW w:type="dxa" w:w="1851"/>
+            <w:tcW w:type="dxa" w:w="1715"/>
             <w:tcMar>
               <w:top w:type="dxa" w:w="80"/>
               <w:left w:type="dxa" w:w="120"/>
@@ -1659,7 +1659,7 @@
         </w:trPr>
         <w:tc>
           <w:tcPr>
-            <w:tcW w:type="dxa" w:w="1625"/>
+            <w:tcW w:type="dxa" w:w="2166"/>
             <w:tcMar>
               <w:top w:type="dxa" w:w="80"/>
               <w:left w:type="dxa" w:w="120"/>
@@ -1688,7 +1688,7 @@
         </w:tc>
         <w:tc>
           <w:tcPr>
-            <w:tcW w:type="dxa" w:w="1850"/>
+            <w:tcW w:type="dxa" w:w="1715"/>
             <w:tcMar>
               <w:top w:type="dxa" w:w="80"/>
               <w:left w:type="dxa" w:w="120"/>
@@ -1717,7 +1717,7 @@
         </w:tc>
         <w:tc>
           <w:tcPr>
-            <w:tcW w:type="dxa" w:w="1850"/>
+            <w:tcW w:type="dxa" w:w="1715"/>
             <w:tcMar>
               <w:top w:type="dxa" w:w="80"/>
               <w:left w:type="dxa" w:w="120"/>
@@ -1746,7 +1746,7 @@
         </w:tc>
         <w:tc>
           <w:tcPr>
-            <w:tcW w:type="dxa" w:w="1850"/>
+            <w:tcW w:type="dxa" w:w="1715"/>
             <w:tcMar>
               <w:top w:type="dxa" w:w="80"/>
               <w:left w:type="dxa" w:w="120"/>
@@ -1775,7 +1775,7 @@
         </w:tc>
         <w:tc>
           <w:tcPr>
-            <w:tcW w:type="dxa" w:w="1851"/>
+            <w:tcW w:type="dxa" w:w="1715"/>
             <w:tcMar>
               <w:top w:type="dxa" w:w="80"/>
               <w:left w:type="dxa" w:w="120"/>
@@ -1835,7 +1835,7 @@
         </w:trPr>
         <w:tc>
           <w:tcPr>
-            <w:tcW w:type="dxa" w:w="1625"/>
+            <w:tcW w:type="dxa" w:w="2166"/>
             <w:tcMar>
               <w:top w:type="dxa" w:w="80"/>
               <w:left w:type="dxa" w:w="120"/>
@@ -1864,7 +1864,7 @@
         </w:tc>
         <w:tc>
           <w:tcPr>
-            <w:tcW w:type="dxa" w:w="1850"/>
+            <w:tcW w:type="dxa" w:w="1715"/>
             <w:tcMar>
               <w:top w:type="dxa" w:w="80"/>
               <w:left w:type="dxa" w:w="120"/>
@@ -1893,7 +1893,7 @@
         </w:tc>
         <w:tc>
           <w:tcPr>
-            <w:tcW w:type="dxa" w:w="1850"/>
+            <w:tcW w:type="dxa" w:w="1715"/>
             <w:tcMar>
               <w:top w:type="dxa" w:w="80"/>
               <w:left w:type="dxa" w:w="120"/>
@@ -1922,7 +1922,7 @@
         </w:tc>
         <w:tc>
           <w:tcPr>
-            <w:tcW w:type="dxa" w:w="1850"/>
+            <w:tcW w:type="dxa" w:w="1715"/>
             <w:tcMar>
               <w:top w:type="dxa" w:w="80"/>
               <w:left w:type="dxa" w:w="120"/>
@@ -1951,7 +1951,7 @@
         </w:tc>
         <w:tc>
           <w:tcPr>
-            <w:tcW w:type="dxa" w:w="1851"/>
+            <w:tcW w:type="dxa" w:w="1715"/>
             <w:tcMar>
               <w:top w:type="dxa" w:w="80"/>
               <w:left w:type="dxa" w:w="120"/>
@@ -1985,7 +1985,7 @@
         </w:trPr>
         <w:tc>
           <w:tcPr>
-            <w:tcW w:type="dxa" w:w="1625"/>
+            <w:tcW w:type="dxa" w:w="2166"/>
             <w:tcMar>
               <w:top w:type="dxa" w:w="80"/>
               <w:left w:type="dxa" w:w="120"/>
@@ -2014,7 +2014,7 @@
         </w:tc>
         <w:tc>
           <w:tcPr>
-            <w:tcW w:type="dxa" w:w="1850"/>
+            <w:tcW w:type="dxa" w:w="1715"/>
             <w:tcMar>
               <w:top w:type="dxa" w:w="80"/>
               <w:left w:type="dxa" w:w="120"/>
@@ -2069,7 +2069,7 @@
         </w:tc>
         <w:tc>
           <w:tcPr>
-            <w:tcW w:type="dxa" w:w="1850"/>
+            <w:tcW w:type="dxa" w:w="1715"/>
             <w:tcMar>
               <w:top w:type="dxa" w:w="80"/>
               <w:left w:type="dxa" w:w="120"/>
@@ -2098,7 +2098,7 @@
         </w:tc>
         <w:tc>
           <w:tcPr>
-            <w:tcW w:type="dxa" w:w="1850"/>
+            <w:tcW w:type="dxa" w:w="1715"/>
             <w:tcMar>
               <w:top w:type="dxa" w:w="80"/>
               <w:left w:type="dxa" w:w="120"/>
@@ -2127,7 +2127,7 @@
         </w:tc>
         <w:tc>
           <w:tcPr>
-            <w:tcW w:type="dxa" w:w="1851"/>
+            <w:tcW w:type="dxa" w:w="1715"/>
             <w:tcMar>
               <w:top w:type="dxa" w:w="80"/>
               <w:left w:type="dxa" w:w="120"/>
@@ -3863,7 +3863,7 @@
         <w:pStyle w:val="ListParagraph"/>
         <w:numPr>
           <w:ilvl w:val="0"/>
-          <w:numId w:val="2"/>
+          <w:numId w:val="3"/>
         </w:numPr>
         <w:spacing w:after="60" w:before="0" w:line="300"/>
       </w:pPr>
@@ -3886,7 +3886,7 @@
         <w:pStyle w:val="ListParagraph"/>
         <w:numPr>
           <w:ilvl w:val="0"/>
-          <w:numId w:val="2"/>
+          <w:numId w:val="3"/>
         </w:numPr>
         <w:spacing w:after="60" w:before="0" w:line="300"/>
       </w:pPr>
@@ -3909,7 +3909,7 @@
         <w:pStyle w:val="ListParagraph"/>
         <w:numPr>
           <w:ilvl w:val="0"/>
-          <w:numId w:val="2"/>
+          <w:numId w:val="3"/>
         </w:numPr>
         <w:spacing w:after="60" w:before="0" w:line="300"/>
       </w:pPr>
@@ -5004,9 +5004,9 @@
         </w:tblBorders>
       </w:tblPr>
       <w:tblGrid>
-        <w:gridCol w:w="1625"/>
-        <w:gridCol w:w="3701"/>
-        <w:gridCol w:w="3700"/>
+        <w:gridCol w:w="2166"/>
+        <w:gridCol w:w="3430"/>
+        <w:gridCol w:w="3430"/>
       </w:tblGrid>
       <w:tr>
         <w:trPr>
@@ -5014,7 +5014,7 @@
         </w:trPr>
         <w:tc>
           <w:tcPr>
-            <w:tcW w:type="dxa" w:w="1625"/>
+            <w:tcW w:type="dxa" w:w="2166"/>
             <w:shd w:fill="27364F" w:color="auto" w:val="clear"/>
             <w:tcMar>
               <w:top w:type="dxa" w:w="80"/>
@@ -5044,7 +5044,7 @@
         </w:tc>
         <w:tc>
           <w:tcPr>
-            <w:tcW w:type="dxa" w:w="3701"/>
+            <w:tcW w:type="dxa" w:w="3430"/>
             <w:shd w:fill="27364F" w:color="auto" w:val="clear"/>
             <w:tcMar>
               <w:top w:type="dxa" w:w="80"/>
@@ -5074,7 +5074,7 @@
         </w:tc>
         <w:tc>
           <w:tcPr>
-            <w:tcW w:type="dxa" w:w="3700"/>
+            <w:tcW w:type="dxa" w:w="3430"/>
             <w:shd w:fill="27364F" w:color="auto" w:val="clear"/>
             <w:tcMar>
               <w:top w:type="dxa" w:w="80"/>
@@ -5109,7 +5109,7 @@
         </w:trPr>
         <w:tc>
           <w:tcPr>
-            <w:tcW w:type="dxa" w:w="1625"/>
+            <w:tcW w:type="dxa" w:w="2166"/>
             <w:tcMar>
               <w:top w:type="dxa" w:w="80"/>
               <w:left w:type="dxa" w:w="120"/>
@@ -5138,7 +5138,7 @@
         </w:tc>
         <w:tc>
           <w:tcPr>
-            <w:tcW w:type="dxa" w:w="3701"/>
+            <w:tcW w:type="dxa" w:w="3430"/>
             <w:tcMar>
               <w:top w:type="dxa" w:w="80"/>
               <w:left w:type="dxa" w:w="120"/>
@@ -5167,7 +5167,7 @@
         </w:tc>
         <w:tc>
           <w:tcPr>
-            <w:tcW w:type="dxa" w:w="3700"/>
+            <w:tcW w:type="dxa" w:w="3430"/>
             <w:tcMar>
               <w:top w:type="dxa" w:w="80"/>
               <w:left w:type="dxa" w:w="120"/>
@@ -5227,7 +5227,7 @@
         </w:trPr>
         <w:tc>
           <w:tcPr>
-            <w:tcW w:type="dxa" w:w="1625"/>
+            <w:tcW w:type="dxa" w:w="2166"/>
             <w:tcMar>
               <w:top w:type="dxa" w:w="80"/>
               <w:left w:type="dxa" w:w="120"/>
@@ -5256,7 +5256,7 @@
         </w:tc>
         <w:tc>
           <w:tcPr>
-            <w:tcW w:type="dxa" w:w="3701"/>
+            <w:tcW w:type="dxa" w:w="3430"/>
             <w:tcMar>
               <w:top w:type="dxa" w:w="80"/>
               <w:left w:type="dxa" w:w="120"/>
@@ -5285,7 +5285,7 @@
         </w:tc>
         <w:tc>
           <w:tcPr>
-            <w:tcW w:type="dxa" w:w="3700"/>
+            <w:tcW w:type="dxa" w:w="3430"/>
             <w:tcMar>
               <w:top w:type="dxa" w:w="80"/>
               <w:left w:type="dxa" w:w="120"/>
@@ -5319,7 +5319,7 @@
         </w:trPr>
         <w:tc>
           <w:tcPr>
-            <w:tcW w:type="dxa" w:w="1625"/>
+            <w:tcW w:type="dxa" w:w="2166"/>
             <w:tcMar>
               <w:top w:type="dxa" w:w="80"/>
               <w:left w:type="dxa" w:w="120"/>
@@ -5348,7 +5348,7 @@
         </w:tc>
         <w:tc>
           <w:tcPr>
-            <w:tcW w:type="dxa" w:w="3701"/>
+            <w:tcW w:type="dxa" w:w="3430"/>
             <w:tcMar>
               <w:top w:type="dxa" w:w="80"/>
               <w:left w:type="dxa" w:w="120"/>
@@ -5377,7 +5377,7 @@
         </w:tc>
         <w:tc>
           <w:tcPr>
-            <w:tcW w:type="dxa" w:w="3700"/>
+            <w:tcW w:type="dxa" w:w="3430"/>
             <w:tcMar>
               <w:top w:type="dxa" w:w="80"/>
               <w:left w:type="dxa" w:w="120"/>
@@ -5411,7 +5411,7 @@
         </w:trPr>
         <w:tc>
           <w:tcPr>
-            <w:tcW w:type="dxa" w:w="1625"/>
+            <w:tcW w:type="dxa" w:w="2166"/>
             <w:tcMar>
               <w:top w:type="dxa" w:w="80"/>
               <w:left w:type="dxa" w:w="120"/>
@@ -5440,7 +5440,7 @@
         </w:tc>
         <w:tc>
           <w:tcPr>
-            <w:tcW w:type="dxa" w:w="3701"/>
+            <w:tcW w:type="dxa" w:w="3430"/>
             <w:tcMar>
               <w:top w:type="dxa" w:w="80"/>
               <w:left w:type="dxa" w:w="120"/>
@@ -5469,7 +5469,7 @@
         </w:tc>
         <w:tc>
           <w:tcPr>
-            <w:tcW w:type="dxa" w:w="3700"/>
+            <w:tcW w:type="dxa" w:w="3430"/>
             <w:tcMar>
               <w:top w:type="dxa" w:w="80"/>
               <w:left w:type="dxa" w:w="120"/>
@@ -5503,7 +5503,7 @@
         </w:trPr>
         <w:tc>
           <w:tcPr>
-            <w:tcW w:type="dxa" w:w="1625"/>
+            <w:tcW w:type="dxa" w:w="2166"/>
             <w:tcMar>
               <w:top w:type="dxa" w:w="80"/>
               <w:left w:type="dxa" w:w="120"/>
@@ -5532,7 +5532,7 @@
         </w:tc>
         <w:tc>
           <w:tcPr>
-            <w:tcW w:type="dxa" w:w="3701"/>
+            <w:tcW w:type="dxa" w:w="3430"/>
             <w:tcMar>
               <w:top w:type="dxa" w:w="80"/>
               <w:left w:type="dxa" w:w="120"/>
@@ -5561,7 +5561,7 @@
         </w:tc>
         <w:tc>
           <w:tcPr>
-            <w:tcW w:type="dxa" w:w="3700"/>
+            <w:tcW w:type="dxa" w:w="3430"/>
             <w:tcMar>
               <w:top w:type="dxa" w:w="80"/>
               <w:left w:type="dxa" w:w="120"/>
@@ -5595,7 +5595,7 @@
         </w:trPr>
         <w:tc>
           <w:tcPr>
-            <w:tcW w:type="dxa" w:w="1625"/>
+            <w:tcW w:type="dxa" w:w="2166"/>
             <w:tcMar>
               <w:top w:type="dxa" w:w="80"/>
               <w:left w:type="dxa" w:w="120"/>
@@ -5624,7 +5624,7 @@
         </w:tc>
         <w:tc>
           <w:tcPr>
-            <w:tcW w:type="dxa" w:w="3701"/>
+            <w:tcW w:type="dxa" w:w="3430"/>
             <w:tcMar>
               <w:top w:type="dxa" w:w="80"/>
               <w:left w:type="dxa" w:w="120"/>
@@ -5653,7 +5653,7 @@
         </w:tc>
         <w:tc>
           <w:tcPr>
-            <w:tcW w:type="dxa" w:w="3700"/>
+            <w:tcW w:type="dxa" w:w="3430"/>
             <w:tcMar>
               <w:top w:type="dxa" w:w="80"/>
               <w:left w:type="dxa" w:w="120"/>
@@ -5687,7 +5687,7 @@
         </w:trPr>
         <w:tc>
           <w:tcPr>
-            <w:tcW w:type="dxa" w:w="1625"/>
+            <w:tcW w:type="dxa" w:w="2166"/>
             <w:tcMar>
               <w:top w:type="dxa" w:w="80"/>
               <w:left w:type="dxa" w:w="120"/>
@@ -5716,7 +5716,7 @@
         </w:tc>
         <w:tc>
           <w:tcPr>
-            <w:tcW w:type="dxa" w:w="3701"/>
+            <w:tcW w:type="dxa" w:w="3430"/>
             <w:tcMar>
               <w:top w:type="dxa" w:w="80"/>
               <w:left w:type="dxa" w:w="120"/>
@@ -5745,7 +5745,7 @@
         </w:tc>
         <w:tc>
           <w:tcPr>
-            <w:tcW w:type="dxa" w:w="3700"/>
+            <w:tcW w:type="dxa" w:w="3430"/>
             <w:tcMar>
               <w:top w:type="dxa" w:w="80"/>
               <w:left w:type="dxa" w:w="120"/>
@@ -5805,7 +5805,7 @@
         </w:trPr>
         <w:tc>
           <w:tcPr>
-            <w:tcW w:type="dxa" w:w="1625"/>
+            <w:tcW w:type="dxa" w:w="2166"/>
             <w:tcMar>
               <w:top w:type="dxa" w:w="80"/>
               <w:left w:type="dxa" w:w="120"/>
@@ -5834,7 +5834,7 @@
         </w:tc>
         <w:tc>
           <w:tcPr>
-            <w:tcW w:type="dxa" w:w="3701"/>
+            <w:tcW w:type="dxa" w:w="3430"/>
             <w:tcMar>
               <w:top w:type="dxa" w:w="80"/>
               <w:left w:type="dxa" w:w="120"/>
@@ -5863,7 +5863,7 @@
         </w:tc>
         <w:tc>
           <w:tcPr>
-            <w:tcW w:type="dxa" w:w="3700"/>
+            <w:tcW w:type="dxa" w:w="3430"/>
             <w:tcMar>
               <w:top w:type="dxa" w:w="80"/>
               <w:left w:type="dxa" w:w="120"/>
@@ -5897,7 +5897,7 @@
         </w:trPr>
         <w:tc>
           <w:tcPr>
-            <w:tcW w:type="dxa" w:w="1625"/>
+            <w:tcW w:type="dxa" w:w="2166"/>
             <w:tcMar>
               <w:top w:type="dxa" w:w="80"/>
               <w:left w:type="dxa" w:w="120"/>
@@ -5926,7 +5926,7 @@
         </w:tc>
         <w:tc>
           <w:tcPr>
-            <w:tcW w:type="dxa" w:w="3701"/>
+            <w:tcW w:type="dxa" w:w="3430"/>
             <w:tcMar>
               <w:top w:type="dxa" w:w="80"/>
               <w:left w:type="dxa" w:w="120"/>
@@ -5955,7 +5955,7 @@
         </w:tc>
         <w:tc>
           <w:tcPr>
-            <w:tcW w:type="dxa" w:w="3700"/>
+            <w:tcW w:type="dxa" w:w="3430"/>
             <w:tcMar>
               <w:top w:type="dxa" w:w="80"/>
               <w:left w:type="dxa" w:w="120"/>
@@ -5989,7 +5989,7 @@
         </w:trPr>
         <w:tc>
           <w:tcPr>
-            <w:tcW w:type="dxa" w:w="1625"/>
+            <w:tcW w:type="dxa" w:w="2166"/>
             <w:tcMar>
               <w:top w:type="dxa" w:w="80"/>
               <w:left w:type="dxa" w:w="120"/>
@@ -6018,7 +6018,7 @@
         </w:tc>
         <w:tc>
           <w:tcPr>
-            <w:tcW w:type="dxa" w:w="3701"/>
+            <w:tcW w:type="dxa" w:w="3430"/>
             <w:tcMar>
               <w:top w:type="dxa" w:w="80"/>
               <w:left w:type="dxa" w:w="120"/>
@@ -6047,7 +6047,7 @@
         </w:tc>
         <w:tc>
           <w:tcPr>
-            <w:tcW w:type="dxa" w:w="3700"/>
+            <w:tcW w:type="dxa" w:w="3430"/>
             <w:tcMar>
               <w:top w:type="dxa" w:w="80"/>
               <w:left w:type="dxa" w:w="120"/>
@@ -6109,7 +6109,7 @@
         <w:pStyle w:val="ListParagraph"/>
         <w:numPr>
           <w:ilvl w:val="0"/>
-          <w:numId w:val="3"/>
+          <w:numId w:val="4"/>
         </w:numPr>
         <w:spacing w:after="60" w:before="0" w:line="300"/>
       </w:pPr>
@@ -6236,7 +6236,7 @@
         <w:pStyle w:val="ListParagraph"/>
         <w:numPr>
           <w:ilvl w:val="0"/>
-          <w:numId w:val="3"/>
+          <w:numId w:val="4"/>
         </w:numPr>
         <w:spacing w:after="60" w:before="0" w:line="300"/>
       </w:pPr>
@@ -7233,7 +7233,7 @@
         <w:pStyle w:val="ListParagraph"/>
         <w:numPr>
           <w:ilvl w:val="0"/>
-          <w:numId w:val="3"/>
+          <w:numId w:val="4"/>
         </w:numPr>
         <w:spacing w:after="60" w:before="0" w:line="300"/>
       </w:pPr>
@@ -7269,7 +7269,7 @@
         <w:pStyle w:val="ListParagraph"/>
         <w:numPr>
           <w:ilvl w:val="0"/>
-          <w:numId w:val="3"/>
+          <w:numId w:val="4"/>
         </w:numPr>
         <w:spacing w:after="60" w:before="0" w:line="300"/>
       </w:pPr>
@@ -7331,7 +7331,7 @@
         <w:pStyle w:val="ListParagraph"/>
         <w:numPr>
           <w:ilvl w:val="0"/>
-          <w:numId w:val="3"/>
+          <w:numId w:val="4"/>
         </w:numPr>
         <w:spacing w:after="60" w:before="0" w:line="300"/>
       </w:pPr>
@@ -7395,9 +7395,9 @@
         </w:tblBorders>
       </w:tblPr>
       <w:tblGrid>
-        <w:gridCol w:w="1625"/>
-        <w:gridCol w:w="3701"/>
-        <w:gridCol w:w="3700"/>
+        <w:gridCol w:w="2166"/>
+        <w:gridCol w:w="3430"/>
+        <w:gridCol w:w="3430"/>
       </w:tblGrid>
       <w:tr>
         <w:trPr>
@@ -7405,7 +7405,7 @@
         </w:trPr>
         <w:tc>
           <w:tcPr>
-            <w:tcW w:type="dxa" w:w="1625"/>
+            <w:tcW w:type="dxa" w:w="2166"/>
             <w:shd w:fill="27364F" w:color="auto" w:val="clear"/>
             <w:tcMar>
               <w:top w:type="dxa" w:w="80"/>
@@ -7435,7 +7435,7 @@
         </w:tc>
         <w:tc>
           <w:tcPr>
-            <w:tcW w:type="dxa" w:w="3701"/>
+            <w:tcW w:type="dxa" w:w="3430"/>
             <w:shd w:fill="27364F" w:color="auto" w:val="clear"/>
             <w:tcMar>
               <w:top w:type="dxa" w:w="80"/>
@@ -7465,7 +7465,7 @@
         </w:tc>
         <w:tc>
           <w:tcPr>
-            <w:tcW w:type="dxa" w:w="3700"/>
+            <w:tcW w:type="dxa" w:w="3430"/>
             <w:shd w:fill="27364F" w:color="auto" w:val="clear"/>
             <w:tcMar>
               <w:top w:type="dxa" w:w="80"/>
@@ -7500,7 +7500,7 @@
         </w:trPr>
         <w:tc>
           <w:tcPr>
-            <w:tcW w:type="dxa" w:w="1625"/>
+            <w:tcW w:type="dxa" w:w="2166"/>
             <w:tcMar>
               <w:top w:type="dxa" w:w="80"/>
               <w:left w:type="dxa" w:w="120"/>
@@ -7529,7 +7529,7 @@
         </w:tc>
         <w:tc>
           <w:tcPr>
-            <w:tcW w:type="dxa" w:w="3701"/>
+            <w:tcW w:type="dxa" w:w="3430"/>
             <w:tcMar>
               <w:top w:type="dxa" w:w="80"/>
               <w:left w:type="dxa" w:w="120"/>
@@ -7558,7 +7558,7 @@
         </w:tc>
         <w:tc>
           <w:tcPr>
-            <w:tcW w:type="dxa" w:w="3700"/>
+            <w:tcW w:type="dxa" w:w="3430"/>
             <w:tcMar>
               <w:top w:type="dxa" w:w="80"/>
               <w:left w:type="dxa" w:w="120"/>
@@ -7592,7 +7592,7 @@
         </w:trPr>
         <w:tc>
           <w:tcPr>
-            <w:tcW w:type="dxa" w:w="1625"/>
+            <w:tcW w:type="dxa" w:w="2166"/>
             <w:tcMar>
               <w:top w:type="dxa" w:w="80"/>
               <w:left w:type="dxa" w:w="120"/>
@@ -7621,7 +7621,7 @@
         </w:tc>
         <w:tc>
           <w:tcPr>
-            <w:tcW w:type="dxa" w:w="3701"/>
+            <w:tcW w:type="dxa" w:w="3430"/>
             <w:tcMar>
               <w:top w:type="dxa" w:w="80"/>
               <w:left w:type="dxa" w:w="120"/>
@@ -7676,7 +7676,7 @@
         </w:tc>
         <w:tc>
           <w:tcPr>
-            <w:tcW w:type="dxa" w:w="3700"/>
+            <w:tcW w:type="dxa" w:w="3430"/>
             <w:tcMar>
               <w:top w:type="dxa" w:w="80"/>
               <w:left w:type="dxa" w:w="120"/>
@@ -7710,7 +7710,7 @@
         </w:trPr>
         <w:tc>
           <w:tcPr>
-            <w:tcW w:type="dxa" w:w="1625"/>
+            <w:tcW w:type="dxa" w:w="2166"/>
             <w:tcMar>
               <w:top w:type="dxa" w:w="80"/>
               <w:left w:type="dxa" w:w="120"/>
@@ -7739,7 +7739,7 @@
         </w:tc>
         <w:tc>
           <w:tcPr>
-            <w:tcW w:type="dxa" w:w="3701"/>
+            <w:tcW w:type="dxa" w:w="3430"/>
             <w:tcMar>
               <w:top w:type="dxa" w:w="80"/>
               <w:left w:type="dxa" w:w="120"/>
@@ -7768,7 +7768,7 @@
         </w:tc>
         <w:tc>
           <w:tcPr>
-            <w:tcW w:type="dxa" w:w="3700"/>
+            <w:tcW w:type="dxa" w:w="3430"/>
             <w:tcMar>
               <w:top w:type="dxa" w:w="80"/>
               <w:left w:type="dxa" w:w="120"/>
@@ -7802,7 +7802,7 @@
         </w:trPr>
         <w:tc>
           <w:tcPr>
-            <w:tcW w:type="dxa" w:w="1625"/>
+            <w:tcW w:type="dxa" w:w="2166"/>
             <w:tcMar>
               <w:top w:type="dxa" w:w="80"/>
               <w:left w:type="dxa" w:w="120"/>
@@ -7831,7 +7831,7 @@
         </w:tc>
         <w:tc>
           <w:tcPr>
-            <w:tcW w:type="dxa" w:w="3701"/>
+            <w:tcW w:type="dxa" w:w="3430"/>
             <w:tcMar>
               <w:top w:type="dxa" w:w="80"/>
               <w:left w:type="dxa" w:w="120"/>
@@ -7886,7 +7886,7 @@
         </w:tc>
         <w:tc>
           <w:tcPr>
-            <w:tcW w:type="dxa" w:w="3700"/>
+            <w:tcW w:type="dxa" w:w="3430"/>
             <w:tcMar>
               <w:top w:type="dxa" w:w="80"/>
               <w:left w:type="dxa" w:w="120"/>
@@ -7920,7 +7920,7 @@
         </w:trPr>
         <w:tc>
           <w:tcPr>
-            <w:tcW w:type="dxa" w:w="1625"/>
+            <w:tcW w:type="dxa" w:w="2166"/>
             <w:tcMar>
               <w:top w:type="dxa" w:w="80"/>
               <w:left w:type="dxa" w:w="120"/>
@@ -7949,7 +7949,7 @@
         </w:tc>
         <w:tc>
           <w:tcPr>
-            <w:tcW w:type="dxa" w:w="3701"/>
+            <w:tcW w:type="dxa" w:w="3430"/>
             <w:tcMar>
               <w:top w:type="dxa" w:w="80"/>
               <w:left w:type="dxa" w:w="120"/>
@@ -8004,7 +8004,7 @@
         </w:tc>
         <w:tc>
           <w:tcPr>
-            <w:tcW w:type="dxa" w:w="3700"/>
+            <w:tcW w:type="dxa" w:w="3430"/>
             <w:tcMar>
               <w:top w:type="dxa" w:w="80"/>
               <w:left w:type="dxa" w:w="120"/>
@@ -8038,7 +8038,7 @@
         </w:trPr>
         <w:tc>
           <w:tcPr>
-            <w:tcW w:type="dxa" w:w="1625"/>
+            <w:tcW w:type="dxa" w:w="2166"/>
             <w:tcMar>
               <w:top w:type="dxa" w:w="80"/>
               <w:left w:type="dxa" w:w="120"/>
@@ -8067,7 +8067,7 @@
         </w:tc>
         <w:tc>
           <w:tcPr>
-            <w:tcW w:type="dxa" w:w="3701"/>
+            <w:tcW w:type="dxa" w:w="3430"/>
             <w:tcMar>
               <w:top w:type="dxa" w:w="80"/>
               <w:left w:type="dxa" w:w="120"/>
@@ -8122,7 +8122,7 @@
         </w:tc>
         <w:tc>
           <w:tcPr>
-            <w:tcW w:type="dxa" w:w="3700"/>
+            <w:tcW w:type="dxa" w:w="3430"/>
             <w:tcMar>
               <w:top w:type="dxa" w:w="80"/>
               <w:left w:type="dxa" w:w="120"/>
@@ -11074,7 +11074,7 @@
         <w:pStyle w:val="ListParagraph"/>
         <w:numPr>
           <w:ilvl w:val="0"/>
-          <w:numId w:val="2"/>
+          <w:numId w:val="5"/>
         </w:numPr>
         <w:spacing w:after="60" w:before="0" w:line="300"/>
       </w:pPr>
@@ -11110,7 +11110,7 @@
         <w:pStyle w:val="ListParagraph"/>
         <w:numPr>
           <w:ilvl w:val="0"/>
-          <w:numId w:val="2"/>
+          <w:numId w:val="5"/>
         </w:numPr>
         <w:spacing w:after="60" w:before="0" w:line="300"/>
       </w:pPr>
@@ -11172,7 +11172,7 @@
         <w:pStyle w:val="ListParagraph"/>
         <w:numPr>
           <w:ilvl w:val="0"/>
-          <w:numId w:val="2"/>
+          <w:numId w:val="5"/>
         </w:numPr>
         <w:spacing w:after="60" w:before="0" w:line="300"/>
       </w:pPr>
@@ -11208,7 +11208,7 @@
         <w:pStyle w:val="ListParagraph"/>
         <w:numPr>
           <w:ilvl w:val="0"/>
-          <w:numId w:val="2"/>
+          <w:numId w:val="5"/>
         </w:numPr>
         <w:spacing w:after="60" w:before="0" w:line="300"/>
       </w:pPr>
@@ -12203,7 +12203,7 @@
           <w:sz w:val="28"/>
           <w:szCs w:val="28"/>
         </w:rPr>
-        <w:t xml:space="preserve">11. 이 노트 고치기</w:t>
+        <w:t xml:space="preserve">11. 프로그램 고치기</w:t>
       </w:r>
       <w:r>
         <w:rPr>
@@ -12212,7 +12212,7 @@
           <w:sz w:val="17"/>
           <w:szCs w:val="17"/>
         </w:rPr>
-        <w:t xml:space="preserve">   Editing this note</w:t>
+        <w:t xml:space="preserve">   Changing the program</w:t>
       </w:r>
     </w:p>
     <w:p>
@@ -12230,7 +12230,7 @@
           <w:sz w:val="19"/>
           <w:szCs w:val="19"/>
         </w:rPr>
-        <w:t xml:space="preserve">프로그램을 고치면 이 노트도 같이 고쳐야 합니다. 안 고치면 다음 사람이 </w:t>
+        <w:t xml:space="preserve">숫자 몇 개를 바꾸는 일이라면 </w:t>
       </w:r>
       <w:r>
         <w:rPr>
@@ -12243,7 +12243,7 @@
           <w:sz w:val="19"/>
           <w:szCs w:val="19"/>
         </w:rPr>
-        <w:t xml:space="preserve">틀린 설명을 믿고</w:t>
+        <w:t xml:space="preserve">설정 화면으로 충분합니다</w:t>
       </w:r>
       <w:r>
         <w:rPr>
@@ -12256,7 +12256,328 @@
           <w:sz w:val="19"/>
           <w:szCs w:val="19"/>
         </w:rPr>
-        <w:t xml:space="preserve"> 시간을 씁니다 — 실제로 저장 위치를 옮긴 뒤 4장 설명이 하루 동안 거짓말을 하고 있었습니다.</w:t>
+        <w:t xml:space="preserve">(5장) — 여기까지 올 필요가 없습니다. 이 장은 </w:t>
+      </w:r>
+      <w:r>
+        <w:rPr>
+          <w:rFonts w:ascii="맑은 고딕" w:cs="맑은 고딕" w:eastAsia="맑은 고딕" w:hAnsi="맑은 고딕"/>
+          <w:b/>
+          <w:bCs/>
+          <w:i w:val="false"/>
+          <w:iCs w:val="false"/>
+          <w:color w:val="6E7480"/>
+          <w:sz w:val="19"/>
+          <w:szCs w:val="19"/>
+        </w:rPr>
+        <w:t xml:space="preserve">소스를 고쳐야 하는 일</w:t>
+      </w:r>
+      <w:r>
+        <w:rPr>
+          <w:rFonts w:ascii="맑은 고딕" w:cs="맑은 고딕" w:eastAsia="맑은 고딕" w:hAnsi="맑은 고딕"/>
+          <w:b w:val="false"/>
+          <w:bCs w:val="false"/>
+          <w:i w:val="false"/>
+          <w:iCs w:val="false"/>
+          <w:color w:val="6E7480"/>
+          <w:sz w:val="19"/>
+          <w:szCs w:val="19"/>
+        </w:rPr>
+        <w:t xml:space="preserve">, 그러니까 화면에 없는 값을 바꾸거나, 항목을 더하거나, 동작 자체를 바꿔야 할 때를 위한 것입니다.</w:t>
+      </w:r>
+    </w:p>
+    <w:p>
+      <w:pPr>
+        <w:pStyle w:val="Heading2"/>
+        <w:keepNext/>
+        <w:spacing w:after="100" w:before="280"/>
+      </w:pPr>
+      <w:r>
+        <w:rPr>
+          <w:rFonts w:ascii="맑은 고딕" w:cs="맑은 고딕" w:eastAsia="맑은 고딕" w:hAnsi="맑은 고딕"/>
+          <w:b/>
+          <w:bCs/>
+          <w:i w:val="false"/>
+          <w:iCs w:val="false"/>
+          <w:color w:val="1B4FA8"/>
+          <w:sz w:val="22"/>
+          <w:szCs w:val="22"/>
+        </w:rPr>
+        <w:t xml:space="preserve">준비</w:t>
+      </w:r>
+    </w:p>
+    <w:p>
+      <w:pPr>
+        <w:spacing w:after="120" w:before="0" w:line="300"/>
+      </w:pPr>
+      <w:r>
+        <w:rPr>
+          <w:rFonts w:ascii="맑은 고딕" w:cs="맑은 고딕" w:eastAsia="맑은 고딕" w:hAnsi="맑은 고딕"/>
+          <w:b w:val="false"/>
+          <w:bCs w:val="false"/>
+          <w:i w:val="false"/>
+          <w:iCs w:val="false"/>
+          <w:color w:val="1F2126"/>
+          <w:sz w:val="19"/>
+          <w:szCs w:val="19"/>
+        </w:rPr>
+        <w:t xml:space="preserve">Node.js가 설치된 PC와 소스 폴더가 필요합니다. 편집기는 아무거나 되지만 </w:t>
+      </w:r>
+      <w:r>
+        <w:rPr>
+          <w:rFonts w:ascii="맑은 고딕" w:cs="맑은 고딕" w:eastAsia="맑은 고딕" w:hAnsi="맑은 고딕"/>
+          <w:b/>
+          <w:bCs/>
+          <w:i w:val="false"/>
+          <w:iCs w:val="false"/>
+          <w:color w:val="1F2126"/>
+          <w:sz w:val="19"/>
+          <w:szCs w:val="19"/>
+        </w:rPr>
+        <w:t xml:space="preserve">VS Code</w:t>
+      </w:r>
+      <w:r>
+        <w:rPr>
+          <w:rFonts w:ascii="맑은 고딕" w:cs="맑은 고딕" w:eastAsia="맑은 고딕" w:hAnsi="맑은 고딕"/>
+          <w:b w:val="false"/>
+          <w:bCs w:val="false"/>
+          <w:i w:val="false"/>
+          <w:iCs w:val="false"/>
+          <w:color w:val="1F2126"/>
+          <w:sz w:val="19"/>
+          <w:szCs w:val="19"/>
+        </w:rPr>
+        <w:t xml:space="preserve">를 권합니다 — 타입 오류를 저장하는 즉시 빨간 줄로 알려주기 때문에, 잘못 고친 것을 빌드까지 가기 전에 알 수 있습니다.</w:t>
+      </w:r>
+    </w:p>
+    <w:p>
+      <w:pPr>
+        <w:shd w:fill="F4F6F9" w:color="auto" w:val="clear"/>
+        <w:spacing w:after="0" w:before="100" w:line="260"/>
+        <w:ind w:left="120" w:right="120"/>
+      </w:pPr>
+      <w:r>
+        <w:rPr>
+          <w:rFonts w:ascii="Consolas" w:cs="Consolas" w:eastAsia="Consolas" w:hAnsi="Consolas"/>
+          <w:b w:val="false"/>
+          <w:bCs w:val="false"/>
+          <w:i w:val="false"/>
+          <w:iCs w:val="false"/>
+          <w:color w:val="6E7480"/>
+          <w:sz w:val="17"/>
+          <w:szCs w:val="17"/>
+        </w:rPr>
+        <w:t xml:space="preserve"># 처음 한 번만</w:t>
+      </w:r>
+    </w:p>
+    <w:p>
+      <w:pPr>
+        <w:shd w:fill="F4F6F9" w:color="auto" w:val="clear"/>
+        <w:spacing w:after="0" w:before="0" w:line="260"/>
+        <w:ind w:left="120" w:right="120"/>
+      </w:pPr>
+      <w:r>
+        <w:rPr>
+          <w:rFonts w:ascii="Consolas" w:cs="Consolas" w:eastAsia="Consolas" w:hAnsi="Consolas"/>
+          <w:b w:val="false"/>
+          <w:bCs w:val="false"/>
+          <w:i w:val="false"/>
+          <w:iCs w:val="false"/>
+          <w:color w:val="1F2126"/>
+          <w:sz w:val="17"/>
+          <w:szCs w:val="17"/>
+        </w:rPr>
+        <w:t xml:space="preserve">npm install</w:t>
+      </w:r>
+    </w:p>
+    <w:p>
+      <w:pPr>
+        <w:shd w:fill="F4F6F9" w:color="auto" w:val="clear"/>
+        <w:spacing w:after="0" w:before="0" w:line="260"/>
+        <w:ind w:left="120" w:right="120"/>
+      </w:pPr>
+      <w:r>
+        <w:rPr>
+          <w:rFonts w:ascii="Consolas" w:cs="Consolas" w:eastAsia="Consolas" w:hAnsi="Consolas"/>
+          <w:color w:val="1F2126"/>
+          <w:sz w:val="17"/>
+          <w:szCs w:val="17"/>
+        </w:rPr>
+        <w:t xml:space="preserve"> </w:t>
+      </w:r>
+    </w:p>
+    <w:p>
+      <w:pPr>
+        <w:shd w:fill="F4F6F9" w:color="auto" w:val="clear"/>
+        <w:spacing w:after="0" w:before="0" w:line="260"/>
+        <w:ind w:left="120" w:right="120"/>
+      </w:pPr>
+      <w:r>
+        <w:rPr>
+          <w:rFonts w:ascii="Consolas" w:cs="Consolas" w:eastAsia="Consolas" w:hAnsi="Consolas"/>
+          <w:b w:val="false"/>
+          <w:bCs w:val="false"/>
+          <w:i w:val="false"/>
+          <w:iCs w:val="false"/>
+          <w:color w:val="6E7480"/>
+          <w:sz w:val="17"/>
+          <w:szCs w:val="17"/>
+        </w:rPr>
+        <w:t xml:space="preserve"># 고치는 동안 켜 두는 것 — 저장하면 화면이 바로 바뀝니다</w:t>
+      </w:r>
+    </w:p>
+    <w:p>
+      <w:pPr>
+        <w:shd w:fill="F4F6F9" w:color="auto" w:val="clear"/>
+        <w:spacing w:after="0" w:before="0" w:line="260"/>
+        <w:ind w:left="120" w:right="120"/>
+      </w:pPr>
+      <w:r>
+        <w:rPr>
+          <w:rFonts w:ascii="Consolas" w:cs="Consolas" w:eastAsia="Consolas" w:hAnsi="Consolas"/>
+          <w:b w:val="false"/>
+          <w:bCs w:val="false"/>
+          <w:i w:val="false"/>
+          <w:iCs w:val="false"/>
+          <w:color w:val="1F2126"/>
+          <w:sz w:val="17"/>
+          <w:szCs w:val="17"/>
+        </w:rPr>
+        <w:t xml:space="preserve">npm run dev</w:t>
+      </w:r>
+    </w:p>
+    <w:p>
+      <w:pPr>
+        <w:shd w:fill="F4F6F9" w:color="auto" w:val="clear"/>
+        <w:spacing w:after="0" w:before="0" w:line="260"/>
+        <w:ind w:left="120" w:right="120"/>
+      </w:pPr>
+      <w:r>
+        <w:rPr>
+          <w:rFonts w:ascii="Consolas" w:cs="Consolas" w:eastAsia="Consolas" w:hAnsi="Consolas"/>
+          <w:color w:val="1F2126"/>
+          <w:sz w:val="17"/>
+          <w:szCs w:val="17"/>
+        </w:rPr>
+        <w:t xml:space="preserve"> </w:t>
+      </w:r>
+    </w:p>
+    <w:p>
+      <w:pPr>
+        <w:shd w:fill="F4F6F9" w:color="auto" w:val="clear"/>
+        <w:spacing w:after="0" w:before="0" w:line="260"/>
+        <w:ind w:left="120" w:right="120"/>
+      </w:pPr>
+      <w:r>
+        <w:rPr>
+          <w:rFonts w:ascii="Consolas" w:cs="Consolas" w:eastAsia="Consolas" w:hAnsi="Consolas"/>
+          <w:b w:val="false"/>
+          <w:bCs w:val="false"/>
+          <w:i w:val="false"/>
+          <w:iCs w:val="false"/>
+          <w:color w:val="6E7480"/>
+          <w:sz w:val="17"/>
+          <w:szCs w:val="17"/>
+        </w:rPr>
+        <w:t xml:space="preserve"># 다 고쳤으면 반드시 이 순서로</w:t>
+      </w:r>
+    </w:p>
+    <w:p>
+      <w:pPr>
+        <w:shd w:fill="F4F6F9" w:color="auto" w:val="clear"/>
+        <w:spacing w:after="0" w:before="0" w:line="260"/>
+        <w:ind w:left="120" w:right="120"/>
+      </w:pPr>
+      <w:r>
+        <w:rPr>
+          <w:rFonts w:ascii="Consolas" w:cs="Consolas" w:eastAsia="Consolas" w:hAnsi="Consolas"/>
+          <w:b w:val="false"/>
+          <w:bCs w:val="false"/>
+          <w:i w:val="false"/>
+          <w:iCs w:val="false"/>
+          <w:color w:val="1F2126"/>
+          <w:sz w:val="17"/>
+          <w:szCs w:val="17"/>
+        </w:rPr>
+        <w:t xml:space="preserve">npm run typecheck   </w:t>
+      </w:r>
+      <w:r>
+        <w:rPr>
+          <w:rFonts w:ascii="Consolas" w:cs="Consolas" w:eastAsia="Consolas" w:hAnsi="Consolas"/>
+          <w:b w:val="false"/>
+          <w:bCs w:val="false"/>
+          <w:i w:val="false"/>
+          <w:iCs w:val="false"/>
+          <w:color w:val="6E7480"/>
+          <w:sz w:val="17"/>
+          <w:szCs w:val="17"/>
+        </w:rPr>
+        <w:t xml:space="preserve"># 타입이 맞는지 (제일 먼저 걸러집니다)</w:t>
+      </w:r>
+    </w:p>
+    <w:p>
+      <w:pPr>
+        <w:shd w:fill="F4F6F9" w:color="auto" w:val="clear"/>
+        <w:spacing w:after="0" w:before="0" w:line="260"/>
+        <w:ind w:left="120" w:right="120"/>
+      </w:pPr>
+      <w:r>
+        <w:rPr>
+          <w:rFonts w:ascii="Consolas" w:cs="Consolas" w:eastAsia="Consolas" w:hAnsi="Consolas"/>
+          <w:b w:val="false"/>
+          <w:bCs w:val="false"/>
+          <w:i w:val="false"/>
+          <w:iCs w:val="false"/>
+          <w:color w:val="1F2126"/>
+          <w:sz w:val="17"/>
+          <w:szCs w:val="17"/>
+        </w:rPr>
+        <w:t xml:space="preserve">npm run build       </w:t>
+      </w:r>
+      <w:r>
+        <w:rPr>
+          <w:rFonts w:ascii="Consolas" w:cs="Consolas" w:eastAsia="Consolas" w:hAnsi="Consolas"/>
+          <w:b w:val="false"/>
+          <w:bCs w:val="false"/>
+          <w:i w:val="false"/>
+          <w:iCs w:val="false"/>
+          <w:color w:val="6E7480"/>
+          <w:sz w:val="17"/>
+          <w:szCs w:val="17"/>
+        </w:rPr>
+        <w:t xml:space="preserve"># 진짜로 빌드되는지</w:t>
+      </w:r>
+    </w:p>
+    <w:p>
+      <w:pPr>
+        <w:shd w:fill="F4F6F9" w:color="auto" w:val="clear"/>
+        <w:spacing w:after="180" w:before="0" w:line="260"/>
+        <w:ind w:left="120" w:right="120"/>
+      </w:pPr>
+      <w:r>
+        <w:rPr>
+          <w:rFonts w:ascii="Consolas" w:cs="Consolas" w:eastAsia="Consolas" w:hAnsi="Consolas"/>
+          <w:b w:val="false"/>
+          <w:bCs w:val="false"/>
+          <w:i w:val="false"/>
+          <w:iCs w:val="false"/>
+          <w:color w:val="1F2126"/>
+          <w:sz w:val="17"/>
+          <w:szCs w:val="17"/>
+        </w:rPr>
+        <w:t xml:space="preserve">npm run dist:win    </w:t>
+      </w:r>
+      <w:r>
+        <w:rPr>
+          <w:rFonts w:ascii="Consolas" w:cs="Consolas" w:eastAsia="Consolas" w:hAnsi="Consolas"/>
+          <w:b w:val="false"/>
+          <w:bCs w:val="false"/>
+          <w:i w:val="false"/>
+          <w:iCs w:val="false"/>
+          <w:color w:val="6E7480"/>
+          <w:sz w:val="17"/>
+          <w:szCs w:val="17"/>
+        </w:rPr>
+        <w:t xml:space="preserve"># 배포용 실행 파일</w:t>
       </w:r>
     </w:p>
     <w:tbl>
@@ -12314,7 +12635,7 @@
                 <w:sz w:val="19"/>
                 <w:szCs w:val="19"/>
               </w:rPr>
-              <w:t xml:space="preserve">Word 파일과 HTML을 직접 고치지 마세요</w:t>
+              <w:t xml:space="preserve">고치기 전에 되돌릴 수 있게 해 두세요</w:t>
             </w:r>
           </w:p>
           <w:p>
@@ -12332,20 +12653,20 @@
                 <w:sz w:val="17"/>
                 <w:szCs w:val="17"/>
               </w:rPr>
-              <w:t xml:space="preserve">기술개발노트.docx</w:t>
-            </w:r>
-            <w:r>
-              <w:rPr>
-                <w:rFonts w:ascii="맑은 고딕" w:cs="맑은 고딕" w:eastAsia="맑은 고딕" w:hAnsi="맑은 고딕"/>
-                <w:b w:val="false"/>
-                <w:bCs w:val="false"/>
-                <w:i w:val="false"/>
-                <w:iCs w:val="false"/>
-                <w:color w:val="1F2126"/>
-                <w:sz w:val="19"/>
-                <w:szCs w:val="19"/>
-              </w:rPr>
-              <w:t xml:space="preserve">와 </w:t>
+              <w:t xml:space="preserve">git status</w:t>
+            </w:r>
+            <w:r>
+              <w:rPr>
+                <w:rFonts w:ascii="맑은 고딕" w:cs="맑은 고딕" w:eastAsia="맑은 고딕" w:hAnsi="맑은 고딕"/>
+                <w:b w:val="false"/>
+                <w:bCs w:val="false"/>
+                <w:i w:val="false"/>
+                <w:iCs w:val="false"/>
+                <w:color w:val="1F2126"/>
+                <w:sz w:val="19"/>
+                <w:szCs w:val="19"/>
+              </w:rPr>
+              <w:t xml:space="preserve">로 지금 상태가 깨끗한지 보고, 고친 뒤에는 </w:t>
             </w:r>
             <w:r>
               <w:rPr>
@@ -12358,20 +12679,20 @@
                 <w:sz w:val="17"/>
                 <w:szCs w:val="17"/>
               </w:rPr>
-              <w:t xml:space="preserve">기술개발노트.html</w:t>
-            </w:r>
-            <w:r>
-              <w:rPr>
-                <w:rFonts w:ascii="맑은 고딕" w:cs="맑은 고딕" w:eastAsia="맑은 고딕" w:hAnsi="맑은 고딕"/>
-                <w:b w:val="false"/>
-                <w:bCs w:val="false"/>
-                <w:i w:val="false"/>
-                <w:iCs w:val="false"/>
-                <w:color w:val="1F2126"/>
-                <w:sz w:val="19"/>
-                <w:szCs w:val="19"/>
-              </w:rPr>
-              <w:t xml:space="preserve">은 </w:t>
+              <w:t xml:space="preserve">git diff</w:t>
+            </w:r>
+            <w:r>
+              <w:rPr>
+                <w:rFonts w:ascii="맑은 고딕" w:cs="맑은 고딕" w:eastAsia="맑은 고딕" w:hAnsi="맑은 고딕"/>
+                <w:b w:val="false"/>
+                <w:bCs w:val="false"/>
+                <w:i w:val="false"/>
+                <w:iCs w:val="false"/>
+                <w:color w:val="1F2126"/>
+                <w:sz w:val="19"/>
+                <w:szCs w:val="19"/>
+              </w:rPr>
+              <w:t xml:space="preserve">로 </w:t>
             </w:r>
             <w:r>
               <w:rPr>
@@ -12384,46 +12705,20 @@
                 <w:sz w:val="19"/>
                 <w:szCs w:val="19"/>
               </w:rPr>
-              <w:t xml:space="preserve">둘 다 만들어진 결과물</w:t>
-            </w:r>
-            <w:r>
-              <w:rPr>
-                <w:rFonts w:ascii="맑은 고딕" w:cs="맑은 고딕" w:eastAsia="맑은 고딕" w:hAnsi="맑은 고딕"/>
-                <w:b w:val="false"/>
-                <w:bCs w:val="false"/>
-                <w:i w:val="false"/>
-                <w:iCs w:val="false"/>
-                <w:color w:val="1F2126"/>
-                <w:sz w:val="19"/>
-                <w:szCs w:val="19"/>
-              </w:rPr>
-              <w:t xml:space="preserve">입니다. 여기에 쓴 내용은 다음에 다시 만들 때 </w:t>
-            </w:r>
-            <w:r>
-              <w:rPr>
-                <w:rFonts w:ascii="맑은 고딕" w:cs="맑은 고딕" w:eastAsia="맑은 고딕" w:hAnsi="맑은 고딕"/>
-                <w:b/>
-                <w:bCs/>
-                <w:i w:val="false"/>
-                <w:iCs w:val="false"/>
-                <w:color w:val="1F2126"/>
-                <w:sz w:val="19"/>
-                <w:szCs w:val="19"/>
-              </w:rPr>
-              <w:t xml:space="preserve">말없이 사라집니다.</w:t>
-            </w:r>
-            <w:r>
-              <w:rPr>
-                <w:rFonts w:ascii="맑은 고딕" w:cs="맑은 고딕" w:eastAsia="맑은 고딕" w:hAnsi="맑은 고딕"/>
-                <w:b w:val="false"/>
-                <w:bCs w:val="false"/>
-                <w:i w:val="false"/>
-                <w:iCs w:val="false"/>
-                <w:color w:val="1F2126"/>
-                <w:sz w:val="19"/>
-                <w:szCs w:val="19"/>
-              </w:rPr>
-              <w:t xml:space="preserve"> 원본은 </w:t>
+              <w:t xml:space="preserve">내가 바꾼 것만</w:t>
+            </w:r>
+            <w:r>
+              <w:rPr>
+                <w:rFonts w:ascii="맑은 고딕" w:cs="맑은 고딕" w:eastAsia="맑은 고딕" w:hAnsi="맑은 고딕"/>
+                <w:b w:val="false"/>
+                <w:bCs w:val="false"/>
+                <w:i w:val="false"/>
+                <w:iCs w:val="false"/>
+                <w:color w:val="1F2126"/>
+                <w:sz w:val="19"/>
+                <w:szCs w:val="19"/>
+              </w:rPr>
+              <w:t xml:space="preserve"> 바뀌었는지 확인하세요. 잘못됐으면 </w:t>
             </w:r>
             <w:r>
               <w:rPr>
@@ -12436,20 +12731,20 @@
                 <w:sz w:val="17"/>
                 <w:szCs w:val="17"/>
               </w:rPr>
-              <w:t xml:space="preserve">docs/note.template.html</w:t>
-            </w:r>
-            <w:r>
-              <w:rPr>
-                <w:rFonts w:ascii="맑은 고딕" w:cs="맑은 고딕" w:eastAsia="맑은 고딕" w:hAnsi="맑은 고딕"/>
-                <w:b w:val="false"/>
-                <w:bCs w:val="false"/>
-                <w:i w:val="false"/>
-                <w:iCs w:val="false"/>
-                <w:color w:val="1F2126"/>
-                <w:sz w:val="19"/>
-                <w:szCs w:val="19"/>
-              </w:rPr>
-              <w:t xml:space="preserve"> 하나뿐이고, 나머지는 전부 거기서 나옵니다.</w:t>
+              <w:t xml:space="preserve">git checkout 파일이름</w:t>
+            </w:r>
+            <w:r>
+              <w:rPr>
+                <w:rFonts w:ascii="맑은 고딕" w:cs="맑은 고딕" w:eastAsia="맑은 고딕" w:hAnsi="맑은 고딕"/>
+                <w:b w:val="false"/>
+                <w:bCs w:val="false"/>
+                <w:i w:val="false"/>
+                <w:iCs w:val="false"/>
+                <w:color w:val="1F2126"/>
+                <w:sz w:val="19"/>
+                <w:szCs w:val="19"/>
+              </w:rPr>
+              <w:t xml:space="preserve">으로 그 파일만 되돌립니다. 이게 없으면 「어제는 됐는데」에서 빠져나올 방법이 없습니다.</w:t>
             </w:r>
           </w:p>
         </w:tc>
@@ -12480,7 +12775,7 @@
           <w:sz w:val="22"/>
           <w:szCs w:val="22"/>
         </w:rPr>
-        <w:t xml:space="preserve">고치는 순서</w:t>
+        <w:t xml:space="preserve">어느 파일이 무엇을 하나</w:t>
       </w:r>
     </w:p>
     <w:p>
@@ -12498,7 +12793,33 @@
           <w:sz w:val="19"/>
           <w:szCs w:val="19"/>
         </w:rPr>
-        <w:t xml:space="preserve">Node.js가 설치된 PC에서, 소스 폴더에서 합니다. 글만 고칠 거면 </w:t>
+        <w:t xml:space="preserve">크게 </w:t>
+      </w:r>
+      <w:r>
+        <w:rPr>
+          <w:rFonts w:ascii="맑은 고딕" w:cs="맑은 고딕" w:eastAsia="맑은 고딕" w:hAnsi="맑은 고딕"/>
+          <w:b/>
+          <w:bCs/>
+          <w:i w:val="false"/>
+          <w:iCs w:val="false"/>
+          <w:color w:val="1F2126"/>
+          <w:sz w:val="19"/>
+          <w:szCs w:val="19"/>
+        </w:rPr>
+        <w:t xml:space="preserve">셋</w:t>
+      </w:r>
+      <w:r>
+        <w:rPr>
+          <w:rFonts w:ascii="맑은 고딕" w:cs="맑은 고딕" w:eastAsia="맑은 고딕" w:hAnsi="맑은 고딕"/>
+          <w:b w:val="false"/>
+          <w:bCs w:val="false"/>
+          <w:i w:val="false"/>
+          <w:iCs w:val="false"/>
+          <w:color w:val="1F2126"/>
+          <w:sz w:val="19"/>
+          <w:szCs w:val="19"/>
+        </w:rPr>
+        <w:t xml:space="preserve">으로 나뉩니다. 데이터를 받아오는 쪽(</w:t>
       </w:r>
       <w:r>
         <w:rPr>
@@ -12511,244 +12832,21 @@
           <w:sz w:val="17"/>
           <w:szCs w:val="17"/>
         </w:rPr>
-        <w:t xml:space="preserve">npm install</w:t>
-      </w:r>
-      <w:r>
-        <w:rPr>
-          <w:rFonts w:ascii="맑은 고딕" w:cs="맑은 고딕" w:eastAsia="맑은 고딕" w:hAnsi="맑은 고딕"/>
-          <w:b w:val="false"/>
-          <w:bCs w:val="false"/>
-          <w:i w:val="false"/>
-          <w:iCs w:val="false"/>
-          <w:color w:val="1F2126"/>
-          <w:sz w:val="19"/>
-          <w:szCs w:val="19"/>
-        </w:rPr>
-        <w:t xml:space="preserve">은 처음 한 번이면 됩니다.</w:t>
-      </w:r>
-    </w:p>
-    <w:p>
-      <w:pPr>
-        <w:shd w:fill="F4F6F9" w:color="auto" w:val="clear"/>
-        <w:spacing w:after="0" w:before="100" w:line="260"/>
-        <w:ind w:left="120" w:right="120"/>
-      </w:pPr>
-      <w:r>
-        <w:rPr>
-          <w:rFonts w:ascii="Consolas" w:cs="Consolas" w:eastAsia="Consolas" w:hAnsi="Consolas"/>
-          <w:b w:val="false"/>
-          <w:bCs w:val="false"/>
-          <w:i w:val="false"/>
-          <w:iCs w:val="false"/>
-          <w:color w:val="6E7480"/>
-          <w:sz w:val="17"/>
-          <w:szCs w:val="17"/>
-        </w:rPr>
-        <w:t xml:space="preserve"># 1) 글을 고친다 — 메모장 말고 편집기로 (UTF-8 유지)</w:t>
-      </w:r>
-    </w:p>
-    <w:p>
-      <w:pPr>
-        <w:shd w:fill="F4F6F9" w:color="auto" w:val="clear"/>
-        <w:spacing w:after="0" w:before="0" w:line="260"/>
-        <w:ind w:left="120" w:right="120"/>
-      </w:pPr>
-      <w:r>
-        <w:rPr>
-          <w:rFonts w:ascii="Consolas" w:cs="Consolas" w:eastAsia="Consolas" w:hAnsi="Consolas"/>
-          <w:b w:val="false"/>
-          <w:bCs w:val="false"/>
-          <w:i w:val="false"/>
-          <w:iCs w:val="false"/>
-          <w:color w:val="1F2126"/>
-          <w:sz w:val="17"/>
-          <w:szCs w:val="17"/>
-        </w:rPr>
-        <w:t xml:space="preserve">docs\note.template.html</w:t>
-      </w:r>
-    </w:p>
-    <w:p>
-      <w:pPr>
-        <w:shd w:fill="F4F6F9" w:color="auto" w:val="clear"/>
-        <w:spacing w:after="0" w:before="0" w:line="260"/>
-        <w:ind w:left="120" w:right="120"/>
-      </w:pPr>
-      <w:r>
-        <w:rPr>
-          <w:rFonts w:ascii="Consolas" w:cs="Consolas" w:eastAsia="Consolas" w:hAnsi="Consolas"/>
-          <w:color w:val="1F2126"/>
-          <w:sz w:val="17"/>
-          <w:szCs w:val="17"/>
-        </w:rPr>
-        <w:t xml:space="preserve"> </w:t>
-      </w:r>
-    </w:p>
-    <w:p>
-      <w:pPr>
-        <w:shd w:fill="F4F6F9" w:color="auto" w:val="clear"/>
-        <w:spacing w:after="0" w:before="0" w:line="260"/>
-        <w:ind w:left="120" w:right="120"/>
-      </w:pPr>
-      <w:r>
-        <w:rPr>
-          <w:rFonts w:ascii="Consolas" w:cs="Consolas" w:eastAsia="Consolas" w:hAnsi="Consolas"/>
-          <w:b w:val="false"/>
-          <w:bCs w:val="false"/>
-          <w:i w:val="false"/>
-          <w:iCs w:val="false"/>
-          <w:color w:val="6E7480"/>
-          <w:sz w:val="17"/>
-          <w:szCs w:val="17"/>
-        </w:rPr>
-        <w:t xml:space="preserve"># 2) 읽는 파일 두 개를 다시 만든다</w:t>
-      </w:r>
-    </w:p>
-    <w:p>
-      <w:pPr>
-        <w:shd w:fill="F4F6F9" w:color="auto" w:val="clear"/>
-        <w:spacing w:after="0" w:before="0" w:line="260"/>
-        <w:ind w:left="120" w:right="120"/>
-      </w:pPr>
-      <w:r>
-        <w:rPr>
-          <w:rFonts w:ascii="Consolas" w:cs="Consolas" w:eastAsia="Consolas" w:hAnsi="Consolas"/>
-          <w:b w:val="false"/>
-          <w:bCs w:val="false"/>
-          <w:i w:val="false"/>
-          <w:iCs w:val="false"/>
-          <w:color w:val="1F2126"/>
-          <w:sz w:val="17"/>
-          <w:szCs w:val="17"/>
-        </w:rPr>
-        <w:t xml:space="preserve">npm run note        </w:t>
-      </w:r>
-      <w:r>
-        <w:rPr>
-          <w:rFonts w:ascii="Consolas" w:cs="Consolas" w:eastAsia="Consolas" w:hAnsi="Consolas"/>
-          <w:b w:val="false"/>
-          <w:bCs w:val="false"/>
-          <w:i w:val="false"/>
-          <w:iCs w:val="false"/>
-          <w:color w:val="6E7480"/>
-          <w:sz w:val="17"/>
-          <w:szCs w:val="17"/>
-        </w:rPr>
-        <w:t xml:space="preserve"># → docs\기술개발노트.html  (웹·공유용)</w:t>
-      </w:r>
-    </w:p>
-    <w:p>
-      <w:pPr>
-        <w:shd w:fill="F4F6F9" w:color="auto" w:val="clear"/>
-        <w:spacing w:after="0" w:before="0" w:line="260"/>
-        <w:ind w:left="120" w:right="120"/>
-      </w:pPr>
-      <w:r>
-        <w:rPr>
-          <w:rFonts w:ascii="Consolas" w:cs="Consolas" w:eastAsia="Consolas" w:hAnsi="Consolas"/>
-          <w:b w:val="false"/>
-          <w:bCs w:val="false"/>
-          <w:i w:val="false"/>
-          <w:iCs w:val="false"/>
-          <w:color w:val="1F2126"/>
-          <w:sz w:val="17"/>
-          <w:szCs w:val="17"/>
-        </w:rPr>
-        <w:t xml:space="preserve">npm run note:docx   </w:t>
-      </w:r>
-      <w:r>
-        <w:rPr>
-          <w:rFonts w:ascii="Consolas" w:cs="Consolas" w:eastAsia="Consolas" w:hAnsi="Consolas"/>
-          <w:b w:val="false"/>
-          <w:bCs w:val="false"/>
-          <w:i w:val="false"/>
-          <w:iCs w:val="false"/>
-          <w:color w:val="6E7480"/>
-          <w:sz w:val="17"/>
-          <w:szCs w:val="17"/>
-        </w:rPr>
-        <w:t xml:space="preserve"># → docs\기술개발노트.docx  (워드·인쇄용)</w:t>
-      </w:r>
-    </w:p>
-    <w:p>
-      <w:pPr>
-        <w:shd w:fill="F4F6F9" w:color="auto" w:val="clear"/>
-        <w:spacing w:after="0" w:before="0" w:line="260"/>
-        <w:ind w:left="120" w:right="120"/>
-      </w:pPr>
-      <w:r>
-        <w:rPr>
-          <w:rFonts w:ascii="Consolas" w:cs="Consolas" w:eastAsia="Consolas" w:hAnsi="Consolas"/>
-          <w:color w:val="1F2126"/>
-          <w:sz w:val="17"/>
-          <w:szCs w:val="17"/>
-        </w:rPr>
-        <w:t xml:space="preserve"> </w:t>
-      </w:r>
-    </w:p>
-    <w:p>
-      <w:pPr>
-        <w:shd w:fill="F4F6F9" w:color="auto" w:val="clear"/>
-        <w:spacing w:after="0" w:before="0" w:line="260"/>
-        <w:ind w:left="120" w:right="120"/>
-      </w:pPr>
-      <w:r>
-        <w:rPr>
-          <w:rFonts w:ascii="Consolas" w:cs="Consolas" w:eastAsia="Consolas" w:hAnsi="Consolas"/>
-          <w:b w:val="false"/>
-          <w:bCs w:val="false"/>
-          <w:i w:val="false"/>
-          <w:iCs w:val="false"/>
-          <w:color w:val="6E7480"/>
-          <w:sz w:val="17"/>
-          <w:szCs w:val="17"/>
-        </w:rPr>
-        <w:t xml:space="preserve"># 3) 셋 다 커밋한다 — 원본과 결과물이 어긋나면 안 됩니다</w:t>
-      </w:r>
-    </w:p>
-    <w:p>
-      <w:pPr>
-        <w:shd w:fill="F4F6F9" w:color="auto" w:val="clear"/>
-        <w:spacing w:after="0" w:before="0" w:line="260"/>
-        <w:ind w:left="120" w:right="120"/>
-      </w:pPr>
-      <w:r>
-        <w:rPr>
-          <w:rFonts w:ascii="Consolas" w:cs="Consolas" w:eastAsia="Consolas" w:hAnsi="Consolas"/>
-          <w:b w:val="false"/>
-          <w:bCs w:val="false"/>
-          <w:i w:val="false"/>
-          <w:iCs w:val="false"/>
-          <w:color w:val="1F2126"/>
-          <w:sz w:val="17"/>
-          <w:szCs w:val="17"/>
-        </w:rPr>
-        <w:t xml:space="preserve">git add docs</w:t>
-      </w:r>
-    </w:p>
-    <w:p>
-      <w:pPr>
-        <w:shd w:fill="F4F6F9" w:color="auto" w:val="clear"/>
-        <w:spacing w:after="180" w:before="0" w:line="260"/>
-        <w:ind w:left="120" w:right="120"/>
-      </w:pPr>
-      <w:r>
-        <w:rPr>
-          <w:rFonts w:ascii="Consolas" w:cs="Consolas" w:eastAsia="Consolas" w:hAnsi="Consolas"/>
-          <w:b w:val="false"/>
-          <w:bCs w:val="false"/>
-          <w:i w:val="false"/>
-          <w:iCs w:val="false"/>
-          <w:color w:val="1F2126"/>
-          <w:sz w:val="17"/>
-          <w:szCs w:val="17"/>
-        </w:rPr>
-        <w:t xml:space="preserve">git commit -m "노트: 무엇을 왜 고쳤는지"</w:t>
-      </w:r>
-    </w:p>
-    <w:p>
-      <w:pPr>
-        <w:spacing w:after="120" w:before="0" w:line="300"/>
-      </w:pPr>
+        <w:t xml:space="preserve">server/</w:t>
+      </w:r>
+      <w:r>
+        <w:rPr>
+          <w:rFonts w:ascii="맑은 고딕" w:cs="맑은 고딕" w:eastAsia="맑은 고딕" w:hAnsi="맑은 고딕"/>
+          <w:b w:val="false"/>
+          <w:bCs w:val="false"/>
+          <w:i w:val="false"/>
+          <w:iCs w:val="false"/>
+          <w:color w:val="1F2126"/>
+          <w:sz w:val="19"/>
+          <w:szCs w:val="19"/>
+        </w:rPr>
+        <w:t xml:space="preserve">), 화면에 그리는 쪽(</w:t>
+      </w:r>
       <w:r>
         <w:rPr>
           <w:rFonts w:ascii="Consolas" w:cs="Consolas" w:eastAsia="Consolas" w:hAnsi="Consolas"/>
@@ -12760,46 +12858,20 @@
           <w:sz w:val="17"/>
           <w:szCs w:val="17"/>
         </w:rPr>
-        <w:t xml:space="preserve">note.template.html</w:t>
-      </w:r>
-      <w:r>
-        <w:rPr>
-          <w:rFonts w:ascii="맑은 고딕" w:cs="맑은 고딕" w:eastAsia="맑은 고딕" w:hAnsi="맑은 고딕"/>
-          <w:b w:val="false"/>
-          <w:bCs w:val="false"/>
-          <w:i w:val="false"/>
-          <w:iCs w:val="false"/>
-          <w:color w:val="1F2126"/>
-          <w:sz w:val="19"/>
-          <w:szCs w:val="19"/>
-        </w:rPr>
-        <w:t xml:space="preserve">은 </w:t>
-      </w:r>
-      <w:r>
-        <w:rPr>
-          <w:rFonts w:ascii="맑은 고딕" w:cs="맑은 고딕" w:eastAsia="맑은 고딕" w:hAnsi="맑은 고딕"/>
-          <w:b/>
-          <w:bCs/>
-          <w:i w:val="false"/>
-          <w:iCs w:val="false"/>
-          <w:color w:val="1F2126"/>
-          <w:sz w:val="19"/>
-          <w:szCs w:val="19"/>
-        </w:rPr>
-        <w:t xml:space="preserve">평범한 HTML</w:t>
-      </w:r>
-      <w:r>
-        <w:rPr>
-          <w:rFonts w:ascii="맑은 고딕" w:cs="맑은 고딕" w:eastAsia="맑은 고딕" w:hAnsi="맑은 고딕"/>
-          <w:b w:val="false"/>
-          <w:bCs w:val="false"/>
-          <w:i w:val="false"/>
-          <w:iCs w:val="false"/>
-          <w:color w:val="1F2126"/>
-          <w:sz w:val="19"/>
-          <w:szCs w:val="19"/>
-        </w:rPr>
-        <w:t xml:space="preserve">이라 특별한 도구가 필요 없습니다. 본문은 </w:t>
+        <w:t xml:space="preserve">src/</w:t>
+      </w:r>
+      <w:r>
+        <w:rPr>
+          <w:rFonts w:ascii="맑은 고딕" w:cs="맑은 고딕" w:eastAsia="맑은 고딕" w:hAnsi="맑은 고딕"/>
+          <w:b w:val="false"/>
+          <w:bCs w:val="false"/>
+          <w:i w:val="false"/>
+          <w:iCs w:val="false"/>
+          <w:color w:val="1F2126"/>
+          <w:sz w:val="19"/>
+          <w:szCs w:val="19"/>
+        </w:rPr>
+        <w:t xml:space="preserve">), 그리고 둘 다 보는 값과 약속 (</w:t>
       </w:r>
       <w:r>
         <w:rPr>
@@ -12812,118 +12884,20 @@
           <w:sz w:val="17"/>
           <w:szCs w:val="17"/>
         </w:rPr>
-        <w:t xml:space="preserve">&lt;p&gt;</w:t>
-      </w:r>
-      <w:r>
-        <w:rPr>
-          <w:rFonts w:ascii="맑은 고딕" w:cs="맑은 고딕" w:eastAsia="맑은 고딕" w:hAnsi="맑은 고딕"/>
-          <w:b w:val="false"/>
-          <w:bCs w:val="false"/>
-          <w:i w:val="false"/>
-          <w:iCs w:val="false"/>
-          <w:color w:val="1F2126"/>
-          <w:sz w:val="19"/>
-          <w:szCs w:val="19"/>
-        </w:rPr>
-        <w:t xml:space="preserve">, 굵게는 </w:t>
-      </w:r>
-      <w:r>
-        <w:rPr>
-          <w:rFonts w:ascii="Consolas" w:cs="Consolas" w:eastAsia="Consolas" w:hAnsi="Consolas"/>
-          <w:b w:val="false"/>
-          <w:bCs w:val="false"/>
-          <w:i w:val="false"/>
-          <w:iCs w:val="false"/>
-          <w:color w:val="1B4FA8"/>
-          <w:sz w:val="17"/>
-          <w:szCs w:val="17"/>
-        </w:rPr>
-        <w:t xml:space="preserve">&lt;b&gt;</w:t>
-      </w:r>
-      <w:r>
-        <w:rPr>
-          <w:rFonts w:ascii="맑은 고딕" w:cs="맑은 고딕" w:eastAsia="맑은 고딕" w:hAnsi="맑은 고딕"/>
-          <w:b w:val="false"/>
-          <w:bCs w:val="false"/>
-          <w:i w:val="false"/>
-          <w:iCs w:val="false"/>
-          <w:color w:val="1F2126"/>
-          <w:sz w:val="19"/>
-          <w:szCs w:val="19"/>
-        </w:rPr>
-        <w:t xml:space="preserve">, 파일명·명령어는 </w:t>
-      </w:r>
-      <w:r>
-        <w:rPr>
-          <w:rFonts w:ascii="Consolas" w:cs="Consolas" w:eastAsia="Consolas" w:hAnsi="Consolas"/>
-          <w:b w:val="false"/>
-          <w:bCs w:val="false"/>
-          <w:i w:val="false"/>
-          <w:iCs w:val="false"/>
-          <w:color w:val="1B4FA8"/>
-          <w:sz w:val="17"/>
-          <w:szCs w:val="17"/>
-        </w:rPr>
-        <w:t xml:space="preserve">&lt;code&gt;</w:t>
-      </w:r>
-      <w:r>
-        <w:rPr>
-          <w:rFonts w:ascii="맑은 고딕" w:cs="맑은 고딕" w:eastAsia="맑은 고딕" w:hAnsi="맑은 고딕"/>
-          <w:b w:val="false"/>
-          <w:bCs w:val="false"/>
-          <w:i w:val="false"/>
-          <w:iCs w:val="false"/>
-          <w:color w:val="1F2126"/>
-          <w:sz w:val="19"/>
-          <w:szCs w:val="19"/>
-        </w:rPr>
-        <w:t xml:space="preserve">, 검은 상자는 </w:t>
-      </w:r>
-      <w:r>
-        <w:rPr>
-          <w:rFonts w:ascii="Consolas" w:cs="Consolas" w:eastAsia="Consolas" w:hAnsi="Consolas"/>
-          <w:b w:val="false"/>
-          <w:bCs w:val="false"/>
-          <w:i w:val="false"/>
-          <w:iCs w:val="false"/>
-          <w:color w:val="1B4FA8"/>
-          <w:sz w:val="17"/>
-          <w:szCs w:val="17"/>
-        </w:rPr>
-        <w:t xml:space="preserve">&lt;pre&gt;</w:t>
-      </w:r>
-      <w:r>
-        <w:rPr>
-          <w:rFonts w:ascii="맑은 고딕" w:cs="맑은 고딕" w:eastAsia="맑은 고딕" w:hAnsi="맑은 고딕"/>
-          <w:b w:val="false"/>
-          <w:bCs w:val="false"/>
-          <w:i w:val="false"/>
-          <w:iCs w:val="false"/>
-          <w:color w:val="1F2126"/>
-          <w:sz w:val="19"/>
-          <w:szCs w:val="19"/>
-        </w:rPr>
-        <w:t xml:space="preserve">로 씁니다. 기존 문단을 복사해서 글자만 바꾸는 게 가장 안전합니다.</w:t>
-      </w:r>
-    </w:p>
-    <w:p>
-      <w:pPr>
-        <w:pStyle w:val="Heading2"/>
-        <w:keepNext/>
-        <w:spacing w:after="100" w:before="280"/>
-      </w:pPr>
-      <w:r>
-        <w:rPr>
-          <w:rFonts w:ascii="맑은 고딕" w:cs="맑은 고딕" w:eastAsia="맑은 고딕" w:hAnsi="맑은 고딕"/>
-          <w:b/>
-          <w:bCs/>
-          <w:i w:val="false"/>
-          <w:iCs w:val="false"/>
-          <w:color w:val="1B4FA8"/>
-          <w:sz w:val="22"/>
-          <w:szCs w:val="22"/>
-        </w:rPr>
-        <w:t xml:space="preserve">자주 하는 손질</w:t>
+        <w:t xml:space="preserve">src/shared/</w:t>
+      </w:r>
+      <w:r>
+        <w:rPr>
+          <w:rFonts w:ascii="맑은 고딕" w:cs="맑은 고딕" w:eastAsia="맑은 고딕" w:hAnsi="맑은 고딕"/>
+          <w:b w:val="false"/>
+          <w:bCs w:val="false"/>
+          <w:i w:val="false"/>
+          <w:iCs w:val="false"/>
+          <w:color w:val="1F2126"/>
+          <w:sz w:val="19"/>
+          <w:szCs w:val="19"/>
+        </w:rPr>
+        <w:t xml:space="preserve">)입니다.</w:t>
       </w:r>
     </w:p>
     <w:tbl>
@@ -12939,8 +12913,9 @@
         </w:tblBorders>
       </w:tblPr>
       <w:tblGrid>
-        <w:gridCol w:w="1625"/>
-        <w:gridCol w:w="7401"/>
+        <w:gridCol w:w="2166"/>
+        <w:gridCol w:w="3430"/>
+        <w:gridCol w:w="3430"/>
       </w:tblGrid>
       <w:tr>
         <w:trPr>
@@ -12948,7 +12923,7 @@
         </w:trPr>
         <w:tc>
           <w:tcPr>
-            <w:tcW w:type="dxa" w:w="1625"/>
+            <w:tcW w:type="dxa" w:w="2166"/>
             <w:shd w:fill="27364F" w:color="auto" w:val="clear"/>
             <w:tcMar>
               <w:top w:type="dxa" w:w="80"/>
@@ -12972,13 +12947,13 @@
                 <w:sz w:val="18"/>
                 <w:szCs w:val="18"/>
               </w:rPr>
-              <w:t xml:space="preserve">하고 싶은 것</w:t>
+              <w:t xml:space="preserve">파일</w:t>
             </w:r>
           </w:p>
         </w:tc>
         <w:tc>
           <w:tcPr>
-            <w:tcW w:type="dxa" w:w="7401"/>
+            <w:tcW w:type="dxa" w:w="3430"/>
             <w:shd w:fill="27364F" w:color="auto" w:val="clear"/>
             <w:tcMar>
               <w:top w:type="dxa" w:w="80"/>
@@ -13002,7 +12977,37 @@
                 <w:sz w:val="18"/>
                 <w:szCs w:val="18"/>
               </w:rPr>
-              <w:t xml:space="preserve">어디를 고치나</w:t>
+              <w:t xml:space="preserve">무엇</w:t>
+            </w:r>
+          </w:p>
+        </w:tc>
+        <w:tc>
+          <w:tcPr>
+            <w:tcW w:type="dxa" w:w="3430"/>
+            <w:shd w:fill="27364F" w:color="auto" w:val="clear"/>
+            <w:tcMar>
+              <w:top w:type="dxa" w:w="80"/>
+              <w:left w:type="dxa" w:w="120"/>
+              <w:bottom w:type="dxa" w:w="80"/>
+              <w:right w:type="dxa" w:w="120"/>
+            </w:tcMar>
+          </w:tcPr>
+          <w:p>
+            <w:pPr>
+              <w:spacing w:after="0" w:line="270"/>
+            </w:pPr>
+            <w:r>
+              <w:rPr>
+                <w:rFonts w:ascii="맑은 고딕" w:cs="맑은 고딕" w:eastAsia="맑은 고딕" w:hAnsi="맑은 고딕"/>
+                <w:b/>
+                <w:bCs/>
+                <w:i w:val="false"/>
+                <w:iCs w:val="false"/>
+                <w:color w:val="FFFFFF"/>
+                <w:sz w:val="18"/>
+                <w:szCs w:val="18"/>
+              </w:rPr>
+              <w:t xml:space="preserve">언제 여나</w:t>
             </w:r>
           </w:p>
         </w:tc>
@@ -13013,7 +13018,7 @@
         </w:trPr>
         <w:tc>
           <w:tcPr>
-            <w:tcW w:type="dxa" w:w="1625"/>
+            <w:tcW w:type="dxa" w:w="2166"/>
             <w:tcMar>
               <w:top w:type="dxa" w:w="80"/>
               <w:left w:type="dxa" w:w="120"/>
@@ -13036,13 +13041,13 @@
                 <w:sz w:val="18"/>
                 <w:szCs w:val="18"/>
               </w:rPr>
-              <w:t xml:space="preserve">문장 하나 고치기</w:t>
+              <w:t xml:space="preserve">src/shared/config.ts</w:t>
             </w:r>
           </w:p>
         </w:tc>
         <w:tc>
           <w:tcPr>
-            <w:tcW w:type="dxa" w:w="7401"/>
+            <w:tcW w:type="dxa" w:w="3430"/>
             <w:tcMar>
               <w:top w:type="dxa" w:w="80"/>
               <w:left w:type="dxa" w:w="120"/>
@@ -13065,46 +13070,20 @@
                 <w:sz w:val="18"/>
                 <w:szCs w:val="18"/>
               </w:rPr>
-              <w:t xml:space="preserve">해당 </w:t>
-            </w:r>
-            <w:r>
-              <w:rPr>
-                <w:rFonts w:ascii="Consolas" w:cs="Consolas" w:eastAsia="Consolas" w:hAnsi="Consolas"/>
-                <w:b w:val="false"/>
-                <w:bCs w:val="false"/>
-                <w:i w:val="false"/>
-                <w:iCs w:val="false"/>
-                <w:color w:val="1B4FA8"/>
-                <w:sz w:val="16"/>
-                <w:szCs w:val="16"/>
-              </w:rPr>
-              <w:t xml:space="preserve">&lt;p&gt;</w:t>
-            </w:r>
-            <w:r>
-              <w:rPr>
-                <w:rFonts w:ascii="맑은 고딕" w:cs="맑은 고딕" w:eastAsia="맑은 고딕" w:hAnsi="맑은 고딕"/>
-                <w:b w:val="false"/>
-                <w:bCs w:val="false"/>
+              <w:t xml:space="preserve">주소·주기·크기 같은 </w:t>
+            </w:r>
+            <w:r>
+              <w:rPr>
+                <w:rFonts w:ascii="맑은 고딕" w:cs="맑은 고딕" w:eastAsia="맑은 고딕" w:hAnsi="맑은 고딕"/>
+                <w:b/>
+                <w:bCs/>
                 <w:i w:val="false"/>
                 <w:iCs w:val="false"/>
                 <w:color w:val="1F2126"/>
                 <w:sz w:val="18"/>
                 <w:szCs w:val="18"/>
               </w:rPr>
-              <w:t xml:space="preserve">를 찾아 고칩니다. </w:t>
-            </w:r>
-            <w:r>
-              <w:rPr>
-                <w:rFonts w:ascii="Consolas" w:cs="Consolas" w:eastAsia="Consolas" w:hAnsi="Consolas"/>
-                <w:b w:val="false"/>
-                <w:bCs w:val="false"/>
-                <w:i w:val="false"/>
-                <w:iCs w:val="false"/>
-                <w:color w:val="1B4FA8"/>
-                <w:sz w:val="16"/>
-                <w:szCs w:val="16"/>
-              </w:rPr>
-              <w:t xml:space="preserve">Ctrl+F</w:t>
+              <w:t xml:space="preserve">상수 전부</w:t>
             </w:r>
             <w:r>
               <w:rPr>
@@ -13117,7 +13096,49 @@
                 <w:sz w:val="18"/>
                 <w:szCs w:val="18"/>
               </w:rPr>
-              <w:t xml:space="preserve">로 화면에 보이는 문장을 그대로 검색하면 나옵니다.</w:t>
+              <w:t xml:space="preserve">. 대부분의 수정은 여기서 끝납니다.</w:t>
+            </w:r>
+          </w:p>
+        </w:tc>
+        <w:tc>
+          <w:tcPr>
+            <w:tcW w:type="dxa" w:w="3430"/>
+            <w:tcMar>
+              <w:top w:type="dxa" w:w="80"/>
+              <w:left w:type="dxa" w:w="120"/>
+              <w:bottom w:type="dxa" w:w="80"/>
+              <w:right w:type="dxa" w:w="120"/>
+            </w:tcMar>
+          </w:tcPr>
+          <w:p>
+            <w:pPr>
+              <w:spacing w:after="0" w:line="270"/>
+            </w:pPr>
+            <w:r>
+              <w:rPr>
+                <w:rFonts w:ascii="맑은 고딕" w:cs="맑은 고딕" w:eastAsia="맑은 고딕" w:hAnsi="맑은 고딕"/>
+                <w:b w:val="false"/>
+                <w:bCs w:val="false"/>
+                <w:i w:val="false"/>
+                <w:iCs w:val="false"/>
+                <w:color w:val="1F2126"/>
+                <w:sz w:val="18"/>
+                <w:szCs w:val="18"/>
+              </w:rPr>
+              <w:t xml:space="preserve">값 하나 바꾸고 싶을 때 </w:t>
+            </w:r>
+            <w:r>
+              <w:rPr>
+                <w:rFonts w:ascii="맑은 고딕" w:cs="맑은 고딕" w:eastAsia="맑은 고딕" w:hAnsi="맑은 고딕"/>
+                <w:b/>
+                <w:bCs/>
+                <w:i w:val="false"/>
+                <w:iCs w:val="false"/>
+                <w:color w:val="1F2126"/>
+                <w:sz w:val="18"/>
+                <w:szCs w:val="18"/>
+              </w:rPr>
+              <w:t xml:space="preserve">제일 먼저</w:t>
             </w:r>
           </w:p>
         </w:tc>
@@ -13128,7 +13149,7 @@
         </w:trPr>
         <w:tc>
           <w:tcPr>
-            <w:tcW w:type="dxa" w:w="1625"/>
+            <w:tcW w:type="dxa" w:w="2166"/>
             <w:tcMar>
               <w:top w:type="dxa" w:w="80"/>
               <w:left w:type="dxa" w:w="120"/>
@@ -13151,13 +13172,13 @@
                 <w:sz w:val="18"/>
                 <w:szCs w:val="18"/>
               </w:rPr>
-              <w:t xml:space="preserve">함정 하나 추가</w:t>
+              <w:t xml:space="preserve">src/shared/types.ts</w:t>
             </w:r>
           </w:p>
         </w:tc>
         <w:tc>
           <w:tcPr>
-            <w:tcW w:type="dxa" w:w="7401"/>
+            <w:tcW w:type="dxa" w:w="3430"/>
             <w:tcMar>
               <w:top w:type="dxa" w:w="80"/>
               <w:left w:type="dxa" w:w="120"/>
@@ -13180,46 +13201,20 @@
                 <w:sz w:val="18"/>
                 <w:szCs w:val="18"/>
               </w:rPr>
-              <w:t xml:space="preserve">8장에서 </w:t>
-            </w:r>
-            <w:r>
-              <w:rPr>
-                <w:rFonts w:ascii="Consolas" w:cs="Consolas" w:eastAsia="Consolas" w:hAnsi="Consolas"/>
-                <w:b w:val="false"/>
-                <w:bCs w:val="false"/>
-                <w:i w:val="false"/>
-                <w:iCs w:val="false"/>
-                <w:color w:val="1B4FA8"/>
-                <w:sz w:val="16"/>
-                <w:szCs w:val="16"/>
-              </w:rPr>
-              <w:t xml:space="preserve">&lt;div class="trap"&gt;</w:t>
-            </w:r>
-            <w:r>
-              <w:rPr>
-                <w:rFonts w:ascii="맑은 고딕" w:cs="맑은 고딕" w:eastAsia="맑은 고딕" w:hAnsi="맑은 고딕"/>
-                <w:b w:val="false"/>
-                <w:bCs w:val="false"/>
+              <w:t xml:space="preserve">허브와 창이 주고받는 </w:t>
+            </w:r>
+            <w:r>
+              <w:rPr>
+                <w:rFonts w:ascii="맑은 고딕" w:cs="맑은 고딕" w:eastAsia="맑은 고딕" w:hAnsi="맑은 고딕"/>
+                <w:b/>
+                <w:bCs/>
                 <w:i w:val="false"/>
                 <w:iCs w:val="false"/>
                 <w:color w:val="1F2126"/>
                 <w:sz w:val="18"/>
                 <w:szCs w:val="18"/>
               </w:rPr>
-              <w:t xml:space="preserve"> 한 덩어리를 통째로 복사해 붙이고, </w:t>
-            </w:r>
-            <w:r>
-              <w:rPr>
-                <w:rFonts w:ascii="Consolas" w:cs="Consolas" w:eastAsia="Consolas" w:hAnsi="Consolas"/>
-                <w:b w:val="false"/>
-                <w:bCs w:val="false"/>
-                <w:i w:val="false"/>
-                <w:iCs w:val="false"/>
-                <w:color w:val="1B4FA8"/>
-                <w:sz w:val="16"/>
-                <w:szCs w:val="16"/>
-              </w:rPr>
-              <w:t xml:space="preserve">trap-tag</w:t>
+              <w:t xml:space="preserve">메시지 약속</w:t>
             </w:r>
             <w:r>
               <w:rPr>
@@ -13232,33 +13227,36 @@
                 <w:sz w:val="18"/>
                 <w:szCs w:val="18"/>
               </w:rPr>
-              <w:t xml:space="preserve"> 번호와 내용을 바꿉니다. </w:t>
-            </w:r>
-            <w:r>
-              <w:rPr>
-                <w:rFonts w:ascii="맑은 고딕" w:cs="맑은 고딕" w:eastAsia="맑은 고딕" w:hAnsi="맑은 고딕"/>
-                <w:b/>
-                <w:bCs/>
+              <w:t xml:space="preserve">. 여기를 고치면 양쪽 다 고쳐야 합니다.</w:t>
+            </w:r>
+          </w:p>
+        </w:tc>
+        <w:tc>
+          <w:tcPr>
+            <w:tcW w:type="dxa" w:w="3430"/>
+            <w:tcMar>
+              <w:top w:type="dxa" w:w="80"/>
+              <w:left w:type="dxa" w:w="120"/>
+              <w:bottom w:type="dxa" w:w="80"/>
+              <w:right w:type="dxa" w:w="120"/>
+            </w:tcMar>
+          </w:tcPr>
+          <w:p>
+            <w:pPr>
+              <w:spacing w:after="0" w:line="270"/>
+            </w:pPr>
+            <w:r>
+              <w:rPr>
+                <w:rFonts w:ascii="맑은 고딕" w:cs="맑은 고딕" w:eastAsia="맑은 고딕" w:hAnsi="맑은 고딕"/>
+                <w:b w:val="false"/>
+                <w:bCs w:val="false"/>
                 <w:i w:val="false"/>
                 <w:iCs w:val="false"/>
                 <w:color w:val="1F2126"/>
                 <w:sz w:val="18"/>
                 <w:szCs w:val="18"/>
               </w:rPr>
-              <w:t xml:space="preserve">증상 · 원인 · 대응</w:t>
-            </w:r>
-            <w:r>
-              <w:rPr>
-                <w:rFonts w:ascii="맑은 고딕" w:cs="맑은 고딕" w:eastAsia="맑은 고딕" w:hAnsi="맑은 고딕"/>
-                <w:b w:val="false"/>
-                <w:bCs w:val="false"/>
-                <w:i w:val="false"/>
-                <w:iCs w:val="false"/>
-                <w:color w:val="1F2126"/>
-                <w:sz w:val="18"/>
-                <w:szCs w:val="18"/>
-              </w:rPr>
-              <w:t xml:space="preserve"> 세 단락 구조를 지키세요.</w:t>
+              <w:t xml:space="preserve">새 데이터를 창에 보낼 때</w:t>
             </w:r>
           </w:p>
         </w:tc>
@@ -13269,7 +13267,7 @@
         </w:trPr>
         <w:tc>
           <w:tcPr>
-            <w:tcW w:type="dxa" w:w="1625"/>
+            <w:tcW w:type="dxa" w:w="2166"/>
             <w:tcMar>
               <w:top w:type="dxa" w:w="80"/>
               <w:left w:type="dxa" w:w="120"/>
@@ -13292,13 +13290,13 @@
                 <w:sz w:val="18"/>
                 <w:szCs w:val="18"/>
               </w:rPr>
-              <w:t xml:space="preserve">장(챕터) 추가</w:t>
+              <w:t xml:space="preserve">server/hub.ts</w:t>
             </w:r>
           </w:p>
         </w:tc>
         <w:tc>
           <w:tcPr>
-            <w:tcW w:type="dxa" w:w="7401"/>
+            <w:tcW w:type="dxa" w:w="3430"/>
             <w:tcMar>
               <w:top w:type="dxa" w:w="80"/>
               <w:left w:type="dxa" w:w="120"/>
@@ -13312,19 +13310,6 @@
             </w:pPr>
             <w:r>
               <w:rPr>
-                <w:rFonts w:ascii="Consolas" w:cs="Consolas" w:eastAsia="Consolas" w:hAnsi="Consolas"/>
-                <w:b w:val="false"/>
-                <w:bCs w:val="false"/>
-                <w:i w:val="false"/>
-                <w:iCs w:val="false"/>
-                <w:color w:val="1B4FA8"/>
-                <w:sz w:val="16"/>
-                <w:szCs w:val="16"/>
-              </w:rPr>
-              <w:t xml:space="preserve">&lt;section&gt;</w:t>
-            </w:r>
-            <w:r>
-              <w:rPr>
                 <w:rFonts w:ascii="맑은 고딕" w:cs="맑은 고딕" w:eastAsia="맑은 고딕" w:hAnsi="맑은 고딕"/>
                 <w:b w:val="false"/>
                 <w:bCs w:val="false"/>
@@ -13334,46 +13319,20 @@
                 <w:sz w:val="18"/>
                 <w:szCs w:val="18"/>
               </w:rPr>
-              <w:t xml:space="preserve"> 한 덩어리를 복사해 </w:t>
-            </w:r>
-            <w:r>
-              <w:rPr>
-                <w:rFonts w:ascii="Consolas" w:cs="Consolas" w:eastAsia="Consolas" w:hAnsi="Consolas"/>
-                <w:b w:val="false"/>
-                <w:bCs w:val="false"/>
-                <w:i w:val="false"/>
-                <w:iCs w:val="false"/>
-                <w:color w:val="1B4FA8"/>
-                <w:sz w:val="16"/>
-                <w:szCs w:val="16"/>
-              </w:rPr>
-              <w:t xml:space="preserve">&lt;/main&gt;</w:t>
-            </w:r>
-            <w:r>
-              <w:rPr>
-                <w:rFonts w:ascii="맑은 고딕" w:cs="맑은 고딕" w:eastAsia="맑은 고딕" w:hAnsi="맑은 고딕"/>
-                <w:b w:val="false"/>
-                <w:bCs w:val="false"/>
+              <w:t xml:space="preserve">모든 것의 </w:t>
+            </w:r>
+            <w:r>
+              <w:rPr>
+                <w:rFonts w:ascii="맑은 고딕" w:cs="맑은 고딕" w:eastAsia="맑은 고딕" w:hAnsi="맑은 고딕"/>
+                <w:b/>
+                <w:bCs/>
                 <w:i w:val="false"/>
                 <w:iCs w:val="false"/>
                 <w:color w:val="1F2126"/>
                 <w:sz w:val="18"/>
                 <w:szCs w:val="18"/>
               </w:rPr>
-              <w:t xml:space="preserve"> 앞에 붙이고, </w:t>
-            </w:r>
-            <w:r>
-              <w:rPr>
-                <w:rFonts w:ascii="Consolas" w:cs="Consolas" w:eastAsia="Consolas" w:hAnsi="Consolas"/>
-                <w:b w:val="false"/>
-                <w:bCs w:val="false"/>
-                <w:i w:val="false"/>
-                <w:iCs w:val="false"/>
-                <w:color w:val="1B4FA8"/>
-                <w:sz w:val="16"/>
-                <w:szCs w:val="16"/>
-              </w:rPr>
-              <w:t xml:space="preserve">sec-no</w:t>
+              <w:t xml:space="preserve">중심</w:t>
             </w:r>
             <w:r>
               <w:rPr>
@@ -13386,21 +13345,24 @@
                 <w:sz w:val="18"/>
                 <w:szCs w:val="18"/>
               </w:rPr>
-              <w:t xml:space="preserve">·</w:t>
-            </w:r>
-            <w:r>
-              <w:rPr>
-                <w:rFonts w:ascii="Consolas" w:cs="Consolas" w:eastAsia="Consolas" w:hAnsi="Consolas"/>
-                <w:b w:val="false"/>
-                <w:bCs w:val="false"/>
-                <w:i w:val="false"/>
-                <w:iCs w:val="false"/>
-                <w:color w:val="1B4FA8"/>
-                <w:sz w:val="16"/>
-                <w:szCs w:val="16"/>
-              </w:rPr>
-              <w:t xml:space="preserve">&lt;h2&gt;</w:t>
-            </w:r>
+              <w:t xml:space="preserve">. 탭이 바뀌면 무엇을 켜고 끌지, 무엇을 언제 보낼지.</w:t>
+            </w:r>
+          </w:p>
+        </w:tc>
+        <w:tc>
+          <w:tcPr>
+            <w:tcW w:type="dxa" w:w="3430"/>
+            <w:tcMar>
+              <w:top w:type="dxa" w:w="80"/>
+              <w:left w:type="dxa" w:w="120"/>
+              <w:bottom w:type="dxa" w:w="80"/>
+              <w:right w:type="dxa" w:w="120"/>
+            </w:tcMar>
+          </w:tcPr>
+          <w:p>
+            <w:pPr>
+              <w:spacing w:after="0" w:line="270"/>
+            </w:pPr>
             <w:r>
               <w:rPr>
                 <w:rFonts w:ascii="맑은 고딕" w:cs="맑은 고딕" w:eastAsia="맑은 고딕" w:hAnsi="맑은 고딕"/>
@@ -13412,33 +13374,7 @@
                 <w:sz w:val="18"/>
                 <w:szCs w:val="18"/>
               </w:rPr>
-              <w:t xml:space="preserve">·</w:t>
-            </w:r>
-            <w:r>
-              <w:rPr>
-                <w:rFonts w:ascii="Consolas" w:cs="Consolas" w:eastAsia="Consolas" w:hAnsi="Consolas"/>
-                <w:b w:val="false"/>
-                <w:bCs w:val="false"/>
-                <w:i w:val="false"/>
-                <w:iCs w:val="false"/>
-                <w:color w:val="1B4FA8"/>
-                <w:sz w:val="16"/>
-                <w:szCs w:val="16"/>
-              </w:rPr>
-              <w:t xml:space="preserve">id</w:t>
-            </w:r>
-            <w:r>
-              <w:rPr>
-                <w:rFonts w:ascii="맑은 고딕" w:cs="맑은 고딕" w:eastAsia="맑은 고딕" w:hAnsi="맑은 고딕"/>
-                <w:b w:val="false"/>
-                <w:bCs w:val="false"/>
-                <w:i w:val="false"/>
-                <w:iCs w:val="false"/>
-                <w:color w:val="1F2126"/>
-                <w:sz w:val="18"/>
-                <w:szCs w:val="18"/>
-              </w:rPr>
-              <w:t xml:space="preserve">를 바꿉니다. 번호는 앞 장에서 이어지게 하세요.</w:t>
+              <w:t xml:space="preserve">탭 동작·폴링을 바꿀 때</w:t>
             </w:r>
           </w:p>
         </w:tc>
@@ -13449,7 +13385,7 @@
         </w:trPr>
         <w:tc>
           <w:tcPr>
-            <w:tcW w:type="dxa" w:w="1625"/>
+            <w:tcW w:type="dxa" w:w="2166"/>
             <w:tcMar>
               <w:top w:type="dxa" w:w="80"/>
               <w:left w:type="dxa" w:w="120"/>
@@ -13472,13 +13408,13 @@
                 <w:sz w:val="18"/>
                 <w:szCs w:val="18"/>
               </w:rPr>
-              <w:t xml:space="preserve">사진 교체·추가</w:t>
+              <w:t xml:space="preserve">server/opensky.ts server/routes.ts</w:t>
             </w:r>
           </w:p>
         </w:tc>
         <w:tc>
           <w:tcPr>
-            <w:tcW w:type="dxa" w:w="7401"/>
+            <w:tcW w:type="dxa" w:w="3430"/>
             <w:tcMar>
               <w:top w:type="dxa" w:w="80"/>
               <w:left w:type="dxa" w:w="120"/>
@@ -13501,7 +13437,36 @@
                 <w:sz w:val="18"/>
                 <w:szCs w:val="18"/>
               </w:rPr>
-              <w:t xml:space="preserve">아래 「사진 넣기」를 보세요.</w:t>
+              <w:t xml:space="preserve">비행기 위치, 편명 → 공항.</w:t>
+            </w:r>
+          </w:p>
+        </w:tc>
+        <w:tc>
+          <w:tcPr>
+            <w:tcW w:type="dxa" w:w="3430"/>
+            <w:tcMar>
+              <w:top w:type="dxa" w:w="80"/>
+              <w:left w:type="dxa" w:w="120"/>
+              <w:bottom w:type="dxa" w:w="80"/>
+              <w:right w:type="dxa" w:w="120"/>
+            </w:tcMar>
+          </w:tcPr>
+          <w:p>
+            <w:pPr>
+              <w:spacing w:after="0" w:line="270"/>
+            </w:pPr>
+            <w:r>
+              <w:rPr>
+                <w:rFonts w:ascii="맑은 고딕" w:cs="맑은 고딕" w:eastAsia="맑은 고딕" w:hAnsi="맑은 고딕"/>
+                <w:b w:val="false"/>
+                <w:bCs w:val="false"/>
+                <w:i w:val="false"/>
+                <w:iCs w:val="false"/>
+                <w:color w:val="1F2126"/>
+                <w:sz w:val="18"/>
+                <w:szCs w:val="18"/>
+              </w:rPr>
+              <w:t xml:space="preserve">비행기 탭 관련</w:t>
             </w:r>
           </w:p>
         </w:tc>
@@ -13512,7 +13477,7 @@
         </w:trPr>
         <w:tc>
           <w:tcPr>
-            <w:tcW w:type="dxa" w:w="1625"/>
+            <w:tcW w:type="dxa" w:w="2166"/>
             <w:tcMar>
               <w:top w:type="dxa" w:w="80"/>
               <w:left w:type="dxa" w:w="120"/>
@@ -13535,13 +13500,13 @@
                 <w:sz w:val="18"/>
                 <w:szCs w:val="18"/>
               </w:rPr>
-              <w:t xml:space="preserve">구조 그림 수정</w:t>
+              <w:t xml:space="preserve">server/tle.ts server/satellites.ts</w:t>
             </w:r>
           </w:p>
         </w:tc>
         <w:tc>
           <w:tcPr>
-            <w:tcW w:type="dxa" w:w="7401"/>
+            <w:tcW w:type="dxa" w:w="3430"/>
             <w:tcMar>
               <w:top w:type="dxa" w:w="80"/>
               <w:left w:type="dxa" w:w="120"/>
@@ -13564,7 +13529,548 @@
                 <w:sz w:val="18"/>
                 <w:szCs w:val="18"/>
               </w:rPr>
-              <w:t xml:space="preserve">아래 「구조 그림」을 보세요. 여기만 손이 조금 더 갑니다.</w:t>
+              <w:t xml:space="preserve">궤도 정보 받기, 위성 위치 계산.</w:t>
+            </w:r>
+          </w:p>
+        </w:tc>
+        <w:tc>
+          <w:tcPr>
+            <w:tcW w:type="dxa" w:w="3430"/>
+            <w:tcMar>
+              <w:top w:type="dxa" w:w="80"/>
+              <w:left w:type="dxa" w:w="120"/>
+              <w:bottom w:type="dxa" w:w="80"/>
+              <w:right w:type="dxa" w:w="120"/>
+            </w:tcMar>
+          </w:tcPr>
+          <w:p>
+            <w:pPr>
+              <w:spacing w:after="0" w:line="270"/>
+            </w:pPr>
+            <w:r>
+              <w:rPr>
+                <w:rFonts w:ascii="맑은 고딕" w:cs="맑은 고딕" w:eastAsia="맑은 고딕" w:hAnsi="맑은 고딕"/>
+                <w:b w:val="false"/>
+                <w:bCs w:val="false"/>
+                <w:i w:val="false"/>
+                <w:iCs w:val="false"/>
+                <w:color w:val="1F2126"/>
+                <w:sz w:val="18"/>
+                <w:szCs w:val="18"/>
+              </w:rPr>
+              <w:t xml:space="preserve">위성 탭 관련</w:t>
+            </w:r>
+          </w:p>
+        </w:tc>
+      </w:tr>
+      <w:tr>
+        <w:trPr>
+          <w:tblHeader w:val="false"/>
+        </w:trPr>
+        <w:tc>
+          <w:tcPr>
+            <w:tcW w:type="dxa" w:w="2166"/>
+            <w:tcMar>
+              <w:top w:type="dxa" w:w="80"/>
+              <w:left w:type="dxa" w:w="120"/>
+              <w:bottom w:type="dxa" w:w="80"/>
+              <w:right w:type="dxa" w:w="120"/>
+            </w:tcMar>
+          </w:tcPr>
+          <w:p>
+            <w:pPr>
+              <w:spacing w:after="0" w:line="270"/>
+            </w:pPr>
+            <w:r>
+              <w:rPr>
+                <w:rFonts w:ascii="맑은 고딕" w:cs="맑은 고딕" w:eastAsia="맑은 고딕" w:hAnsi="맑은 고딕"/>
+                <w:b/>
+                <w:bCs/>
+                <w:i w:val="false"/>
+                <w:iCs w:val="false"/>
+                <w:color w:val="1B4FA8"/>
+                <w:sz w:val="18"/>
+                <w:szCs w:val="18"/>
+              </w:rPr>
+              <w:t xml:space="preserve">server/weather.ts</w:t>
+            </w:r>
+          </w:p>
+        </w:tc>
+        <w:tc>
+          <w:tcPr>
+            <w:tcW w:type="dxa" w:w="3430"/>
+            <w:tcMar>
+              <w:top w:type="dxa" w:w="80"/>
+              <w:left w:type="dxa" w:w="120"/>
+              <w:bottom w:type="dxa" w:w="80"/>
+              <w:right w:type="dxa" w:w="120"/>
+            </w:tcMar>
+          </w:tcPr>
+          <w:p>
+            <w:pPr>
+              <w:spacing w:after="0" w:line="270"/>
+            </w:pPr>
+            <w:r>
+              <w:rPr>
+                <w:rFonts w:ascii="맑은 고딕" w:cs="맑은 고딕" w:eastAsia="맑은 고딕" w:hAnsi="맑은 고딕"/>
+                <w:b w:val="false"/>
+                <w:bCs w:val="false"/>
+                <w:i w:val="false"/>
+                <w:iCs w:val="false"/>
+                <w:color w:val="1F2126"/>
+                <w:sz w:val="18"/>
+                <w:szCs w:val="18"/>
+              </w:rPr>
+              <w:t xml:space="preserve">구름·비·바람 영상. </w:t>
+            </w:r>
+            <w:r>
+              <w:rPr>
+                <w:rFonts w:ascii="맑은 고딕" w:cs="맑은 고딕" w:eastAsia="맑은 고딕" w:hAnsi="맑은 고딕"/>
+                <w:b/>
+                <w:bCs/>
+                <w:i w:val="false"/>
+                <w:iCs w:val="false"/>
+                <w:color w:val="1F2126"/>
+                <w:sz w:val="18"/>
+                <w:szCs w:val="18"/>
+              </w:rPr>
+              <w:t xml:space="preserve">제일 복잡한 파일</w:t>
+            </w:r>
+            <w:r>
+              <w:rPr>
+                <w:rFonts w:ascii="맑은 고딕" w:cs="맑은 고딕" w:eastAsia="맑은 고딕" w:hAnsi="맑은 고딕"/>
+                <w:b w:val="false"/>
+                <w:bCs w:val="false"/>
+                <w:i w:val="false"/>
+                <w:iCs w:val="false"/>
+                <w:color w:val="1F2126"/>
+                <w:sz w:val="18"/>
+                <w:szCs w:val="18"/>
+              </w:rPr>
+              <w:t xml:space="preserve">입니다.</w:t>
+            </w:r>
+          </w:p>
+        </w:tc>
+        <w:tc>
+          <w:tcPr>
+            <w:tcW w:type="dxa" w:w="3430"/>
+            <w:tcMar>
+              <w:top w:type="dxa" w:w="80"/>
+              <w:left w:type="dxa" w:w="120"/>
+              <w:bottom w:type="dxa" w:w="80"/>
+              <w:right w:type="dxa" w:w="120"/>
+            </w:tcMar>
+          </w:tcPr>
+          <w:p>
+            <w:pPr>
+              <w:spacing w:after="0" w:line="270"/>
+            </w:pPr>
+            <w:r>
+              <w:rPr>
+                <w:rFonts w:ascii="맑은 고딕" w:cs="맑은 고딕" w:eastAsia="맑은 고딕" w:hAnsi="맑은 고딕"/>
+                <w:b w:val="false"/>
+                <w:bCs w:val="false"/>
+                <w:i w:val="false"/>
+                <w:iCs w:val="false"/>
+                <w:color w:val="1F2126"/>
+                <w:sz w:val="18"/>
+                <w:szCs w:val="18"/>
+              </w:rPr>
+              <w:t xml:space="preserve">날씨 탭 관련</w:t>
+            </w:r>
+          </w:p>
+        </w:tc>
+      </w:tr>
+      <w:tr>
+        <w:trPr>
+          <w:tblHeader w:val="false"/>
+        </w:trPr>
+        <w:tc>
+          <w:tcPr>
+            <w:tcW w:type="dxa" w:w="2166"/>
+            <w:tcMar>
+              <w:top w:type="dxa" w:w="80"/>
+              <w:left w:type="dxa" w:w="120"/>
+              <w:bottom w:type="dxa" w:w="80"/>
+              <w:right w:type="dxa" w:w="120"/>
+            </w:tcMar>
+          </w:tcPr>
+          <w:p>
+            <w:pPr>
+              <w:spacing w:after="0" w:line="270"/>
+            </w:pPr>
+            <w:r>
+              <w:rPr>
+                <w:rFonts w:ascii="맑은 고딕" w:cs="맑은 고딕" w:eastAsia="맑은 고딕" w:hAnsi="맑은 고딕"/>
+                <w:b/>
+                <w:bCs/>
+                <w:i w:val="false"/>
+                <w:iCs w:val="false"/>
+                <w:color w:val="1B4FA8"/>
+                <w:sz w:val="18"/>
+                <w:szCs w:val="18"/>
+              </w:rPr>
+              <w:t xml:space="preserve">src/display/globe.ts</w:t>
+            </w:r>
+          </w:p>
+        </w:tc>
+        <w:tc>
+          <w:tcPr>
+            <w:tcW w:type="dxa" w:w="3430"/>
+            <w:tcMar>
+              <w:top w:type="dxa" w:w="80"/>
+              <w:left w:type="dxa" w:w="120"/>
+              <w:bottom w:type="dxa" w:w="80"/>
+              <w:right w:type="dxa" w:w="120"/>
+            </w:tcMar>
+          </w:tcPr>
+          <w:p>
+            <w:pPr>
+              <w:spacing w:after="0" w:line="270"/>
+            </w:pPr>
+            <w:r>
+              <w:rPr>
+                <w:rFonts w:ascii="맑은 고딕" w:cs="맑은 고딕" w:eastAsia="맑은 고딕" w:hAnsi="맑은 고딕"/>
+                <w:b w:val="false"/>
+                <w:bCs w:val="false"/>
+                <w:i w:val="false"/>
+                <w:iCs w:val="false"/>
+                <w:color w:val="1F2126"/>
+                <w:sz w:val="18"/>
+                <w:szCs w:val="18"/>
+              </w:rPr>
+              <w:t xml:space="preserve">지구본을 실제로 그리는 곳. </w:t>
+            </w:r>
+            <w:r>
+              <w:rPr>
+                <w:rFonts w:ascii="맑은 고딕" w:cs="맑은 고딕" w:eastAsia="맑은 고딕" w:hAnsi="맑은 고딕"/>
+                <w:b/>
+                <w:bCs/>
+                <w:i w:val="false"/>
+                <w:iCs w:val="false"/>
+                <w:color w:val="1F2126"/>
+                <w:sz w:val="18"/>
+                <w:szCs w:val="18"/>
+              </w:rPr>
+              <w:t xml:space="preserve">5,000줄짜리</w:t>
+            </w:r>
+            <w:r>
+              <w:rPr>
+                <w:rFonts w:ascii="맑은 고딕" w:cs="맑은 고딕" w:eastAsia="맑은 고딕" w:hAnsi="맑은 고딕"/>
+                <w:b w:val="false"/>
+                <w:bCs w:val="false"/>
+                <w:i w:val="false"/>
+                <w:iCs w:val="false"/>
+                <w:color w:val="1F2126"/>
+                <w:sz w:val="18"/>
+                <w:szCs w:val="18"/>
+              </w:rPr>
+              <w:t xml:space="preserve">이고 다섯 탭이 전부 여기를 씁니다.</w:t>
+            </w:r>
+          </w:p>
+        </w:tc>
+        <w:tc>
+          <w:tcPr>
+            <w:tcW w:type="dxa" w:w="3430"/>
+            <w:tcMar>
+              <w:top w:type="dxa" w:w="80"/>
+              <w:left w:type="dxa" w:w="120"/>
+              <w:bottom w:type="dxa" w:w="80"/>
+              <w:right w:type="dxa" w:w="120"/>
+            </w:tcMar>
+          </w:tcPr>
+          <w:p>
+            <w:pPr>
+              <w:spacing w:after="0" w:line="270"/>
+            </w:pPr>
+            <w:r>
+              <w:rPr>
+                <w:rFonts w:ascii="맑은 고딕" w:cs="맑은 고딕" w:eastAsia="맑은 고딕" w:hAnsi="맑은 고딕"/>
+                <w:b w:val="false"/>
+                <w:bCs w:val="false"/>
+                <w:i w:val="false"/>
+                <w:iCs w:val="false"/>
+                <w:color w:val="1F2126"/>
+                <w:sz w:val="18"/>
+                <w:szCs w:val="18"/>
+              </w:rPr>
+              <w:t xml:space="preserve">보이는 것을 바꿀 때</w:t>
+            </w:r>
+          </w:p>
+        </w:tc>
+      </w:tr>
+      <w:tr>
+        <w:trPr>
+          <w:tblHeader w:val="false"/>
+        </w:trPr>
+        <w:tc>
+          <w:tcPr>
+            <w:tcW w:type="dxa" w:w="2166"/>
+            <w:tcMar>
+              <w:top w:type="dxa" w:w="80"/>
+              <w:left w:type="dxa" w:w="120"/>
+              <w:bottom w:type="dxa" w:w="80"/>
+              <w:right w:type="dxa" w:w="120"/>
+            </w:tcMar>
+          </w:tcPr>
+          <w:p>
+            <w:pPr>
+              <w:spacing w:after="0" w:line="270"/>
+            </w:pPr>
+            <w:r>
+              <w:rPr>
+                <w:rFonts w:ascii="맑은 고딕" w:cs="맑은 고딕" w:eastAsia="맑은 고딕" w:hAnsi="맑은 고딕"/>
+                <w:b/>
+                <w:bCs/>
+                <w:i w:val="false"/>
+                <w:iCs w:val="false"/>
+                <w:color w:val="1B4FA8"/>
+                <w:sz w:val="18"/>
+                <w:szCs w:val="18"/>
+              </w:rPr>
+              <w:t xml:space="preserve">src/control/ControlApp.tsx</w:t>
+            </w:r>
+          </w:p>
+        </w:tc>
+        <w:tc>
+          <w:tcPr>
+            <w:tcW w:type="dxa" w:w="3430"/>
+            <w:tcMar>
+              <w:top w:type="dxa" w:w="80"/>
+              <w:left w:type="dxa" w:w="120"/>
+              <w:bottom w:type="dxa" w:w="80"/>
+              <w:right w:type="dxa" w:w="120"/>
+            </w:tcMar>
+          </w:tcPr>
+          <w:p>
+            <w:pPr>
+              <w:spacing w:after="0" w:line="270"/>
+            </w:pPr>
+            <w:r>
+              <w:rPr>
+                <w:rFonts w:ascii="맑은 고딕" w:cs="맑은 고딕" w:eastAsia="맑은 고딕" w:hAnsi="맑은 고딕"/>
+                <w:b w:val="false"/>
+                <w:bCs w:val="false"/>
+                <w:i w:val="false"/>
+                <w:iCs w:val="false"/>
+                <w:color w:val="1F2126"/>
+                <w:sz w:val="18"/>
+                <w:szCs w:val="18"/>
+              </w:rPr>
+              <w:t xml:space="preserve">터치스크린 화면 전체 — 탭, 칩, 목록, 설명.</w:t>
+            </w:r>
+          </w:p>
+        </w:tc>
+        <w:tc>
+          <w:tcPr>
+            <w:tcW w:type="dxa" w:w="3430"/>
+            <w:tcMar>
+              <w:top w:type="dxa" w:w="80"/>
+              <w:left w:type="dxa" w:w="120"/>
+              <w:bottom w:type="dxa" w:w="80"/>
+              <w:right w:type="dxa" w:w="120"/>
+            </w:tcMar>
+          </w:tcPr>
+          <w:p>
+            <w:pPr>
+              <w:spacing w:after="0" w:line="270"/>
+            </w:pPr>
+            <w:r>
+              <w:rPr>
+                <w:rFonts w:ascii="맑은 고딕" w:cs="맑은 고딕" w:eastAsia="맑은 고딕" w:hAnsi="맑은 고딕"/>
+                <w:b w:val="false"/>
+                <w:bCs w:val="false"/>
+                <w:i w:val="false"/>
+                <w:iCs w:val="false"/>
+                <w:color w:val="1F2126"/>
+                <w:sz w:val="18"/>
+                <w:szCs w:val="18"/>
+              </w:rPr>
+              <w:t xml:space="preserve">조작 화면을 바꿀 때</w:t>
+            </w:r>
+          </w:p>
+        </w:tc>
+      </w:tr>
+      <w:tr>
+        <w:trPr>
+          <w:tblHeader w:val="false"/>
+        </w:trPr>
+        <w:tc>
+          <w:tcPr>
+            <w:tcW w:type="dxa" w:w="2166"/>
+            <w:tcMar>
+              <w:top w:type="dxa" w:w="80"/>
+              <w:left w:type="dxa" w:w="120"/>
+              <w:bottom w:type="dxa" w:w="80"/>
+              <w:right w:type="dxa" w:w="120"/>
+            </w:tcMar>
+          </w:tcPr>
+          <w:p>
+            <w:pPr>
+              <w:spacing w:after="0" w:line="270"/>
+            </w:pPr>
+            <w:r>
+              <w:rPr>
+                <w:rFonts w:ascii="맑은 고딕" w:cs="맑은 고딕" w:eastAsia="맑은 고딕" w:hAnsi="맑은 고딕"/>
+                <w:b/>
+                <w:bCs/>
+                <w:i w:val="false"/>
+                <w:iCs w:val="false"/>
+                <w:color w:val="1B4FA8"/>
+                <w:sz w:val="18"/>
+                <w:szCs w:val="18"/>
+              </w:rPr>
+              <w:t xml:space="preserve">src/display/DisplayApp.tsx</w:t>
+            </w:r>
+          </w:p>
+        </w:tc>
+        <w:tc>
+          <w:tcPr>
+            <w:tcW w:type="dxa" w:w="3430"/>
+            <w:tcMar>
+              <w:top w:type="dxa" w:w="80"/>
+              <w:left w:type="dxa" w:w="120"/>
+              <w:bottom w:type="dxa" w:w="80"/>
+              <w:right w:type="dxa" w:w="120"/>
+            </w:tcMar>
+          </w:tcPr>
+          <w:p>
+            <w:pPr>
+              <w:spacing w:after="0" w:line="270"/>
+            </w:pPr>
+            <w:r>
+              <w:rPr>
+                <w:rFonts w:ascii="맑은 고딕" w:cs="맑은 고딕" w:eastAsia="맑은 고딕" w:hAnsi="맑은 고딕"/>
+                <w:b w:val="false"/>
+                <w:bCs w:val="false"/>
+                <w:i w:val="false"/>
+                <w:iCs w:val="false"/>
+                <w:color w:val="1F2126"/>
+                <w:sz w:val="18"/>
+                <w:szCs w:val="18"/>
+              </w:rPr>
+              <w:t xml:space="preserve">돔 화면. 조작이 없어서 훨씬 단순합니다.</w:t>
+            </w:r>
+          </w:p>
+        </w:tc>
+        <w:tc>
+          <w:tcPr>
+            <w:tcW w:type="dxa" w:w="3430"/>
+            <w:tcMar>
+              <w:top w:type="dxa" w:w="80"/>
+              <w:left w:type="dxa" w:w="120"/>
+              <w:bottom w:type="dxa" w:w="80"/>
+              <w:right w:type="dxa" w:w="120"/>
+            </w:tcMar>
+          </w:tcPr>
+          <w:p>
+            <w:pPr>
+              <w:spacing w:after="0" w:line="270"/>
+            </w:pPr>
+            <w:r>
+              <w:rPr>
+                <w:rFonts w:ascii="맑은 고딕" w:cs="맑은 고딕" w:eastAsia="맑은 고딕" w:hAnsi="맑은 고딕"/>
+                <w:b w:val="false"/>
+                <w:bCs w:val="false"/>
+                <w:i w:val="false"/>
+                <w:iCs w:val="false"/>
+                <w:color w:val="1F2126"/>
+                <w:sz w:val="18"/>
+                <w:szCs w:val="18"/>
+              </w:rPr>
+              <w:t xml:space="preserve">돔에 뜨는 글자를 바꿀 때</w:t>
+            </w:r>
+          </w:p>
+        </w:tc>
+      </w:tr>
+      <w:tr>
+        <w:trPr>
+          <w:tblHeader w:val="false"/>
+        </w:trPr>
+        <w:tc>
+          <w:tcPr>
+            <w:tcW w:type="dxa" w:w="2166"/>
+            <w:tcMar>
+              <w:top w:type="dxa" w:w="80"/>
+              <w:left w:type="dxa" w:w="120"/>
+              <w:bottom w:type="dxa" w:w="80"/>
+              <w:right w:type="dxa" w:w="120"/>
+            </w:tcMar>
+          </w:tcPr>
+          <w:p>
+            <w:pPr>
+              <w:spacing w:after="0" w:line="270"/>
+            </w:pPr>
+            <w:r>
+              <w:rPr>
+                <w:rFonts w:ascii="맑은 고딕" w:cs="맑은 고딕" w:eastAsia="맑은 고딕" w:hAnsi="맑은 고딕"/>
+                <w:b/>
+                <w:bCs/>
+                <w:i w:val="false"/>
+                <w:iCs w:val="false"/>
+                <w:color w:val="1B4FA8"/>
+                <w:sz w:val="18"/>
+                <w:szCs w:val="18"/>
+              </w:rPr>
+              <w:t xml:space="preserve">src/control/control.css</w:t>
+            </w:r>
+          </w:p>
+        </w:tc>
+        <w:tc>
+          <w:tcPr>
+            <w:tcW w:type="dxa" w:w="3430"/>
+            <w:tcMar>
+              <w:top w:type="dxa" w:w="80"/>
+              <w:left w:type="dxa" w:w="120"/>
+              <w:bottom w:type="dxa" w:w="80"/>
+              <w:right w:type="dxa" w:w="120"/>
+            </w:tcMar>
+          </w:tcPr>
+          <w:p>
+            <w:pPr>
+              <w:spacing w:after="0" w:line="270"/>
+            </w:pPr>
+            <w:r>
+              <w:rPr>
+                <w:rFonts w:ascii="맑은 고딕" w:cs="맑은 고딕" w:eastAsia="맑은 고딕" w:hAnsi="맑은 고딕"/>
+                <w:b w:val="false"/>
+                <w:bCs w:val="false"/>
+                <w:i w:val="false"/>
+                <w:iCs w:val="false"/>
+                <w:color w:val="1F2126"/>
+                <w:sz w:val="18"/>
+                <w:szCs w:val="18"/>
+              </w:rPr>
+              <w:t xml:space="preserve">터치 화면의 색·크기 전부.</w:t>
+            </w:r>
+          </w:p>
+        </w:tc>
+        <w:tc>
+          <w:tcPr>
+            <w:tcW w:type="dxa" w:w="3430"/>
+            <w:tcMar>
+              <w:top w:type="dxa" w:w="80"/>
+              <w:left w:type="dxa" w:w="120"/>
+              <w:bottom w:type="dxa" w:w="80"/>
+              <w:right w:type="dxa" w:w="120"/>
+            </w:tcMar>
+          </w:tcPr>
+          <w:p>
+            <w:pPr>
+              <w:spacing w:after="0" w:line="270"/>
+            </w:pPr>
+            <w:r>
+              <w:rPr>
+                <w:rFonts w:ascii="맑은 고딕" w:cs="맑은 고딕" w:eastAsia="맑은 고딕" w:hAnsi="맑은 고딕"/>
+                <w:b w:val="false"/>
+                <w:bCs w:val="false"/>
+                <w:i w:val="false"/>
+                <w:iCs w:val="false"/>
+                <w:color w:val="1F2126"/>
+                <w:sz w:val="18"/>
+                <w:szCs w:val="18"/>
+              </w:rPr>
+              <w:t xml:space="preserve">모양만 바꿀 때</w:t>
             </w:r>
           </w:p>
         </w:tc>
@@ -13595,26 +14101,33 @@
           <w:sz w:val="22"/>
           <w:szCs w:val="22"/>
         </w:rPr>
-        <w:t xml:space="preserve">사진 넣기</w:t>
+        <w:t xml:space="preserve">자주 하는 수정</w:t>
+      </w:r>
+    </w:p>
+    <w:p>
+      <w:pPr>
+        <w:pStyle w:val="Heading3"/>
+        <w:keepNext/>
+        <w:spacing w:after="80" w:before="200"/>
+      </w:pPr>
+      <w:r>
+        <w:rPr>
+          <w:rFonts w:ascii="맑은 고딕" w:cs="맑은 고딕" w:eastAsia="맑은 고딕" w:hAnsi="맑은 고딕"/>
+          <w:b/>
+          <w:bCs/>
+          <w:i w:val="false"/>
+          <w:iCs w:val="false"/>
+          <w:color w:val="1F2126"/>
+          <w:sz w:val="19"/>
+          <w:szCs w:val="19"/>
+        </w:rPr>
+        <w:t xml:space="preserve">1) 화성 착륙지 추가·수정</w:t>
       </w:r>
     </w:p>
     <w:p>
       <w:pPr>
         <w:spacing w:after="120" w:before="0" w:line="300"/>
       </w:pPr>
-      <w:r>
-        <w:rPr>
-          <w:rFonts w:ascii="맑은 고딕" w:cs="맑은 고딕" w:eastAsia="맑은 고딕" w:hAnsi="맑은 고딕"/>
-          <w:b w:val="false"/>
-          <w:bCs w:val="false"/>
-          <w:i w:val="false"/>
-          <w:iCs w:val="false"/>
-          <w:color w:val="1F2126"/>
-          <w:sz w:val="19"/>
-          <w:szCs w:val="19"/>
-        </w:rPr>
-        <w:t xml:space="preserve">사진은 </w:t>
-      </w:r>
       <w:r>
         <w:rPr>
           <w:rFonts w:ascii="Consolas" w:cs="Consolas" w:eastAsia="Consolas" w:hAnsi="Consolas"/>
@@ -13626,46 +14139,20 @@
           <w:sz w:val="17"/>
           <w:szCs w:val="17"/>
         </w:rPr>
-        <w:t xml:space="preserve">docs\images\</w:t>
-      </w:r>
-      <w:r>
-        <w:rPr>
-          <w:rFonts w:ascii="맑은 고딕" w:cs="맑은 고딕" w:eastAsia="맑은 고딕" w:hAnsi="맑은 고딕"/>
-          <w:b w:val="false"/>
-          <w:bCs w:val="false"/>
-          <w:i w:val="false"/>
-          <w:iCs w:val="false"/>
-          <w:color w:val="1F2126"/>
-          <w:sz w:val="19"/>
-          <w:szCs w:val="19"/>
-        </w:rPr>
-        <w:t xml:space="preserve">에 </w:t>
-      </w:r>
-      <w:r>
-        <w:rPr>
-          <w:rFonts w:ascii="맑은 고딕" w:cs="맑은 고딕" w:eastAsia="맑은 고딕" w:hAnsi="맑은 고딕"/>
-          <w:b/>
-          <w:bCs/>
-          <w:i w:val="false"/>
-          <w:iCs w:val="false"/>
-          <w:color w:val="1F2126"/>
-          <w:sz w:val="19"/>
-          <w:szCs w:val="19"/>
-        </w:rPr>
-        <w:t xml:space="preserve">JPG</w:t>
-      </w:r>
-      <w:r>
-        <w:rPr>
-          <w:rFonts w:ascii="맑은 고딕" w:cs="맑은 고딕" w:eastAsia="맑은 고딕" w:hAnsi="맑은 고딕"/>
-          <w:b w:val="false"/>
-          <w:bCs w:val="false"/>
-          <w:i w:val="false"/>
-          <w:iCs w:val="false"/>
-          <w:color w:val="1F2126"/>
-          <w:sz w:val="19"/>
-          <w:szCs w:val="19"/>
-        </w:rPr>
-        <w:t xml:space="preserve">로 두고, 본문에서는 파일 이름만 </w:t>
+        <w:t xml:space="preserve">src/shared/probes.ts</w:t>
+      </w:r>
+      <w:r>
+        <w:rPr>
+          <w:rFonts w:ascii="맑은 고딕" w:cs="맑은 고딕" w:eastAsia="맑은 고딕" w:hAnsi="맑은 고딕"/>
+          <w:b w:val="false"/>
+          <w:bCs w:val="false"/>
+          <w:i w:val="false"/>
+          <w:iCs w:val="false"/>
+          <w:color w:val="1F2126"/>
+          <w:sz w:val="19"/>
+          <w:szCs w:val="19"/>
+        </w:rPr>
+        <w:t xml:space="preserve">의 </w:t>
       </w:r>
       <w:r>
         <w:rPr>
@@ -13678,20 +14165,64 @@
           <w:sz w:val="17"/>
           <w:szCs w:val="17"/>
         </w:rPr>
-        <w:t xml:space="preserve">{{이름}}</w:t>
-      </w:r>
-      <w:r>
-        <w:rPr>
-          <w:rFonts w:ascii="맑은 고딕" w:cs="맑은 고딕" w:eastAsia="맑은 고딕" w:hAnsi="맑은 고딕"/>
-          <w:b w:val="false"/>
-          <w:bCs w:val="false"/>
-          <w:i w:val="false"/>
-          <w:iCs w:val="false"/>
-          <w:color w:val="1F2126"/>
-          <w:sz w:val="19"/>
-          <w:szCs w:val="19"/>
-        </w:rPr>
-        <w:t xml:space="preserve"> 형태로 부릅니다. 예를 들어 </w:t>
+        <w:t xml:space="preserve">MARS_PROBES</w:t>
+      </w:r>
+      <w:r>
+        <w:rPr>
+          <w:rFonts w:ascii="맑은 고딕" w:cs="맑은 고딕" w:eastAsia="맑은 고딕" w:hAnsi="맑은 고딕"/>
+          <w:b w:val="false"/>
+          <w:bCs w:val="false"/>
+          <w:i w:val="false"/>
+          <w:iCs w:val="false"/>
+          <w:color w:val="1F2126"/>
+          <w:sz w:val="19"/>
+          <w:szCs w:val="19"/>
+        </w:rPr>
+        <w:t xml:space="preserve"> 배열에 한 덩어리를 더합니다. </w:t>
+      </w:r>
+      <w:r>
+        <w:rPr>
+          <w:rFonts w:ascii="맑은 고딕" w:cs="맑은 고딕" w:eastAsia="맑은 고딕" w:hAnsi="맑은 고딕"/>
+          <w:b/>
+          <w:bCs/>
+          <w:i w:val="false"/>
+          <w:iCs w:val="false"/>
+          <w:color w:val="1F2126"/>
+          <w:sz w:val="19"/>
+          <w:szCs w:val="19"/>
+        </w:rPr>
+        <w:t xml:space="preserve">기존 항목을 복사해서 고치는 것이 가장 안전합니다</w:t>
+      </w:r>
+      <w:r>
+        <w:rPr>
+          <w:rFonts w:ascii="맑은 고딕" w:cs="맑은 고딕" w:eastAsia="맑은 고딕" w:hAnsi="맑은 고딕"/>
+          <w:b w:val="false"/>
+          <w:bCs w:val="false"/>
+          <w:i w:val="false"/>
+          <w:iCs w:val="false"/>
+          <w:color w:val="1F2126"/>
+          <w:sz w:val="19"/>
+          <w:szCs w:val="19"/>
+        </w:rPr>
+        <w:t xml:space="preserve"> — 필요한 칸이 많고, 하나라도 빠지면 타입 오류로 걸립니다.</w:t>
+      </w:r>
+    </w:p>
+    <w:p>
+      <w:pPr>
+        <w:spacing w:after="120" w:before="0" w:line="300"/>
+      </w:pPr>
+      <w:r>
+        <w:rPr>
+          <w:rFonts w:ascii="맑은 고딕" w:cs="맑은 고딕" w:eastAsia="맑은 고딕" w:hAnsi="맑은 고딕"/>
+          <w:b w:val="false"/>
+          <w:bCs w:val="false"/>
+          <w:i w:val="false"/>
+          <w:iCs w:val="false"/>
+          <w:color w:val="1F2126"/>
+          <w:sz w:val="19"/>
+          <w:szCs w:val="19"/>
+        </w:rPr>
+        <w:t xml:space="preserve">주의할 것 둘. </w:t>
       </w:r>
       <w:r>
         <w:rPr>
@@ -13704,20 +14235,1477 @@
           <w:sz w:val="17"/>
           <w:szCs w:val="17"/>
         </w:rPr>
-        <w:t xml:space="preserve">docs\images\13-settings-keys.jpg</w:t>
-      </w:r>
-      <w:r>
-        <w:rPr>
-          <w:rFonts w:ascii="맑은 고딕" w:cs="맑은 고딕" w:eastAsia="맑은 고딕" w:hAnsi="맑은 고딕"/>
-          <w:b w:val="false"/>
-          <w:bCs w:val="false"/>
-          <w:i w:val="false"/>
-          <w:iCs w:val="false"/>
-          <w:color w:val="1F2126"/>
-          <w:sz w:val="19"/>
-          <w:szCs w:val="19"/>
-        </w:rPr>
-        <w:t xml:space="preserve">는 이렇게 씁니다:</w:t>
+        <w:t xml:space="preserve">lonEast</w:t>
+      </w:r>
+      <w:r>
+        <w:rPr>
+          <w:rFonts w:ascii="맑은 고딕" w:cs="맑은 고딕" w:eastAsia="맑은 고딕" w:hAnsi="맑은 고딕"/>
+          <w:b w:val="false"/>
+          <w:bCs w:val="false"/>
+          <w:i w:val="false"/>
+          <w:iCs w:val="false"/>
+          <w:color w:val="1F2126"/>
+          <w:sz w:val="19"/>
+          <w:szCs w:val="19"/>
+        </w:rPr>
+        <w:t xml:space="preserve">는 </w:t>
+      </w:r>
+      <w:r>
+        <w:rPr>
+          <w:rFonts w:ascii="맑은 고딕" w:cs="맑은 고딕" w:eastAsia="맑은 고딕" w:hAnsi="맑은 고딕"/>
+          <w:b/>
+          <w:bCs/>
+          <w:i w:val="false"/>
+          <w:iCs w:val="false"/>
+          <w:color w:val="1F2126"/>
+          <w:sz w:val="19"/>
+          <w:szCs w:val="19"/>
+        </w:rPr>
+        <w:t xml:space="preserve">0~360 동경</w:t>
+      </w:r>
+      <w:r>
+        <w:rPr>
+          <w:rFonts w:ascii="맑은 고딕" w:cs="맑은 고딕" w:eastAsia="맑은 고딕" w:hAnsi="맑은 고딕"/>
+          <w:b w:val="false"/>
+          <w:bCs w:val="false"/>
+          <w:i w:val="false"/>
+          <w:iCs w:val="false"/>
+          <w:color w:val="1F2126"/>
+          <w:sz w:val="19"/>
+          <w:szCs w:val="19"/>
+        </w:rPr>
+        <w:t xml:space="preserve">입니다(−180~180이 아닙니다). 그리고 </w:t>
+      </w:r>
+      <w:r>
+        <w:rPr>
+          <w:rFonts w:ascii="Consolas" w:cs="Consolas" w:eastAsia="Consolas" w:hAnsi="Consolas"/>
+          <w:b w:val="false"/>
+          <w:bCs w:val="false"/>
+          <w:i w:val="false"/>
+          <w:iCs w:val="false"/>
+          <w:color w:val="1B4FA8"/>
+          <w:sz w:val="17"/>
+          <w:szCs w:val="17"/>
+        </w:rPr>
+        <w:t xml:space="preserve">ended</w:t>
+      </w:r>
+      <w:r>
+        <w:rPr>
+          <w:rFonts w:ascii="맑은 고딕" w:cs="맑은 고딕" w:eastAsia="맑은 고딕" w:hAnsi="맑은 고딕"/>
+          <w:b w:val="false"/>
+          <w:bCs w:val="false"/>
+          <w:i w:val="false"/>
+          <w:iCs w:val="false"/>
+          <w:color w:val="1F2126"/>
+          <w:sz w:val="19"/>
+          <w:szCs w:val="19"/>
+        </w:rPr>
+        <w:t xml:space="preserve">는 </w:t>
+      </w:r>
+      <w:r>
+        <w:rPr>
+          <w:rFonts w:ascii="맑은 고딕" w:cs="맑은 고딕" w:eastAsia="맑은 고딕" w:hAnsi="맑은 고딕"/>
+          <w:b/>
+          <w:bCs/>
+          <w:i w:val="false"/>
+          <w:iCs w:val="false"/>
+          <w:color w:val="1F2126"/>
+          <w:sz w:val="19"/>
+          <w:szCs w:val="19"/>
+        </w:rPr>
+        <w:t xml:space="preserve">마지막 교신 날짜</w:t>
+      </w:r>
+      <w:r>
+        <w:rPr>
+          <w:rFonts w:ascii="맑은 고딕" w:cs="맑은 고딕" w:eastAsia="맑은 고딕" w:hAnsi="맑은 고딕"/>
+          <w:b w:val="false"/>
+          <w:bCs w:val="false"/>
+          <w:i w:val="false"/>
+          <w:iCs w:val="false"/>
+          <w:color w:val="1F2126"/>
+          <w:sz w:val="19"/>
+          <w:szCs w:val="19"/>
+        </w:rPr>
+        <w:t xml:space="preserve">지 발표 날짜가 아닙니다 — 화면의 「몇 솔 일했나」가 이 날짜로 계산되기 때문에, 발표일을 넣으면 오퍼튜니티가 실제 5,111솔 대신 5,350솔로 나옵니다.</w:t>
+      </w:r>
+    </w:p>
+    <w:p>
+      <w:pPr>
+        <w:pStyle w:val="Heading3"/>
+        <w:keepNext/>
+        <w:spacing w:after="80" w:before="200"/>
+      </w:pPr>
+      <w:r>
+        <w:rPr>
+          <w:rFonts w:ascii="맑은 고딕" w:cs="맑은 고딕" w:eastAsia="맑은 고딕" w:hAnsi="맑은 고딕"/>
+          <w:b/>
+          <w:bCs/>
+          <w:i w:val="false"/>
+          <w:iCs w:val="false"/>
+          <w:color w:val="1F2126"/>
+          <w:sz w:val="19"/>
+          <w:szCs w:val="19"/>
+        </w:rPr>
+        <w:t xml:space="preserve">2) 항공사·공항 이름 추가</w:t>
+      </w:r>
+    </w:p>
+    <w:p>
+      <w:pPr>
+        <w:spacing w:after="120" w:before="0" w:line="300"/>
+      </w:pPr>
+      <w:r>
+        <w:rPr>
+          <w:rFonts w:ascii="맑은 고딕" w:cs="맑은 고딕" w:eastAsia="맑은 고딕" w:hAnsi="맑은 고딕"/>
+          <w:b w:val="false"/>
+          <w:bCs w:val="false"/>
+          <w:i w:val="false"/>
+          <w:iCs w:val="false"/>
+          <w:color w:val="1F2126"/>
+          <w:sz w:val="19"/>
+          <w:szCs w:val="19"/>
+        </w:rPr>
+        <w:t xml:space="preserve">편명 앞 세 자리로 항공사를 찾습니다. </w:t>
+      </w:r>
+      <w:r>
+        <w:rPr>
+          <w:rFonts w:ascii="Consolas" w:cs="Consolas" w:eastAsia="Consolas" w:hAnsi="Consolas"/>
+          <w:b w:val="false"/>
+          <w:bCs w:val="false"/>
+          <w:i w:val="false"/>
+          <w:iCs w:val="false"/>
+          <w:color w:val="1B4FA8"/>
+          <w:sz w:val="17"/>
+          <w:szCs w:val="17"/>
+        </w:rPr>
+        <w:t xml:space="preserve">src/common/airlines.ts</w:t>
+      </w:r>
+      <w:r>
+        <w:rPr>
+          <w:rFonts w:ascii="맑은 고딕" w:cs="맑은 고딕" w:eastAsia="맑은 고딕" w:hAnsi="맑은 고딕"/>
+          <w:b w:val="false"/>
+          <w:bCs w:val="false"/>
+          <w:i w:val="false"/>
+          <w:iCs w:val="false"/>
+          <w:color w:val="1F2126"/>
+          <w:sz w:val="19"/>
+          <w:szCs w:val="19"/>
+        </w:rPr>
+        <w:t xml:space="preserve">에 </w:t>
+      </w:r>
+      <w:r>
+        <w:rPr>
+          <w:rFonts w:ascii="Consolas" w:cs="Consolas" w:eastAsia="Consolas" w:hAnsi="Consolas"/>
+          <w:b w:val="false"/>
+          <w:bCs w:val="false"/>
+          <w:i w:val="false"/>
+          <w:iCs w:val="false"/>
+          <w:color w:val="1B4FA8"/>
+          <w:sz w:val="17"/>
+          <w:szCs w:val="17"/>
+        </w:rPr>
+        <w:t xml:space="preserve">KAL: '대한항공'</w:t>
+      </w:r>
+      <w:r>
+        <w:rPr>
+          <w:rFonts w:ascii="맑은 고딕" w:cs="맑은 고딕" w:eastAsia="맑은 고딕" w:hAnsi="맑은 고딕"/>
+          <w:b w:val="false"/>
+          <w:bCs w:val="false"/>
+          <w:i w:val="false"/>
+          <w:iCs w:val="false"/>
+          <w:color w:val="1F2126"/>
+          <w:sz w:val="19"/>
+          <w:szCs w:val="19"/>
+        </w:rPr>
+        <w:t xml:space="preserve"> 형태로 한 줄 더하면 끝입니다. 공항은 </w:t>
+      </w:r>
+      <w:r>
+        <w:rPr>
+          <w:rFonts w:ascii="Consolas" w:cs="Consolas" w:eastAsia="Consolas" w:hAnsi="Consolas"/>
+          <w:b w:val="false"/>
+          <w:bCs w:val="false"/>
+          <w:i w:val="false"/>
+          <w:iCs w:val="false"/>
+          <w:color w:val="1B4FA8"/>
+          <w:sz w:val="17"/>
+          <w:szCs w:val="17"/>
+        </w:rPr>
+        <w:t xml:space="preserve">src/common/airports.ts</w:t>
+      </w:r>
+      <w:r>
+        <w:rPr>
+          <w:rFonts w:ascii="맑은 고딕" w:cs="맑은 고딕" w:eastAsia="맑은 고딕" w:hAnsi="맑은 고딕"/>
+          <w:b w:val="false"/>
+          <w:bCs w:val="false"/>
+          <w:i w:val="false"/>
+          <w:iCs w:val="false"/>
+          <w:color w:val="1F2126"/>
+          <w:sz w:val="19"/>
+          <w:szCs w:val="19"/>
+        </w:rPr>
+        <w:t xml:space="preserve">이고 방식이 같습니다. </w:t>
+      </w:r>
+      <w:r>
+        <w:rPr>
+          <w:rFonts w:ascii="맑은 고딕" w:cs="맑은 고딕" w:eastAsia="맑은 고딕" w:hAnsi="맑은 고딕"/>
+          <w:b/>
+          <w:bCs/>
+          <w:i w:val="false"/>
+          <w:iCs w:val="false"/>
+          <w:color w:val="1F2126"/>
+          <w:sz w:val="19"/>
+          <w:szCs w:val="19"/>
+        </w:rPr>
+        <w:t xml:space="preserve">없어도 프로그램은 멀쩡히 돕니다</w:t>
+      </w:r>
+      <w:r>
+        <w:rPr>
+          <w:rFonts w:ascii="맑은 고딕" w:cs="맑은 고딕" w:eastAsia="맑은 고딕" w:hAnsi="맑은 고딕"/>
+          <w:b w:val="false"/>
+          <w:bCs w:val="false"/>
+          <w:i w:val="false"/>
+          <w:iCs w:val="false"/>
+          <w:color w:val="1F2126"/>
+          <w:sz w:val="19"/>
+          <w:szCs w:val="19"/>
+        </w:rPr>
+        <w:t xml:space="preserve"> — 코드가 그대로 보일 뿐입니다.</w:t>
+      </w:r>
+    </w:p>
+    <w:p>
+      <w:pPr>
+        <w:pStyle w:val="Heading3"/>
+        <w:keepNext/>
+        <w:spacing w:after="80" w:before="200"/>
+      </w:pPr>
+      <w:r>
+        <w:rPr>
+          <w:rFonts w:ascii="맑은 고딕" w:cs="맑은 고딕" w:eastAsia="맑은 고딕" w:hAnsi="맑은 고딕"/>
+          <w:b/>
+          <w:bCs/>
+          <w:i w:val="false"/>
+          <w:iCs w:val="false"/>
+          <w:color w:val="1F2126"/>
+          <w:sz w:val="19"/>
+          <w:szCs w:val="19"/>
+        </w:rPr>
+        <w:t xml:space="preserve">3) 갱신 주기·주소 같은 값</w:t>
+      </w:r>
+    </w:p>
+    <w:p>
+      <w:pPr>
+        <w:spacing w:after="120" w:before="0" w:line="300"/>
+      </w:pPr>
+      <w:r>
+        <w:rPr>
+          <w:rFonts w:ascii="Consolas" w:cs="Consolas" w:eastAsia="Consolas" w:hAnsi="Consolas"/>
+          <w:b w:val="false"/>
+          <w:bCs w:val="false"/>
+          <w:i w:val="false"/>
+          <w:iCs w:val="false"/>
+          <w:color w:val="1B4FA8"/>
+          <w:sz w:val="17"/>
+          <w:szCs w:val="17"/>
+        </w:rPr>
+        <w:t xml:space="preserve">src/shared/config.ts</w:t>
+      </w:r>
+      <w:r>
+        <w:rPr>
+          <w:rFonts w:ascii="맑은 고딕" w:cs="맑은 고딕" w:eastAsia="맑은 고딕" w:hAnsi="맑은 고딕"/>
+          <w:b w:val="false"/>
+          <w:bCs w:val="false"/>
+          <w:i w:val="false"/>
+          <w:iCs w:val="false"/>
+          <w:color w:val="1F2126"/>
+          <w:sz w:val="19"/>
+          <w:szCs w:val="19"/>
+        </w:rPr>
+        <w:t xml:space="preserve">에 전부 모여 있고, 각 값 위에 </w:t>
+      </w:r>
+      <w:r>
+        <w:rPr>
+          <w:rFonts w:ascii="맑은 고딕" w:cs="맑은 고딕" w:eastAsia="맑은 고딕" w:hAnsi="맑은 고딕"/>
+          <w:b/>
+          <w:bCs/>
+          <w:i w:val="false"/>
+          <w:iCs w:val="false"/>
+          <w:color w:val="1F2126"/>
+          <w:sz w:val="19"/>
+          <w:szCs w:val="19"/>
+        </w:rPr>
+        <w:t xml:space="preserve">왜 그 숫자인지</w:t>
+      </w:r>
+      <w:r>
+        <w:rPr>
+          <w:rFonts w:ascii="맑은 고딕" w:cs="맑은 고딕" w:eastAsia="맑은 고딕" w:hAnsi="맑은 고딕"/>
+          <w:b w:val="false"/>
+          <w:bCs w:val="false"/>
+          <w:i w:val="false"/>
+          <w:iCs w:val="false"/>
+          <w:color w:val="1F2126"/>
+          <w:sz w:val="19"/>
+          <w:szCs w:val="19"/>
+        </w:rPr>
+        <w:t xml:space="preserve"> 주석이 붙어 있습니다. </w:t>
+      </w:r>
+      <w:r>
+        <w:rPr>
+          <w:rFonts w:ascii="맑은 고딕" w:cs="맑은 고딕" w:eastAsia="맑은 고딕" w:hAnsi="맑은 고딕"/>
+          <w:b/>
+          <w:bCs/>
+          <w:i w:val="false"/>
+          <w:iCs w:val="false"/>
+          <w:color w:val="1F2126"/>
+          <w:sz w:val="19"/>
+          <w:szCs w:val="19"/>
+        </w:rPr>
+        <w:t xml:space="preserve">주석을 먼저 읽으세요</w:t>
+      </w:r>
+      <w:r>
+        <w:rPr>
+          <w:rFonts w:ascii="맑은 고딕" w:cs="맑은 고딕" w:eastAsia="맑은 고딕" w:hAnsi="맑은 고딕"/>
+          <w:b w:val="false"/>
+          <w:bCs w:val="false"/>
+          <w:i w:val="false"/>
+          <w:iCs w:val="false"/>
+          <w:color w:val="1F2126"/>
+          <w:sz w:val="19"/>
+          <w:szCs w:val="19"/>
+        </w:rPr>
+        <w:t xml:space="preserve"> — 대부분은 이유가 있어서 그 값이고, 특히 비행기 갱신 주기는 크레딧과 직결됩니다(함정 06).</w:t>
+      </w:r>
+    </w:p>
+    <w:p>
+      <w:pPr>
+        <w:pStyle w:val="Heading3"/>
+        <w:keepNext/>
+        <w:spacing w:after="80" w:before="200"/>
+      </w:pPr>
+      <w:r>
+        <w:rPr>
+          <w:rFonts w:ascii="맑은 고딕" w:cs="맑은 고딕" w:eastAsia="맑은 고딕" w:hAnsi="맑은 고딕"/>
+          <w:b/>
+          <w:bCs/>
+          <w:i w:val="false"/>
+          <w:iCs w:val="false"/>
+          <w:color w:val="1F2126"/>
+          <w:sz w:val="19"/>
+          <w:szCs w:val="19"/>
+        </w:rPr>
+        <w:t xml:space="preserve">4) 설정 화면에 항목 추가</w:t>
+      </w:r>
+    </w:p>
+    <w:p>
+      <w:pPr>
+        <w:spacing w:after="120" w:before="0" w:line="300"/>
+      </w:pPr>
+      <w:r>
+        <w:rPr>
+          <w:rFonts w:ascii="맑은 고딕" w:cs="맑은 고딕" w:eastAsia="맑은 고딕" w:hAnsi="맑은 고딕"/>
+          <w:b w:val="false"/>
+          <w:bCs w:val="false"/>
+          <w:i w:val="false"/>
+          <w:iCs w:val="false"/>
+          <w:color w:val="1F2126"/>
+          <w:sz w:val="19"/>
+          <w:szCs w:val="19"/>
+        </w:rPr>
+        <w:t xml:space="preserve">값을 소스가 아니라 </w:t>
+      </w:r>
+      <w:r>
+        <w:rPr>
+          <w:rFonts w:ascii="맑은 고딕" w:cs="맑은 고딕" w:eastAsia="맑은 고딕" w:hAnsi="맑은 고딕"/>
+          <w:b/>
+          <w:bCs/>
+          <w:i w:val="false"/>
+          <w:iCs w:val="false"/>
+          <w:color w:val="1F2126"/>
+          <w:sz w:val="19"/>
+          <w:szCs w:val="19"/>
+        </w:rPr>
+        <w:t xml:space="preserve">화면에서</w:t>
+      </w:r>
+      <w:r>
+        <w:rPr>
+          <w:rFonts w:ascii="맑은 고딕" w:cs="맑은 고딕" w:eastAsia="맑은 고딕" w:hAnsi="맑은 고딕"/>
+          <w:b w:val="false"/>
+          <w:bCs w:val="false"/>
+          <w:i w:val="false"/>
+          <w:iCs w:val="false"/>
+          <w:color w:val="1F2126"/>
+          <w:sz w:val="19"/>
+          <w:szCs w:val="19"/>
+        </w:rPr>
+        <w:t xml:space="preserve"> 바꾸게 하려면 네 군데를 같이 고쳐야 합니다. 하나라도 빠뜨리면 타입 오류가 나므로, 컴파일만 통과하면 대체로 맞습니다.</w:t>
+      </w:r>
+    </w:p>
+    <w:p>
+      <w:pPr>
+        <w:pStyle w:val="ListParagraph"/>
+        <w:numPr>
+          <w:ilvl w:val="0"/>
+          <w:numId w:val="6"/>
+        </w:numPr>
+        <w:spacing w:after="60" w:before="0" w:line="300"/>
+      </w:pPr>
+      <w:r>
+        <w:rPr>
+          <w:rFonts w:ascii="Consolas" w:cs="Consolas" w:eastAsia="Consolas" w:hAnsi="Consolas"/>
+          <w:b w:val="false"/>
+          <w:bCs w:val="false"/>
+          <w:i w:val="false"/>
+          <w:iCs w:val="false"/>
+          <w:color w:val="1B4FA8"/>
+          <w:sz w:val="17"/>
+          <w:szCs w:val="17"/>
+        </w:rPr>
+        <w:t xml:space="preserve">src/shared/types.ts</w:t>
+      </w:r>
+      <w:r>
+        <w:rPr>
+          <w:rFonts w:ascii="맑은 고딕" w:cs="맑은 고딕" w:eastAsia="맑은 고딕" w:hAnsi="맑은 고딕"/>
+          <w:b w:val="false"/>
+          <w:bCs w:val="false"/>
+          <w:i w:val="false"/>
+          <w:iCs w:val="false"/>
+          <w:color w:val="1F2126"/>
+          <w:sz w:val="19"/>
+          <w:szCs w:val="19"/>
+        </w:rPr>
+        <w:t xml:space="preserve"> — </w:t>
+      </w:r>
+      <w:r>
+        <w:rPr>
+          <w:rFonts w:ascii="Consolas" w:cs="Consolas" w:eastAsia="Consolas" w:hAnsi="Consolas"/>
+          <w:b w:val="false"/>
+          <w:bCs w:val="false"/>
+          <w:i w:val="false"/>
+          <w:iCs w:val="false"/>
+          <w:color w:val="1B4FA8"/>
+          <w:sz w:val="17"/>
+          <w:szCs w:val="17"/>
+        </w:rPr>
+        <w:t xml:space="preserve">Settings</w:t>
+      </w:r>
+      <w:r>
+        <w:rPr>
+          <w:rFonts w:ascii="맑은 고딕" w:cs="맑은 고딕" w:eastAsia="맑은 고딕" w:hAnsi="맑은 고딕"/>
+          <w:b w:val="false"/>
+          <w:bCs w:val="false"/>
+          <w:i w:val="false"/>
+          <w:iCs w:val="false"/>
+          <w:color w:val="1F2126"/>
+          <w:sz w:val="19"/>
+          <w:szCs w:val="19"/>
+        </w:rPr>
+        <w:t xml:space="preserve">에 칸을 더합니다. 껐다 켜야 적용되는 값이면 </w:t>
+      </w:r>
+      <w:r>
+        <w:rPr>
+          <w:rFonts w:ascii="Consolas" w:cs="Consolas" w:eastAsia="Consolas" w:hAnsi="Consolas"/>
+          <w:b w:val="false"/>
+          <w:bCs w:val="false"/>
+          <w:i w:val="false"/>
+          <w:iCs w:val="false"/>
+          <w:color w:val="1B4FA8"/>
+          <w:sz w:val="17"/>
+          <w:szCs w:val="17"/>
+        </w:rPr>
+        <w:t xml:space="preserve">SETTINGS_NEED_RESTART</w:t>
+      </w:r>
+      <w:r>
+        <w:rPr>
+          <w:rFonts w:ascii="맑은 고딕" w:cs="맑은 고딕" w:eastAsia="맑은 고딕" w:hAnsi="맑은 고딕"/>
+          <w:b w:val="false"/>
+          <w:bCs w:val="false"/>
+          <w:i w:val="false"/>
+          <w:iCs w:val="false"/>
+          <w:color w:val="1F2126"/>
+          <w:sz w:val="19"/>
+          <w:szCs w:val="19"/>
+        </w:rPr>
+        <w:t xml:space="preserve">에도 이름을 넣습니다.</w:t>
+      </w:r>
+    </w:p>
+    <w:p>
+      <w:pPr>
+        <w:pStyle w:val="ListParagraph"/>
+        <w:numPr>
+          <w:ilvl w:val="0"/>
+          <w:numId w:val="6"/>
+        </w:numPr>
+        <w:spacing w:after="60" w:before="0" w:line="300"/>
+      </w:pPr>
+      <w:r>
+        <w:rPr>
+          <w:rFonts w:ascii="Consolas" w:cs="Consolas" w:eastAsia="Consolas" w:hAnsi="Consolas"/>
+          <w:b w:val="false"/>
+          <w:bCs w:val="false"/>
+          <w:i w:val="false"/>
+          <w:iCs w:val="false"/>
+          <w:color w:val="1B4FA8"/>
+          <w:sz w:val="17"/>
+          <w:szCs w:val="17"/>
+        </w:rPr>
+        <w:t xml:space="preserve">server/settings.ts</w:t>
+      </w:r>
+      <w:r>
+        <w:rPr>
+          <w:rFonts w:ascii="맑은 고딕" w:cs="맑은 고딕" w:eastAsia="맑은 고딕" w:hAnsi="맑은 고딕"/>
+          <w:b w:val="false"/>
+          <w:bCs w:val="false"/>
+          <w:i w:val="false"/>
+          <w:iCs w:val="false"/>
+          <w:color w:val="1F2126"/>
+          <w:sz w:val="19"/>
+          <w:szCs w:val="19"/>
+        </w:rPr>
+        <w:t xml:space="preserve"> — 기본값, 허용 범위(</w:t>
+      </w:r>
+      <w:r>
+        <w:rPr>
+          <w:rFonts w:ascii="Consolas" w:cs="Consolas" w:eastAsia="Consolas" w:hAnsi="Consolas"/>
+          <w:b w:val="false"/>
+          <w:bCs w:val="false"/>
+          <w:i w:val="false"/>
+          <w:iCs w:val="false"/>
+          <w:color w:val="1B4FA8"/>
+          <w:sz w:val="17"/>
+          <w:szCs w:val="17"/>
+        </w:rPr>
+        <w:t xml:space="preserve">min</w:t>
+      </w:r>
+      <w:r>
+        <w:rPr>
+          <w:rFonts w:ascii="맑은 고딕" w:cs="맑은 고딕" w:eastAsia="맑은 고딕" w:hAnsi="맑은 고딕"/>
+          <w:b w:val="false"/>
+          <w:bCs w:val="false"/>
+          <w:i w:val="false"/>
+          <w:iCs w:val="false"/>
+          <w:color w:val="1F2126"/>
+          <w:sz w:val="19"/>
+          <w:szCs w:val="19"/>
+        </w:rPr>
+        <w:t xml:space="preserve">/</w:t>
+      </w:r>
+      <w:r>
+        <w:rPr>
+          <w:rFonts w:ascii="Consolas" w:cs="Consolas" w:eastAsia="Consolas" w:hAnsi="Consolas"/>
+          <w:b w:val="false"/>
+          <w:bCs w:val="false"/>
+          <w:i w:val="false"/>
+          <w:iCs w:val="false"/>
+          <w:color w:val="1B4FA8"/>
+          <w:sz w:val="17"/>
+          <w:szCs w:val="17"/>
+        </w:rPr>
+        <w:t xml:space="preserve">max</w:t>
+      </w:r>
+      <w:r>
+        <w:rPr>
+          <w:rFonts w:ascii="맑은 고딕" w:cs="맑은 고딕" w:eastAsia="맑은 고딕" w:hAnsi="맑은 고딕"/>
+          <w:b w:val="false"/>
+          <w:bCs w:val="false"/>
+          <w:i w:val="false"/>
+          <w:iCs w:val="false"/>
+          <w:color w:val="1F2126"/>
+          <w:sz w:val="19"/>
+          <w:szCs w:val="19"/>
+        </w:rPr>
+        <w:t xml:space="preserve">), </w:t>
+      </w:r>
+      <w:r>
+        <w:rPr>
+          <w:rFonts w:ascii="Consolas" w:cs="Consolas" w:eastAsia="Consolas" w:hAnsi="Consolas"/>
+          <w:b w:val="false"/>
+          <w:bCs w:val="false"/>
+          <w:i w:val="false"/>
+          <w:iCs w:val="false"/>
+          <w:color w:val="1B4FA8"/>
+          <w:sz w:val="17"/>
+          <w:szCs w:val="17"/>
+        </w:rPr>
+        <w:t xml:space="preserve">.env</w:t>
+      </w:r>
+      <w:r>
+        <w:rPr>
+          <w:rFonts w:ascii="맑은 고딕" w:cs="맑은 고딕" w:eastAsia="맑은 고딕" w:hAnsi="맑은 고딕"/>
+          <w:b w:val="false"/>
+          <w:bCs w:val="false"/>
+          <w:i w:val="false"/>
+          <w:iCs w:val="false"/>
+          <w:color w:val="1F2126"/>
+          <w:sz w:val="19"/>
+          <w:szCs w:val="19"/>
+        </w:rPr>
+        <w:t xml:space="preserve"> 이름, 그리고 창에 보낼 목록에 각각 한 줄씩.</w:t>
+      </w:r>
+    </w:p>
+    <w:p>
+      <w:pPr>
+        <w:pStyle w:val="ListParagraph"/>
+        <w:numPr>
+          <w:ilvl w:val="0"/>
+          <w:numId w:val="6"/>
+        </w:numPr>
+        <w:spacing w:after="60" w:before="0" w:line="300"/>
+      </w:pPr>
+      <w:r>
+        <w:rPr>
+          <w:rFonts w:ascii="Consolas" w:cs="Consolas" w:eastAsia="Consolas" w:hAnsi="Consolas"/>
+          <w:b w:val="false"/>
+          <w:bCs w:val="false"/>
+          <w:i w:val="false"/>
+          <w:iCs w:val="false"/>
+          <w:color w:val="1B4FA8"/>
+          <w:sz w:val="17"/>
+          <w:szCs w:val="17"/>
+        </w:rPr>
+        <w:t xml:space="preserve">src/control/SettingsPanel.tsx</w:t>
+      </w:r>
+      <w:r>
+        <w:rPr>
+          <w:rFonts w:ascii="맑은 고딕" w:cs="맑은 고딕" w:eastAsia="맑은 고딕" w:hAnsi="맑은 고딕"/>
+          <w:b w:val="false"/>
+          <w:bCs w:val="false"/>
+          <w:i w:val="false"/>
+          <w:iCs w:val="false"/>
+          <w:color w:val="1F2126"/>
+          <w:sz w:val="19"/>
+          <w:szCs w:val="19"/>
+        </w:rPr>
+        <w:t xml:space="preserve"> — </w:t>
+      </w:r>
+      <w:r>
+        <w:rPr>
+          <w:rFonts w:ascii="Consolas" w:cs="Consolas" w:eastAsia="Consolas" w:hAnsi="Consolas"/>
+          <w:b w:val="false"/>
+          <w:bCs w:val="false"/>
+          <w:i w:val="false"/>
+          <w:iCs w:val="false"/>
+          <w:color w:val="1B4FA8"/>
+          <w:sz w:val="17"/>
+          <w:szCs w:val="17"/>
+        </w:rPr>
+        <w:t xml:space="preserve">NumField</w:t>
+      </w:r>
+      <w:r>
+        <w:rPr>
+          <w:rFonts w:ascii="맑은 고딕" w:cs="맑은 고딕" w:eastAsia="맑은 고딕" w:hAnsi="맑은 고딕"/>
+          <w:b w:val="false"/>
+          <w:bCs w:val="false"/>
+          <w:i w:val="false"/>
+          <w:iCs w:val="false"/>
+          <w:color w:val="1F2126"/>
+          <w:sz w:val="19"/>
+          <w:szCs w:val="19"/>
+        </w:rPr>
+        <w:t xml:space="preserve"> 하나를 더합니다. </w:t>
+      </w:r>
+      <w:r>
+        <w:rPr>
+          <w:rFonts w:ascii="맑은 고딕" w:cs="맑은 고딕" w:eastAsia="맑은 고딕" w:hAnsi="맑은 고딕"/>
+          <w:b/>
+          <w:bCs/>
+          <w:i w:val="false"/>
+          <w:iCs w:val="false"/>
+          <w:color w:val="1F2126"/>
+          <w:sz w:val="19"/>
+          <w:szCs w:val="19"/>
+        </w:rPr>
+        <w:t xml:space="preserve">hint에 「왜 이 값인지」를 반드시 쓰세요</w:t>
+      </w:r>
+      <w:r>
+        <w:rPr>
+          <w:rFonts w:ascii="맑은 고딕" w:cs="맑은 고딕" w:eastAsia="맑은 고딕" w:hAnsi="맑은 고딕"/>
+          <w:b w:val="false"/>
+          <w:bCs w:val="false"/>
+          <w:i w:val="false"/>
+          <w:iCs w:val="false"/>
+          <w:color w:val="1F2126"/>
+          <w:sz w:val="19"/>
+          <w:szCs w:val="19"/>
+        </w:rPr>
+        <w:t xml:space="preserve">, 다음 사람이 보는 유일한 설명입니다.</w:t>
+      </w:r>
+    </w:p>
+    <w:p>
+      <w:pPr>
+        <w:pStyle w:val="ListParagraph"/>
+        <w:numPr>
+          <w:ilvl w:val="0"/>
+          <w:numId w:val="6"/>
+        </w:numPr>
+        <w:spacing w:after="60" w:before="0" w:line="300"/>
+      </w:pPr>
+      <w:r>
+        <w:rPr>
+          <w:rFonts w:ascii="맑은 고딕" w:cs="맑은 고딕" w:eastAsia="맑은 고딕" w:hAnsi="맑은 고딕"/>
+          <w:b w:val="false"/>
+          <w:bCs w:val="false"/>
+          <w:i w:val="false"/>
+          <w:iCs w:val="false"/>
+          <w:color w:val="1F2126"/>
+          <w:sz w:val="19"/>
+          <w:szCs w:val="19"/>
+        </w:rPr>
+        <w:t xml:space="preserve">화면이 </w:t>
+      </w:r>
+      <w:r>
+        <w:rPr>
+          <w:rFonts w:ascii="맑은 고딕" w:cs="맑은 고딕" w:eastAsia="맑은 고딕" w:hAnsi="맑은 고딕"/>
+          <w:b/>
+          <w:bCs/>
+          <w:i w:val="false"/>
+          <w:iCs w:val="false"/>
+          <w:color w:val="1F2126"/>
+          <w:sz w:val="19"/>
+          <w:szCs w:val="19"/>
+        </w:rPr>
+        <w:t xml:space="preserve">즉시</w:t>
+      </w:r>
+      <w:r>
+        <w:rPr>
+          <w:rFonts w:ascii="맑은 고딕" w:cs="맑은 고딕" w:eastAsia="맑은 고딕" w:hAnsi="맑은 고딕"/>
+          <w:b w:val="false"/>
+          <w:bCs w:val="false"/>
+          <w:i w:val="false"/>
+          <w:iCs w:val="false"/>
+          <w:color w:val="1F2126"/>
+          <w:sz w:val="19"/>
+          <w:szCs w:val="19"/>
+        </w:rPr>
+        <w:t xml:space="preserve"> 반응해야 하는 값이면 </w:t>
+      </w:r>
+      <w:r>
+        <w:rPr>
+          <w:rFonts w:ascii="Consolas" w:cs="Consolas" w:eastAsia="Consolas" w:hAnsi="Consolas"/>
+          <w:b w:val="false"/>
+          <w:bCs w:val="false"/>
+          <w:i w:val="false"/>
+          <w:iCs w:val="false"/>
+          <w:color w:val="1B4FA8"/>
+          <w:sz w:val="17"/>
+          <w:szCs w:val="17"/>
+        </w:rPr>
+        <w:t xml:space="preserve">src/shared/live-settings.ts</w:t>
+      </w:r>
+      <w:r>
+        <w:rPr>
+          <w:rFonts w:ascii="맑은 고딕" w:cs="맑은 고딕" w:eastAsia="맑은 고딕" w:hAnsi="맑은 고딕"/>
+          <w:b w:val="false"/>
+          <w:bCs w:val="false"/>
+          <w:i w:val="false"/>
+          <w:iCs w:val="false"/>
+          <w:color w:val="1F2126"/>
+          <w:sz w:val="19"/>
+          <w:szCs w:val="19"/>
+        </w:rPr>
+        <w:t xml:space="preserve">에도 넣습니다 — 지구본은 React 바깥에서 돌아서, 여기 없으면 다시 켜야 반영됩니다.</w:t>
+      </w:r>
+    </w:p>
+    <w:p>
+      <w:pPr>
+        <w:pStyle w:val="Heading3"/>
+        <w:keepNext/>
+        <w:spacing w:after="80" w:before="200"/>
+      </w:pPr>
+      <w:r>
+        <w:rPr>
+          <w:rFonts w:ascii="맑은 고딕" w:cs="맑은 고딕" w:eastAsia="맑은 고딕" w:hAnsi="맑은 고딕"/>
+          <w:b/>
+          <w:bCs/>
+          <w:i w:val="false"/>
+          <w:iCs w:val="false"/>
+          <w:color w:val="1F2126"/>
+          <w:sz w:val="19"/>
+          <w:szCs w:val="19"/>
+        </w:rPr>
+        <w:t xml:space="preserve">5) 색·글자 크기</w:t>
+      </w:r>
+    </w:p>
+    <w:p>
+      <w:pPr>
+        <w:spacing w:after="120" w:before="0" w:line="300"/>
+      </w:pPr>
+      <w:r>
+        <w:rPr>
+          <w:rFonts w:ascii="맑은 고딕" w:cs="맑은 고딕" w:eastAsia="맑은 고딕" w:hAnsi="맑은 고딕"/>
+          <w:b w:val="false"/>
+          <w:bCs w:val="false"/>
+          <w:i w:val="false"/>
+          <w:iCs w:val="false"/>
+          <w:color w:val="1F2126"/>
+          <w:sz w:val="19"/>
+          <w:szCs w:val="19"/>
+        </w:rPr>
+        <w:t xml:space="preserve">터치 화면은 </w:t>
+      </w:r>
+      <w:r>
+        <w:rPr>
+          <w:rFonts w:ascii="Consolas" w:cs="Consolas" w:eastAsia="Consolas" w:hAnsi="Consolas"/>
+          <w:b w:val="false"/>
+          <w:bCs w:val="false"/>
+          <w:i w:val="false"/>
+          <w:iCs w:val="false"/>
+          <w:color w:val="1B4FA8"/>
+          <w:sz w:val="17"/>
+          <w:szCs w:val="17"/>
+        </w:rPr>
+        <w:t xml:space="preserve">src/control/control.css</w:t>
+      </w:r>
+      <w:r>
+        <w:rPr>
+          <w:rFonts w:ascii="맑은 고딕" w:cs="맑은 고딕" w:eastAsia="맑은 고딕" w:hAnsi="맑은 고딕"/>
+          <w:b w:val="false"/>
+          <w:bCs w:val="false"/>
+          <w:i w:val="false"/>
+          <w:iCs w:val="false"/>
+          <w:color w:val="1F2126"/>
+          <w:sz w:val="19"/>
+          <w:szCs w:val="19"/>
+        </w:rPr>
+        <w:t xml:space="preserve">, 돔은 </w:t>
+      </w:r>
+      <w:r>
+        <w:rPr>
+          <w:rFonts w:ascii="Consolas" w:cs="Consolas" w:eastAsia="Consolas" w:hAnsi="Consolas"/>
+          <w:b w:val="false"/>
+          <w:bCs w:val="false"/>
+          <w:i w:val="false"/>
+          <w:iCs w:val="false"/>
+          <w:color w:val="1B4FA8"/>
+          <w:sz w:val="17"/>
+          <w:szCs w:val="17"/>
+        </w:rPr>
+        <w:t xml:space="preserve">src/display/display.css</w:t>
+      </w:r>
+      <w:r>
+        <w:rPr>
+          <w:rFonts w:ascii="맑은 고딕" w:cs="맑은 고딕" w:eastAsia="맑은 고딕" w:hAnsi="맑은 고딕"/>
+          <w:b w:val="false"/>
+          <w:bCs w:val="false"/>
+          <w:i w:val="false"/>
+          <w:iCs w:val="false"/>
+          <w:color w:val="1F2126"/>
+          <w:sz w:val="19"/>
+          <w:szCs w:val="19"/>
+        </w:rPr>
+        <w:t xml:space="preserve">입니다. 지구본 안의 색(비행기 아이콘, 궤도선, 구름 같은 것)은 CSS가 아니라 </w:t>
+      </w:r>
+      <w:r>
+        <w:rPr>
+          <w:rFonts w:ascii="Consolas" w:cs="Consolas" w:eastAsia="Consolas" w:hAnsi="Consolas"/>
+          <w:b w:val="false"/>
+          <w:bCs w:val="false"/>
+          <w:i w:val="false"/>
+          <w:iCs w:val="false"/>
+          <w:color w:val="1B4FA8"/>
+          <w:sz w:val="17"/>
+          <w:szCs w:val="17"/>
+        </w:rPr>
+        <w:t xml:space="preserve">globe.ts</w:t>
+      </w:r>
+      <w:r>
+        <w:rPr>
+          <w:rFonts w:ascii="맑은 고딕" w:cs="맑은 고딕" w:eastAsia="맑은 고딕" w:hAnsi="맑은 고딕"/>
+          <w:b w:val="false"/>
+          <w:bCs w:val="false"/>
+          <w:i w:val="false"/>
+          <w:iCs w:val="false"/>
+          <w:color w:val="1F2126"/>
+          <w:sz w:val="19"/>
+          <w:szCs w:val="19"/>
+        </w:rPr>
+        <w:t xml:space="preserve"> 안에 있습니다 — 그리는 주체가 브라우저가 아니라 WebGL이라서 그렇습니다.</w:t>
+      </w:r>
+    </w:p>
+    <w:tbl>
+      <w:tblPr>
+        <w:tblW w:type="dxa" w:w="9026"/>
+        <w:tblBorders>
+          <w:top w:val="none"/>
+          <w:left w:val="single" w:color="B4560F" w:sz="12"/>
+          <w:bottom w:val="none"/>
+          <w:right w:val="none"/>
+          <w:insideH w:val="none"/>
+          <w:insideV w:val="none"/>
+        </w:tblBorders>
+      </w:tblPr>
+      <w:tblGrid>
+        <w:gridCol w:w="9026"/>
+      </w:tblGrid>
+      <w:tr>
+        <w:tc>
+          <w:tcPr>
+            <w:tcW w:type="dxa" w:w="9026"/>
+            <w:shd w:fill="F4F6F9" w:color="auto" w:val="clear"/>
+            <w:tcMar>
+              <w:top w:type="dxa" w:w="140"/>
+              <w:left w:type="dxa" w:w="200"/>
+              <w:bottom w:type="dxa" w:w="140"/>
+              <w:right w:type="dxa" w:w="180"/>
+            </w:tcMar>
+          </w:tcPr>
+          <w:p>
+            <w:pPr>
+              <w:pStyle w:val="Heading3"/>
+              <w:keepNext/>
+              <w:spacing w:after="80" w:before="200"/>
+            </w:pPr>
+            <w:r>
+              <w:rPr>
+                <w:rFonts w:ascii="맑은 고딕" w:cs="맑은 고딕" w:eastAsia="맑은 고딕" w:hAnsi="맑은 고딕"/>
+                <w:b/>
+                <w:bCs/>
+                <w:color w:val="B4560F"/>
+                <w:sz w:val="19"/>
+                <w:szCs w:val="19"/>
+              </w:rPr>
+              <w:t xml:space="preserve">[주의] </w:t>
+            </w:r>
+            <w:r>
+              <w:rPr>
+                <w:rFonts w:ascii="맑은 고딕" w:cs="맑은 고딕" w:eastAsia="맑은 고딕" w:hAnsi="맑은 고딕"/>
+                <w:b/>
+                <w:bCs/>
+                <w:i w:val="false"/>
+                <w:iCs w:val="false"/>
+                <w:color w:val="1F2126"/>
+                <w:sz w:val="19"/>
+                <w:szCs w:val="19"/>
+              </w:rPr>
+              <w:t xml:space="preserve">돔과 컨트롤은 같은 렌더러를 씁니다</w:t>
+            </w:r>
+          </w:p>
+          <w:p>
+            <w:pPr>
+              <w:spacing w:after="120" w:before="0" w:line="300"/>
+            </w:pPr>
+            <w:r>
+              <w:rPr>
+                <w:rFonts w:ascii="Consolas" w:cs="Consolas" w:eastAsia="Consolas" w:hAnsi="Consolas"/>
+                <w:b w:val="false"/>
+                <w:bCs w:val="false"/>
+                <w:i w:val="false"/>
+                <w:iCs w:val="false"/>
+                <w:color w:val="1B4FA8"/>
+                <w:sz w:val="17"/>
+                <w:szCs w:val="17"/>
+              </w:rPr>
+              <w:t xml:space="preserve">globe.ts</w:t>
+            </w:r>
+            <w:r>
+              <w:rPr>
+                <w:rFonts w:ascii="맑은 고딕" w:cs="맑은 고딕" w:eastAsia="맑은 고딕" w:hAnsi="맑은 고딕"/>
+                <w:b w:val="false"/>
+                <w:bCs w:val="false"/>
+                <w:i w:val="false"/>
+                <w:iCs w:val="false"/>
+                <w:color w:val="1F2126"/>
+                <w:sz w:val="19"/>
+                <w:szCs w:val="19"/>
+              </w:rPr>
+              <w:t xml:space="preserve">를 고치면 </w:t>
+            </w:r>
+            <w:r>
+              <w:rPr>
+                <w:rFonts w:ascii="맑은 고딕" w:cs="맑은 고딕" w:eastAsia="맑은 고딕" w:hAnsi="맑은 고딕"/>
+                <w:b/>
+                <w:bCs/>
+                <w:i w:val="false"/>
+                <w:iCs w:val="false"/>
+                <w:color w:val="1F2126"/>
+                <w:sz w:val="19"/>
+                <w:szCs w:val="19"/>
+              </w:rPr>
+              <w:t xml:space="preserve">두 화면이 같이 바뀝니다.</w:t>
+            </w:r>
+            <w:r>
+              <w:rPr>
+                <w:rFonts w:ascii="맑은 고딕" w:cs="맑은 고딕" w:eastAsia="맑은 고딕" w:hAnsi="맑은 고딕"/>
+                <w:b w:val="false"/>
+                <w:bCs w:val="false"/>
+                <w:i w:val="false"/>
+                <w:iCs w:val="false"/>
+                <w:color w:val="1F2126"/>
+                <w:sz w:val="19"/>
+                <w:szCs w:val="19"/>
+              </w:rPr>
+              <w:t xml:space="preserve"> 컨트롤에서 예쁘라고 고친 것이 돔에서는 프로젝터 밝기 때문에 안 보일 수 있으니, </w:t>
+            </w:r>
+            <w:r>
+              <w:rPr>
+                <w:rFonts w:ascii="맑은 고딕" w:cs="맑은 고딕" w:eastAsia="맑은 고딕" w:hAnsi="맑은 고딕"/>
+                <w:b/>
+                <w:bCs/>
+                <w:i w:val="false"/>
+                <w:iCs w:val="false"/>
+                <w:color w:val="1F2126"/>
+                <w:sz w:val="19"/>
+                <w:szCs w:val="19"/>
+              </w:rPr>
+              <w:t xml:space="preserve">돔 쪽을 반드시 같이 확인</w:t>
+            </w:r>
+            <w:r>
+              <w:rPr>
+                <w:rFonts w:ascii="맑은 고딕" w:cs="맑은 고딕" w:eastAsia="맑은 고딕" w:hAnsi="맑은 고딕"/>
+                <w:b w:val="false"/>
+                <w:bCs w:val="false"/>
+                <w:i w:val="false"/>
+                <w:iCs w:val="false"/>
+                <w:color w:val="1F2126"/>
+                <w:sz w:val="19"/>
+                <w:szCs w:val="19"/>
+              </w:rPr>
+              <w:t xml:space="preserve">하세요. 한쪽만 바꾸려면 </w:t>
+            </w:r>
+            <w:r>
+              <w:rPr>
+                <w:rFonts w:ascii="Consolas" w:cs="Consolas" w:eastAsia="Consolas" w:hAnsi="Consolas"/>
+                <w:b w:val="false"/>
+                <w:bCs w:val="false"/>
+                <w:i w:val="false"/>
+                <w:iCs w:val="false"/>
+                <w:color w:val="1B4FA8"/>
+                <w:sz w:val="17"/>
+                <w:szCs w:val="17"/>
+              </w:rPr>
+              <w:t xml:space="preserve">interactive</w:t>
+            </w:r>
+            <w:r>
+              <w:rPr>
+                <w:rFonts w:ascii="맑은 고딕" w:cs="맑은 고딕" w:eastAsia="맑은 고딕" w:hAnsi="맑은 고딕"/>
+                <w:b w:val="false"/>
+                <w:bCs w:val="false"/>
+                <w:i w:val="false"/>
+                <w:iCs w:val="false"/>
+                <w:color w:val="1F2126"/>
+                <w:sz w:val="19"/>
+                <w:szCs w:val="19"/>
+              </w:rPr>
+              <w:t xml:space="preserve"> 옵션으로 갈라져 있는 기존 코드를 따라 하면 됩니다.</w:t>
+            </w:r>
+          </w:p>
+        </w:tc>
+      </w:tr>
+    </w:tbl>
+    <w:p>
+      <w:pPr>
+        <w:spacing w:after="180" w:before="0" w:line="300"/>
+      </w:pPr>
+      <w:r>
+        <w:t xml:space="preserve"/>
+      </w:r>
+    </w:p>
+    <w:p>
+      <w:pPr>
+        <w:pStyle w:val="Heading2"/>
+        <w:keepNext/>
+        <w:spacing w:after="100" w:before="280"/>
+      </w:pPr>
+      <w:r>
+        <w:rPr>
+          <w:rFonts w:ascii="맑은 고딕" w:cs="맑은 고딕" w:eastAsia="맑은 고딕" w:hAnsi="맑은 고딕"/>
+          <w:b/>
+          <w:bCs/>
+          <w:i w:val="false"/>
+          <w:iCs w:val="false"/>
+          <w:color w:val="1B4FA8"/>
+          <w:sz w:val="22"/>
+          <w:szCs w:val="22"/>
+        </w:rPr>
+        <w:t xml:space="preserve">고친 뒤 확인</w:t>
+      </w:r>
+    </w:p>
+    <w:p>
+      <w:pPr>
+        <w:spacing w:after="120" w:before="0" w:line="300"/>
+      </w:pPr>
+      <w:r>
+        <w:rPr>
+          <w:rFonts w:ascii="Consolas" w:cs="Consolas" w:eastAsia="Consolas" w:hAnsi="Consolas"/>
+          <w:b w:val="false"/>
+          <w:bCs w:val="false"/>
+          <w:i w:val="false"/>
+          <w:iCs w:val="false"/>
+          <w:color w:val="1B4FA8"/>
+          <w:sz w:val="17"/>
+          <w:szCs w:val="17"/>
+        </w:rPr>
+        <w:t xml:space="preserve">npm run typecheck</w:t>
+      </w:r>
+      <w:r>
+        <w:rPr>
+          <w:rFonts w:ascii="맑은 고딕" w:cs="맑은 고딕" w:eastAsia="맑은 고딕" w:hAnsi="맑은 고딕"/>
+          <w:b w:val="false"/>
+          <w:bCs w:val="false"/>
+          <w:i w:val="false"/>
+          <w:iCs w:val="false"/>
+          <w:color w:val="1F2126"/>
+          <w:sz w:val="19"/>
+          <w:szCs w:val="19"/>
+        </w:rPr>
+        <w:t xml:space="preserve">와 </w:t>
+      </w:r>
+      <w:r>
+        <w:rPr>
+          <w:rFonts w:ascii="Consolas" w:cs="Consolas" w:eastAsia="Consolas" w:hAnsi="Consolas"/>
+          <w:b w:val="false"/>
+          <w:bCs w:val="false"/>
+          <w:i w:val="false"/>
+          <w:iCs w:val="false"/>
+          <w:color w:val="1B4FA8"/>
+          <w:sz w:val="17"/>
+          <w:szCs w:val="17"/>
+        </w:rPr>
+        <w:t xml:space="preserve">npm run build</w:t>
+      </w:r>
+      <w:r>
+        <w:rPr>
+          <w:rFonts w:ascii="맑은 고딕" w:cs="맑은 고딕" w:eastAsia="맑은 고딕" w:hAnsi="맑은 고딕"/>
+          <w:b w:val="false"/>
+          <w:bCs w:val="false"/>
+          <w:i w:val="false"/>
+          <w:iCs w:val="false"/>
+          <w:color w:val="1F2126"/>
+          <w:sz w:val="19"/>
+          <w:szCs w:val="19"/>
+        </w:rPr>
+        <w:t xml:space="preserve">가 </w:t>
+      </w:r>
+      <w:r>
+        <w:rPr>
+          <w:rFonts w:ascii="맑은 고딕" w:cs="맑은 고딕" w:eastAsia="맑은 고딕" w:hAnsi="맑은 고딕"/>
+          <w:b/>
+          <w:bCs/>
+          <w:i w:val="false"/>
+          <w:iCs w:val="false"/>
+          <w:color w:val="1F2126"/>
+          <w:sz w:val="19"/>
+          <w:szCs w:val="19"/>
+        </w:rPr>
+        <w:t xml:space="preserve">둘 다</w:t>
+      </w:r>
+      <w:r>
+        <w:rPr>
+          <w:rFonts w:ascii="맑은 고딕" w:cs="맑은 고딕" w:eastAsia="맑은 고딕" w:hAnsi="맑은 고딕"/>
+          <w:b w:val="false"/>
+          <w:bCs w:val="false"/>
+          <w:i w:val="false"/>
+          <w:iCs w:val="false"/>
+          <w:color w:val="1F2126"/>
+          <w:sz w:val="19"/>
+          <w:szCs w:val="19"/>
+        </w:rPr>
+        <w:t xml:space="preserve"> 조용히 끝나야 합니다. 그 다음 </w:t>
+      </w:r>
+      <w:r>
+        <w:rPr>
+          <w:rFonts w:ascii="Consolas" w:cs="Consolas" w:eastAsia="Consolas" w:hAnsi="Consolas"/>
+          <w:b w:val="false"/>
+          <w:bCs w:val="false"/>
+          <w:i w:val="false"/>
+          <w:iCs w:val="false"/>
+          <w:color w:val="1B4FA8"/>
+          <w:sz w:val="17"/>
+          <w:szCs w:val="17"/>
+        </w:rPr>
+        <w:t xml:space="preserve">npm run dev</w:t>
+      </w:r>
+      <w:r>
+        <w:rPr>
+          <w:rFonts w:ascii="맑은 고딕" w:cs="맑은 고딕" w:eastAsia="맑은 고딕" w:hAnsi="맑은 고딕"/>
+          <w:b w:val="false"/>
+          <w:bCs w:val="false"/>
+          <w:i w:val="false"/>
+          <w:iCs w:val="false"/>
+          <w:color w:val="1F2126"/>
+          <w:sz w:val="19"/>
+          <w:szCs w:val="19"/>
+        </w:rPr>
+        <w:t xml:space="preserve">로 </w:t>
+      </w:r>
+      <w:r>
+        <w:rPr>
+          <w:rFonts w:ascii="맑은 고딕" w:cs="맑은 고딕" w:eastAsia="맑은 고딕" w:hAnsi="맑은 고딕"/>
+          <w:b/>
+          <w:bCs/>
+          <w:i w:val="false"/>
+          <w:iCs w:val="false"/>
+          <w:color w:val="1F2126"/>
+          <w:sz w:val="19"/>
+          <w:szCs w:val="19"/>
+        </w:rPr>
+        <w:t xml:space="preserve">다섯 탭을 전부</w:t>
+      </w:r>
+      <w:r>
+        <w:rPr>
+          <w:rFonts w:ascii="맑은 고딕" w:cs="맑은 고딕" w:eastAsia="맑은 고딕" w:hAnsi="맑은 고딕"/>
+          <w:b w:val="false"/>
+          <w:bCs w:val="false"/>
+          <w:i w:val="false"/>
+          <w:iCs w:val="false"/>
+          <w:color w:val="1F2126"/>
+          <w:sz w:val="19"/>
+          <w:szCs w:val="19"/>
+        </w:rPr>
+        <w:t xml:space="preserve"> 눌러 보세요 — 한 탭을 고치다 다른 탭을 깨뜨리는 일이 흔합니다(다섯이 같은 렌더러를 씁니다).</w:t>
+      </w:r>
+    </w:p>
+    <w:p>
+      <w:pPr>
+        <w:spacing w:after="120" w:before="0" w:line="300"/>
+      </w:pPr>
+      <w:r>
+        <w:rPr>
+          <w:rFonts w:ascii="맑은 고딕" w:cs="맑은 고딕" w:eastAsia="맑은 고딕" w:hAnsi="맑은 고딕"/>
+          <w:b w:val="false"/>
+          <w:bCs w:val="false"/>
+          <w:i w:val="false"/>
+          <w:iCs w:val="false"/>
+          <w:color w:val="1F2126"/>
+          <w:sz w:val="19"/>
+          <w:szCs w:val="19"/>
+        </w:rPr>
+        <w:t xml:space="preserve">마지막으로 </w:t>
+      </w:r>
+      <w:r>
+        <w:rPr>
+          <w:rFonts w:ascii="맑은 고딕" w:cs="맑은 고딕" w:eastAsia="맑은 고딕" w:hAnsi="맑은 고딕"/>
+          <w:b/>
+          <w:bCs/>
+          <w:i w:val="false"/>
+          <w:iCs w:val="false"/>
+          <w:color w:val="1F2126"/>
+          <w:sz w:val="19"/>
+          <w:szCs w:val="19"/>
+        </w:rPr>
+        <w:t xml:space="preserve">기록 탭</w:t>
+      </w:r>
+      <w:r>
+        <w:rPr>
+          <w:rFonts w:ascii="맑은 고딕" w:cs="맑은 고딕" w:eastAsia="맑은 고딕" w:hAnsi="맑은 고딕"/>
+          <w:b w:val="false"/>
+          <w:bCs w:val="false"/>
+          <w:i w:val="false"/>
+          <w:iCs w:val="false"/>
+          <w:color w:val="1F2126"/>
+          <w:sz w:val="19"/>
+          <w:szCs w:val="19"/>
+        </w:rPr>
+        <w:t xml:space="preserve">을 열어 빨간 줄이 없는지 봅니다. 화면이 멀쩡해 보여도 기록에는 실패가 찍혀 있는 경우가 있고, 이 프로그램에서 그것이 유일한 관측 수단입니다(7장).</w:t>
+      </w:r>
+    </w:p>
+    <w:p>
+      <w:pPr>
+        <w:pStyle w:val="Heading2"/>
+        <w:keepNext/>
+        <w:spacing w:after="100" w:before="280"/>
+      </w:pPr>
+      <w:r>
+        <w:rPr>
+          <w:rFonts w:ascii="맑은 고딕" w:cs="맑은 고딕" w:eastAsia="맑은 고딕" w:hAnsi="맑은 고딕"/>
+          <w:b/>
+          <w:bCs/>
+          <w:i w:val="false"/>
+          <w:iCs w:val="false"/>
+          <w:color w:val="1B4FA8"/>
+          <w:sz w:val="22"/>
+          <w:szCs w:val="22"/>
+        </w:rPr>
+        <w:t xml:space="preserve">노트도 같이 고치세요</w:t>
+      </w:r>
+    </w:p>
+    <w:p>
+      <w:pPr>
+        <w:spacing w:after="120" w:before="0" w:line="300"/>
+      </w:pPr>
+      <w:r>
+        <w:rPr>
+          <w:rFonts w:ascii="맑은 고딕" w:cs="맑은 고딕" w:eastAsia="맑은 고딕" w:hAnsi="맑은 고딕"/>
+          <w:b w:val="false"/>
+          <w:bCs w:val="false"/>
+          <w:i w:val="false"/>
+          <w:iCs w:val="false"/>
+          <w:color w:val="1F2126"/>
+          <w:sz w:val="19"/>
+          <w:szCs w:val="19"/>
+        </w:rPr>
+        <w:t xml:space="preserve">프로그램을 고쳤으면 이 노트도 고쳐야 합니다. 안 고치면 다음 사람이 </w:t>
+      </w:r>
+      <w:r>
+        <w:rPr>
+          <w:rFonts w:ascii="맑은 고딕" w:cs="맑은 고딕" w:eastAsia="맑은 고딕" w:hAnsi="맑은 고딕"/>
+          <w:b/>
+          <w:bCs/>
+          <w:i w:val="false"/>
+          <w:iCs w:val="false"/>
+          <w:color w:val="1F2126"/>
+          <w:sz w:val="19"/>
+          <w:szCs w:val="19"/>
+        </w:rPr>
+        <w:t xml:space="preserve">틀린 설명을 믿고</w:t>
+      </w:r>
+      <w:r>
+        <w:rPr>
+          <w:rFonts w:ascii="맑은 고딕" w:cs="맑은 고딕" w:eastAsia="맑은 고딕" w:hAnsi="맑은 고딕"/>
+          <w:b w:val="false"/>
+          <w:bCs w:val="false"/>
+          <w:i w:val="false"/>
+          <w:iCs w:val="false"/>
+          <w:color w:val="1F2126"/>
+          <w:sz w:val="19"/>
+          <w:szCs w:val="19"/>
+        </w:rPr>
+        <w:t xml:space="preserve"> 시간을 씁니다 — 실제로 저장 위치를 옮긴 뒤 4장 설명이 하루 동안 거짓말을 하고 있었습니다.</w:t>
+      </w:r>
+    </w:p>
+    <w:p>
+      <w:pPr>
+        <w:spacing w:after="120" w:before="0" w:line="300"/>
+      </w:pPr>
+      <w:r>
+        <w:rPr>
+          <w:rFonts w:ascii="맑은 고딕" w:cs="맑은 고딕" w:eastAsia="맑은 고딕" w:hAnsi="맑은 고딕"/>
+          <w:b w:val="false"/>
+          <w:bCs w:val="false"/>
+          <w:i w:val="false"/>
+          <w:iCs w:val="false"/>
+          <w:color w:val="1F2126"/>
+          <w:sz w:val="19"/>
+          <w:szCs w:val="19"/>
+        </w:rPr>
+        <w:t xml:space="preserve">원본은 </w:t>
+      </w:r>
+      <w:r>
+        <w:rPr>
+          <w:rFonts w:ascii="Consolas" w:cs="Consolas" w:eastAsia="Consolas" w:hAnsi="Consolas"/>
+          <w:b w:val="false"/>
+          <w:bCs w:val="false"/>
+          <w:i w:val="false"/>
+          <w:iCs w:val="false"/>
+          <w:color w:val="1B4FA8"/>
+          <w:sz w:val="17"/>
+          <w:szCs w:val="17"/>
+        </w:rPr>
+        <w:t xml:space="preserve">docs/note.template.html</w:t>
+      </w:r>
+      <w:r>
+        <w:rPr>
+          <w:rFonts w:ascii="맑은 고딕" w:cs="맑은 고딕" w:eastAsia="맑은 고딕" w:hAnsi="맑은 고딕"/>
+          <w:b w:val="false"/>
+          <w:bCs w:val="false"/>
+          <w:i w:val="false"/>
+          <w:iCs w:val="false"/>
+          <w:color w:val="1F2126"/>
+          <w:sz w:val="19"/>
+          <w:szCs w:val="19"/>
+        </w:rPr>
+        <w:t xml:space="preserve"> </w:t>
+      </w:r>
+      <w:r>
+        <w:rPr>
+          <w:rFonts w:ascii="맑은 고딕" w:cs="맑은 고딕" w:eastAsia="맑은 고딕" w:hAnsi="맑은 고딕"/>
+          <w:b/>
+          <w:bCs/>
+          <w:i w:val="false"/>
+          <w:iCs w:val="false"/>
+          <w:color w:val="1F2126"/>
+          <w:sz w:val="19"/>
+          <w:szCs w:val="19"/>
+        </w:rPr>
+        <w:t xml:space="preserve">하나뿐</w:t>
+      </w:r>
+      <w:r>
+        <w:rPr>
+          <w:rFonts w:ascii="맑은 고딕" w:cs="맑은 고딕" w:eastAsia="맑은 고딕" w:hAnsi="맑은 고딕"/>
+          <w:b w:val="false"/>
+          <w:bCs w:val="false"/>
+          <w:i w:val="false"/>
+          <w:iCs w:val="false"/>
+          <w:color w:val="1F2126"/>
+          <w:sz w:val="19"/>
+          <w:szCs w:val="19"/>
+        </w:rPr>
+        <w:t xml:space="preserve">입니다. </w:t>
+      </w:r>
+      <w:r>
+        <w:rPr>
+          <w:rFonts w:ascii="Consolas" w:cs="Consolas" w:eastAsia="Consolas" w:hAnsi="Consolas"/>
+          <w:b w:val="false"/>
+          <w:bCs w:val="false"/>
+          <w:i w:val="false"/>
+          <w:iCs w:val="false"/>
+          <w:color w:val="1B4FA8"/>
+          <w:sz w:val="17"/>
+          <w:szCs w:val="17"/>
+        </w:rPr>
+        <w:t xml:space="preserve">기술개발노트.html</w:t>
+      </w:r>
+      <w:r>
+        <w:rPr>
+          <w:rFonts w:ascii="맑은 고딕" w:cs="맑은 고딕" w:eastAsia="맑은 고딕" w:hAnsi="맑은 고딕"/>
+          <w:b w:val="false"/>
+          <w:bCs w:val="false"/>
+          <w:i w:val="false"/>
+          <w:iCs w:val="false"/>
+          <w:color w:val="1F2126"/>
+          <w:sz w:val="19"/>
+          <w:szCs w:val="19"/>
+        </w:rPr>
+        <w:t xml:space="preserve">과 </w:t>
+      </w:r>
+      <w:r>
+        <w:rPr>
+          <w:rFonts w:ascii="Consolas" w:cs="Consolas" w:eastAsia="Consolas" w:hAnsi="Consolas"/>
+          <w:b w:val="false"/>
+          <w:bCs w:val="false"/>
+          <w:i w:val="false"/>
+          <w:iCs w:val="false"/>
+          <w:color w:val="1B4FA8"/>
+          <w:sz w:val="17"/>
+          <w:szCs w:val="17"/>
+        </w:rPr>
+        <w:t xml:space="preserve">기술개발노트.docx</w:t>
+      </w:r>
+      <w:r>
+        <w:rPr>
+          <w:rFonts w:ascii="맑은 고딕" w:cs="맑은 고딕" w:eastAsia="맑은 고딕" w:hAnsi="맑은 고딕"/>
+          <w:b w:val="false"/>
+          <w:bCs w:val="false"/>
+          <w:i w:val="false"/>
+          <w:iCs w:val="false"/>
+          <w:color w:val="1F2126"/>
+          <w:sz w:val="19"/>
+          <w:szCs w:val="19"/>
+        </w:rPr>
+        <w:t xml:space="preserve">는 </w:t>
+      </w:r>
+      <w:r>
+        <w:rPr>
+          <w:rFonts w:ascii="맑은 고딕" w:cs="맑은 고딕" w:eastAsia="맑은 고딕" w:hAnsi="맑은 고딕"/>
+          <w:b/>
+          <w:bCs/>
+          <w:i w:val="false"/>
+          <w:iCs w:val="false"/>
+          <w:color w:val="1F2126"/>
+          <w:sz w:val="19"/>
+          <w:szCs w:val="19"/>
+        </w:rPr>
+        <w:t xml:space="preserve">만들어진 결과물</w:t>
+      </w:r>
+      <w:r>
+        <w:rPr>
+          <w:rFonts w:ascii="맑은 고딕" w:cs="맑은 고딕" w:eastAsia="맑은 고딕" w:hAnsi="맑은 고딕"/>
+          <w:b w:val="false"/>
+          <w:bCs w:val="false"/>
+          <w:i w:val="false"/>
+          <w:iCs w:val="false"/>
+          <w:color w:val="1F2126"/>
+          <w:sz w:val="19"/>
+          <w:szCs w:val="19"/>
+        </w:rPr>
+        <w:t xml:space="preserve">이라, 거기에 직접 쓴 내용은 다음에 다시 만들 때 말없이 사라집니다.</w:t>
       </w:r>
     </w:p>
     <w:p>
@@ -13733,11 +15721,11 @@
           <w:bCs w:val="false"/>
           <w:i w:val="false"/>
           <w:iCs w:val="false"/>
-          <w:color w:val="1F2126"/>
+          <w:color w:val="6E7480"/>
           <w:sz w:val="17"/>
           <w:szCs w:val="17"/>
         </w:rPr>
-        <w:t xml:space="preserve">&lt;figure&gt;</w:t>
+        <w:t xml:space="preserve"># 글을 고친 뒤, 읽는 파일 두 개를 다시 만든다</w:t>
       </w:r>
     </w:p>
     <w:p>
@@ -13757,15 +15745,8 @@
           <w:sz w:val="17"/>
           <w:szCs w:val="17"/>
         </w:rPr>
-        <w:t xml:space="preserve">  &lt;img src="{{13-settings-keys}}" alt="설정 화면의 키와 포트"&gt;</w:t>
-      </w:r>
-    </w:p>
-    <w:p>
-      <w:pPr>
-        <w:shd w:fill="F4F6F9" w:color="auto" w:val="clear"/>
-        <w:spacing w:after="0" w:before="0" w:line="260"/>
-        <w:ind w:left="120" w:right="120"/>
-      </w:pPr>
+        <w:t xml:space="preserve">npm run note        </w:t>
+      </w:r>
       <w:r>
         <w:rPr>
           <w:rFonts w:ascii="Consolas" w:cs="Consolas" w:eastAsia="Consolas" w:hAnsi="Consolas"/>
@@ -13773,11 +15754,11 @@
           <w:bCs w:val="false"/>
           <w:i w:val="false"/>
           <w:iCs w:val="false"/>
-          <w:color w:val="1F2126"/>
+          <w:color w:val="6E7480"/>
           <w:sz w:val="17"/>
           <w:szCs w:val="17"/>
         </w:rPr>
-        <w:t xml:space="preserve">  &lt;figcaption&gt;&lt;b&gt;키와 포트.&lt;/b&gt; 여기 값은 다시 시작해야 적용됩니다.&lt;/figcaption&gt;</w:t>
+        <w:t xml:space="preserve"># → docs\기술개발노트.html  (웹·공유용)</w:t>
       </w:r>
     </w:p>
     <w:p>
@@ -13797,13 +15778,39 @@
           <w:sz w:val="17"/>
           <w:szCs w:val="17"/>
         </w:rPr>
-        <w:t xml:space="preserve">&lt;/figure&gt;</w:t>
+        <w:t xml:space="preserve">npm run note:docx   </w:t>
+      </w:r>
+      <w:r>
+        <w:rPr>
+          <w:rFonts w:ascii="Consolas" w:cs="Consolas" w:eastAsia="Consolas" w:hAnsi="Consolas"/>
+          <w:b w:val="false"/>
+          <w:bCs w:val="false"/>
+          <w:i w:val="false"/>
+          <w:iCs w:val="false"/>
+          <w:color w:val="6E7480"/>
+          <w:sz w:val="17"/>
+          <w:szCs w:val="17"/>
+        </w:rPr>
+        <w:t xml:space="preserve"># → docs\기술개발노트.docx  (워드·인쇄용)</w:t>
       </w:r>
     </w:p>
     <w:p>
       <w:pPr>
         <w:spacing w:after="120" w:before="0" w:line="300"/>
       </w:pPr>
+      <w:r>
+        <w:rPr>
+          <w:rFonts w:ascii="맑은 고딕" w:cs="맑은 고딕" w:eastAsia="맑은 고딕" w:hAnsi="맑은 고딕"/>
+          <w:b w:val="false"/>
+          <w:bCs w:val="false"/>
+          <w:i w:val="false"/>
+          <w:iCs w:val="false"/>
+          <w:color w:val="1F2126"/>
+          <w:sz w:val="19"/>
+          <w:szCs w:val="19"/>
+        </w:rPr>
+        <w:t xml:space="preserve">사진은 </w:t>
+      </w:r>
       <w:r>
         <w:rPr>
           <w:rFonts w:ascii="Consolas" w:cs="Consolas" w:eastAsia="Consolas" w:hAnsi="Consolas"/>
@@ -13815,167 +15822,20 @@
           <w:sz w:val="17"/>
           <w:szCs w:val="17"/>
         </w:rPr>
-        <w:t xml:space="preserve">npm run note</w:t>
-      </w:r>
-      <w:r>
-        <w:rPr>
-          <w:rFonts w:ascii="맑은 고딕" w:cs="맑은 고딕" w:eastAsia="맑은 고딕" w:hAnsi="맑은 고딕"/>
-          <w:b w:val="false"/>
-          <w:bCs w:val="false"/>
-          <w:i w:val="false"/>
-          <w:iCs w:val="false"/>
-          <w:color w:val="1F2126"/>
-          <w:sz w:val="19"/>
-          <w:szCs w:val="19"/>
-        </w:rPr>
-        <w:t xml:space="preserve">가 그 자리에 사진을 통째로 밀어 넣습니다 — 그래서 완성된 HTML은 </w:t>
-      </w:r>
-      <w:r>
-        <w:rPr>
-          <w:rFonts w:ascii="맑은 고딕" w:cs="맑은 고딕" w:eastAsia="맑은 고딕" w:hAnsi="맑은 고딕"/>
-          <w:b/>
-          <w:bCs/>
-          <w:i w:val="false"/>
-          <w:iCs w:val="false"/>
-          <w:color w:val="1F2126"/>
-          <w:sz w:val="19"/>
-          <w:szCs w:val="19"/>
-        </w:rPr>
-        <w:t xml:space="preserve">파일 하나만 보내도</w:t>
-      </w:r>
-      <w:r>
-        <w:rPr>
-          <w:rFonts w:ascii="맑은 고딕" w:cs="맑은 고딕" w:eastAsia="맑은 고딕" w:hAnsi="맑은 고딕"/>
-          <w:b w:val="false"/>
-          <w:bCs w:val="false"/>
-          <w:i w:val="false"/>
-          <w:iCs w:val="false"/>
-          <w:color w:val="1F2126"/>
-          <w:sz w:val="19"/>
-          <w:szCs w:val="19"/>
-        </w:rPr>
-        <w:t xml:space="preserve"> 사진이 다 보입니다. 이름이 틀리면 조용히 넘어가지 않고 </w:t>
-      </w:r>
-      <w:r>
-        <w:rPr>
-          <w:rFonts w:ascii="맑은 고딕" w:cs="맑은 고딕" w:eastAsia="맑은 고딕" w:hAnsi="맑은 고딕"/>
-          <w:b/>
-          <w:bCs/>
-          <w:i w:val="false"/>
-          <w:iCs w:val="false"/>
-          <w:color w:val="1F2126"/>
-          <w:sz w:val="19"/>
-          <w:szCs w:val="19"/>
-        </w:rPr>
-        <w:t xml:space="preserve">어느 파일이 없는지 말하면서 멈춥니다.</w:t>
-      </w:r>
-    </w:p>
-    <w:p>
-      <w:pPr>
-        <w:spacing w:after="120" w:before="0" w:line="300"/>
-      </w:pPr>
-      <w:r>
-        <w:rPr>
-          <w:rFonts w:ascii="맑은 고딕" w:cs="맑은 고딕" w:eastAsia="맑은 고딕" w:hAnsi="맑은 고딕"/>
-          <w:b w:val="false"/>
-          <w:bCs w:val="false"/>
-          <w:i w:val="false"/>
-          <w:iCs w:val="false"/>
-          <w:color w:val="1F2126"/>
-          <w:sz w:val="19"/>
-          <w:szCs w:val="19"/>
-        </w:rPr>
-        <w:t xml:space="preserve">화면 사진은 프로그램을 띄워 놓고 </w:t>
-      </w:r>
-      <w:r>
-        <w:rPr>
-          <w:rFonts w:ascii="맑은 고딕" w:cs="맑은 고딕" w:eastAsia="맑은 고딕" w:hAnsi="맑은 고딕"/>
-          <w:b/>
-          <w:bCs/>
-          <w:i w:val="false"/>
-          <w:iCs w:val="false"/>
-          <w:color w:val="1F2126"/>
-          <w:sz w:val="19"/>
-          <w:szCs w:val="19"/>
-        </w:rPr>
-        <w:t xml:space="preserve">창을 그대로 캡처</w:t>
-      </w:r>
-      <w:r>
-        <w:rPr>
-          <w:rFonts w:ascii="맑은 고딕" w:cs="맑은 고딕" w:eastAsia="맑은 고딕" w:hAnsi="맑은 고딕"/>
-          <w:b w:val="false"/>
-          <w:bCs w:val="false"/>
-          <w:i w:val="false"/>
-          <w:iCs w:val="false"/>
-          <w:color w:val="1F2126"/>
-          <w:sz w:val="19"/>
-          <w:szCs w:val="19"/>
-        </w:rPr>
-        <w:t xml:space="preserve">하면 됩니다. 가로 1600px 안팎이면 충분하고, 파일이 너무 크면 노트 전체가 무거워지니 JPG 품질을 조금 낮춰 저장하세요.</w:t>
-      </w:r>
-    </w:p>
-    <w:p>
-      <w:pPr>
-        <w:pStyle w:val="Heading2"/>
-        <w:keepNext/>
-        <w:spacing w:after="100" w:before="280"/>
-      </w:pPr>
-      <w:r>
-        <w:rPr>
-          <w:rFonts w:ascii="맑은 고딕" w:cs="맑은 고딕" w:eastAsia="맑은 고딕" w:hAnsi="맑은 고딕"/>
-          <w:b/>
-          <w:bCs/>
-          <w:i w:val="false"/>
-          <w:iCs w:val="false"/>
-          <w:color w:val="1B4FA8"/>
-          <w:sz w:val="22"/>
-          <w:szCs w:val="22"/>
-        </w:rPr>
-        <w:t xml:space="preserve">구조 그림</w:t>
-      </w:r>
-    </w:p>
-    <w:p>
-      <w:pPr>
-        <w:spacing w:after="120" w:before="0" w:line="300"/>
-      </w:pPr>
-      <w:r>
-        <w:rPr>
-          <w:rFonts w:ascii="맑은 고딕" w:cs="맑은 고딕" w:eastAsia="맑은 고딕" w:hAnsi="맑은 고딕"/>
-          <w:b w:val="false"/>
-          <w:bCs w:val="false"/>
-          <w:i w:val="false"/>
-          <w:iCs w:val="false"/>
-          <w:color w:val="1F2126"/>
-          <w:sz w:val="19"/>
-          <w:szCs w:val="19"/>
-        </w:rPr>
-        <w:t xml:space="preserve">2장의 흐름도는 사진이 아니라 </w:t>
-      </w:r>
-      <w:r>
-        <w:rPr>
-          <w:rFonts w:ascii="맑은 고딕" w:cs="맑은 고딕" w:eastAsia="맑은 고딕" w:hAnsi="맑은 고딕"/>
-          <w:b/>
-          <w:bCs/>
-          <w:i w:val="false"/>
-          <w:iCs w:val="false"/>
-          <w:color w:val="1F2126"/>
-          <w:sz w:val="19"/>
-          <w:szCs w:val="19"/>
-        </w:rPr>
-        <w:t xml:space="preserve">템플릿 안에 직접 그려져 있는</w:t>
-      </w:r>
-      <w:r>
-        <w:rPr>
-          <w:rFonts w:ascii="맑은 고딕" w:cs="맑은 고딕" w:eastAsia="맑은 고딕" w:hAnsi="맑은 고딕"/>
-          <w:b w:val="false"/>
-          <w:bCs w:val="false"/>
-          <w:i w:val="false"/>
-          <w:iCs w:val="false"/>
-          <w:color w:val="1F2126"/>
-          <w:sz w:val="19"/>
-          <w:szCs w:val="19"/>
-        </w:rPr>
-        <w:t xml:space="preserve"> </w:t>
+        <w:t xml:space="preserve">docs\images\</w:t>
+      </w:r>
+      <w:r>
+        <w:rPr>
+          <w:rFonts w:ascii="맑은 고딕" w:cs="맑은 고딕" w:eastAsia="맑은 고딕" w:hAnsi="맑은 고딕"/>
+          <w:b w:val="false"/>
+          <w:bCs w:val="false"/>
+          <w:i w:val="false"/>
+          <w:iCs w:val="false"/>
+          <w:color w:val="1F2126"/>
+          <w:sz w:val="19"/>
+          <w:szCs w:val="19"/>
+        </w:rPr>
+        <w:t xml:space="preserve">에 JPG로 두고 본문에서 </w:t>
       </w:r>
       <w:r>
         <w:rPr>
@@ -13988,20 +15848,20 @@
           <w:sz w:val="17"/>
           <w:szCs w:val="17"/>
         </w:rPr>
-        <w:t xml:space="preserve">&lt;svg&gt;</w:t>
-      </w:r>
-      <w:r>
-        <w:rPr>
-          <w:rFonts w:ascii="맑은 고딕" w:cs="맑은 고딕" w:eastAsia="맑은 고딕" w:hAnsi="맑은 고딕"/>
-          <w:b w:val="false"/>
-          <w:bCs w:val="false"/>
-          <w:i w:val="false"/>
-          <w:iCs w:val="false"/>
-          <w:color w:val="1F2126"/>
-          <w:sz w:val="19"/>
-          <w:szCs w:val="19"/>
-        </w:rPr>
-        <w:t xml:space="preserve">입니다. 글자만 바꾸는 정도면 그 안의 </w:t>
+        <w:t xml:space="preserve">{{이름}}</w:t>
+      </w:r>
+      <w:r>
+        <w:rPr>
+          <w:rFonts w:ascii="맑은 고딕" w:cs="맑은 고딕" w:eastAsia="맑은 고딕" w:hAnsi="맑은 고딕"/>
+          <w:b w:val="false"/>
+          <w:bCs w:val="false"/>
+          <w:i w:val="false"/>
+          <w:iCs w:val="false"/>
+          <w:color w:val="1F2126"/>
+          <w:sz w:val="19"/>
+          <w:szCs w:val="19"/>
+        </w:rPr>
+        <w:t xml:space="preserve">으로 부릅니다. 2장의 흐름도만은 Word가 그림을 못 그려서 </w:t>
       </w:r>
       <w:r>
         <w:rPr>
@@ -14014,38 +15874,20 @@
           <w:sz w:val="17"/>
           <w:szCs w:val="17"/>
         </w:rPr>
-        <w:t xml:space="preserve">&lt;text&gt;</w:t>
-      </w:r>
-      <w:r>
-        <w:rPr>
-          <w:rFonts w:ascii="맑은 고딕" w:cs="맑은 고딕" w:eastAsia="맑은 고딕" w:hAnsi="맑은 고딕"/>
-          <w:b w:val="false"/>
-          <w:bCs w:val="false"/>
-          <w:i w:val="false"/>
-          <w:iCs w:val="false"/>
-          <w:color w:val="1F2126"/>
-          <w:sz w:val="19"/>
-          <w:szCs w:val="19"/>
-        </w:rPr>
-        <w:t xml:space="preserve">를 찾아 고치면 됩니다.</w:t>
-      </w:r>
-    </w:p>
-    <w:p>
-      <w:pPr>
-        <w:spacing w:after="120" w:before="0" w:line="300"/>
-      </w:pPr>
-      <w:r>
-        <w:rPr>
-          <w:rFonts w:ascii="맑은 고딕" w:cs="맑은 고딕" w:eastAsia="맑은 고딕" w:hAnsi="맑은 고딕"/>
-          <w:b w:val="false"/>
-          <w:bCs w:val="false"/>
-          <w:i w:val="false"/>
-          <w:iCs w:val="false"/>
-          <w:color w:val="1F2126"/>
-          <w:sz w:val="19"/>
-          <w:szCs w:val="19"/>
-        </w:rPr>
-        <w:t xml:space="preserve">다만 Word 파일은 그림을 그릴 수 없어서, 이 흐름도만은 </w:t>
+        <w:t xml:space="preserve">docs\images\diagram.png</w:t>
+      </w:r>
+      <w:r>
+        <w:rPr>
+          <w:rFonts w:ascii="맑은 고딕" w:cs="맑은 고딕" w:eastAsia="맑은 고딕" w:hAnsi="맑은 고딕"/>
+          <w:b w:val="false"/>
+          <w:bCs w:val="false"/>
+          <w:i w:val="false"/>
+          <w:iCs w:val="false"/>
+          <w:color w:val="1F2126"/>
+          <w:sz w:val="19"/>
+          <w:szCs w:val="19"/>
+        </w:rPr>
+        <w:t xml:space="preserve">로 미리 구워 두었으니, </w:t>
       </w:r>
       <w:r>
         <w:rPr>
@@ -14058,20 +15900,20 @@
           <w:sz w:val="19"/>
           <w:szCs w:val="19"/>
         </w:rPr>
-        <w:t xml:space="preserve">미리 그림으로 구워 둔</w:t>
-      </w:r>
-      <w:r>
-        <w:rPr>
-          <w:rFonts w:ascii="맑은 고딕" w:cs="맑은 고딕" w:eastAsia="맑은 고딕" w:hAnsi="맑은 고딕"/>
-          <w:b w:val="false"/>
-          <w:bCs w:val="false"/>
-          <w:i w:val="false"/>
-          <w:iCs w:val="false"/>
-          <w:color w:val="1F2126"/>
-          <w:sz w:val="19"/>
-          <w:szCs w:val="19"/>
-        </w:rPr>
-        <w:t xml:space="preserve"> </w:t>
+        <w:t xml:space="preserve">SVG를 고쳤으면 그 PNG도 다시 만들어야</w:t>
+      </w:r>
+      <w:r>
+        <w:rPr>
+          <w:rFonts w:ascii="맑은 고딕" w:cs="맑은 고딕" w:eastAsia="맑은 고딕" w:hAnsi="맑은 고딕"/>
+          <w:b w:val="false"/>
+          <w:bCs w:val="false"/>
+          <w:i w:val="false"/>
+          <w:iCs w:val="false"/>
+          <w:color w:val="1F2126"/>
+          <w:sz w:val="19"/>
+          <w:szCs w:val="19"/>
+        </w:rPr>
+        <w:t xml:space="preserve"> 둘이 같은 그림을 보여줍니다(방법은 </w:t>
       </w:r>
       <w:r>
         <w:rPr>
@@ -14084,76 +15926,6 @@
           <w:sz w:val="17"/>
           <w:szCs w:val="17"/>
         </w:rPr>
-        <w:t xml:space="preserve">docs\images\diagram.png</w:t>
-      </w:r>
-      <w:r>
-        <w:rPr>
-          <w:rFonts w:ascii="맑은 고딕" w:cs="맑은 고딕" w:eastAsia="맑은 고딕" w:hAnsi="맑은 고딕"/>
-          <w:b w:val="false"/>
-          <w:bCs w:val="false"/>
-          <w:i w:val="false"/>
-          <w:iCs w:val="false"/>
-          <w:color w:val="1F2126"/>
-          <w:sz w:val="19"/>
-          <w:szCs w:val="19"/>
-        </w:rPr>
-        <w:t xml:space="preserve">를 씁니다. </w:t>
-      </w:r>
-      <w:r>
-        <w:rPr>
-          <w:rFonts w:ascii="맑은 고딕" w:cs="맑은 고딕" w:eastAsia="맑은 고딕" w:hAnsi="맑은 고딕"/>
-          <w:b/>
-          <w:bCs/>
-          <w:i w:val="false"/>
-          <w:iCs w:val="false"/>
-          <w:color w:val="1F2126"/>
-          <w:sz w:val="19"/>
-          <w:szCs w:val="19"/>
-        </w:rPr>
-        <w:t xml:space="preserve">SVG를 고쳤으면 이 PNG도 다시 만들어야</w:t>
-      </w:r>
-      <w:r>
-        <w:rPr>
-          <w:rFonts w:ascii="맑은 고딕" w:cs="맑은 고딕" w:eastAsia="맑은 고딕" w:hAnsi="맑은 고딕"/>
-          <w:b w:val="false"/>
-          <w:bCs w:val="false"/>
-          <w:i w:val="false"/>
-          <w:iCs w:val="false"/>
-          <w:color w:val="1F2126"/>
-          <w:sz w:val="19"/>
-          <w:szCs w:val="19"/>
-        </w:rPr>
-        <w:t xml:space="preserve"> 워드 쪽에 반영됩니다 — 안 그러면 HTML과 Word가 서로 다른 그림을 보여줍니다.</w:t>
-      </w:r>
-    </w:p>
-    <w:p>
-      <w:pPr>
-        <w:spacing w:after="120" w:before="0" w:line="300"/>
-      </w:pPr>
-      <w:r>
-        <w:rPr>
-          <w:rFonts w:ascii="맑은 고딕" w:cs="맑은 고딕" w:eastAsia="맑은 고딕" w:hAnsi="맑은 고딕"/>
-          <w:b w:val="false"/>
-          <w:bCs w:val="false"/>
-          <w:i w:val="false"/>
-          <w:iCs w:val="false"/>
-          <w:color w:val="1F2126"/>
-          <w:sz w:val="19"/>
-          <w:szCs w:val="19"/>
-        </w:rPr>
-        <w:t xml:space="preserve">다시 만드는 방법은 </w:t>
-      </w:r>
-      <w:r>
-        <w:rPr>
-          <w:rFonts w:ascii="Consolas" w:cs="Consolas" w:eastAsia="Consolas" w:hAnsi="Consolas"/>
-          <w:b w:val="false"/>
-          <w:bCs w:val="false"/>
-          <w:i w:val="false"/>
-          <w:iCs w:val="false"/>
-          <w:color w:val="1B4FA8"/>
-          <w:sz w:val="17"/>
-          <w:szCs w:val="17"/>
-        </w:rPr>
         <w:t xml:space="preserve">scripts\build-note-docx.mjs</w:t>
       </w:r>
       <w:r>
@@ -14167,84 +15939,7 @@
           <w:sz w:val="19"/>
           <w:szCs w:val="19"/>
         </w:rPr>
-        <w:t xml:space="preserve"> 맨 위 주석에 적어 두었습니다. 급하면 </w:t>
-      </w:r>
-      <w:r>
-        <w:rPr>
-          <w:rFonts w:ascii="맑은 고딕" w:cs="맑은 고딕" w:eastAsia="맑은 고딕" w:hAnsi="맑은 고딕"/>
-          <w:b/>
-          <w:bCs/>
-          <w:i w:val="false"/>
-          <w:iCs w:val="false"/>
-          <w:color w:val="1F2126"/>
-          <w:sz w:val="19"/>
-          <w:szCs w:val="19"/>
-        </w:rPr>
-        <w:t xml:space="preserve">완성된 HTML을 브라우저로 열어 그 그림 부분만 화면 캡처</w:t>
-      </w:r>
-      <w:r>
-        <w:rPr>
-          <w:rFonts w:ascii="맑은 고딕" w:cs="맑은 고딕" w:eastAsia="맑은 고딕" w:hAnsi="맑은 고딕"/>
-          <w:b w:val="false"/>
-          <w:bCs w:val="false"/>
-          <w:i w:val="false"/>
-          <w:iCs w:val="false"/>
-          <w:color w:val="1F2126"/>
-          <w:sz w:val="19"/>
-          <w:szCs w:val="19"/>
-        </w:rPr>
-        <w:t xml:space="preserve">해서 같은 이름으로 덮어써도 됩니다.</w:t>
-      </w:r>
-    </w:p>
-    <w:p>
-      <w:pPr>
-        <w:pStyle w:val="Heading2"/>
-        <w:keepNext/>
-        <w:spacing w:after="100" w:before="280"/>
-      </w:pPr>
-      <w:r>
-        <w:rPr>
-          <w:rFonts w:ascii="맑은 고딕" w:cs="맑은 고딕" w:eastAsia="맑은 고딕" w:hAnsi="맑은 고딕"/>
-          <w:b/>
-          <w:bCs/>
-          <w:i w:val="false"/>
-          <w:iCs w:val="false"/>
-          <w:color w:val="1B4FA8"/>
-          <w:sz w:val="22"/>
-          <w:szCs w:val="22"/>
-        </w:rPr>
-        <w:t xml:space="preserve">다 고친 뒤</w:t>
-      </w:r>
-    </w:p>
-    <w:p>
-      <w:pPr>
-        <w:spacing w:after="120" w:before="0" w:line="300"/>
-      </w:pPr>
-      <w:r>
-        <w:rPr>
-          <w:rFonts w:ascii="맑은 고딕" w:cs="맑은 고딕" w:eastAsia="맑은 고딕" w:hAnsi="맑은 고딕"/>
-          <w:b/>
-          <w:bCs/>
-          <w:i w:val="false"/>
-          <w:iCs w:val="false"/>
-          <w:color w:val="1F2126"/>
-          <w:sz w:val="19"/>
-          <w:szCs w:val="19"/>
-        </w:rPr>
-        <w:t xml:space="preserve">Word 파일을 한 번 열어서 넘겨 보세요.</w:t>
-      </w:r>
-      <w:r>
-        <w:rPr>
-          <w:rFonts w:ascii="맑은 고딕" w:cs="맑은 고딕" w:eastAsia="맑은 고딕" w:hAnsi="맑은 고딕"/>
-          <w:b w:val="false"/>
-          <w:bCs w:val="false"/>
-          <w:i w:val="false"/>
-          <w:iCs w:val="false"/>
-          <w:color w:val="1F2126"/>
-          <w:sz w:val="19"/>
-          <w:szCs w:val="19"/>
-        </w:rPr>
-        <w:t xml:space="preserve"> 화면에서 멀쩡해 보여도 종이에서는 표가 잘리거나 그림이 페이지를 넘어가는 일이 있습니다. 실제로 이 노트의 4장 오류도 Word로 만들어 페이지를 넘겨보다 발견했습니다.</w:t>
+        <w:t xml:space="preserve"> 맨 위 주석에).</w:t>
       </w:r>
     </w:p>
     <w:p>
@@ -14516,6 +16211,42 @@
       </w:pPr>
     </w:lvl>
   </w:abstractNum>
+  <w:abstractNum w:abstractNumId="4" w15:restartNumberingAfterBreak="0">
+    <w:multiLevelType w:val="hybridMultilevel"/>
+    <w:lvl w:ilvl="0" w15:tentative="1">
+      <w:start w:val="1"/>
+      <w:numFmt w:val="decimal"/>
+      <w:lvlText w:val="%1."/>
+      <w:lvlJc w:val="left"/>
+      <w:pPr>
+        <w:ind w:left="460" w:hanging="230"/>
+      </w:pPr>
+    </w:lvl>
+  </w:abstractNum>
+  <w:abstractNum w:abstractNumId="5" w15:restartNumberingAfterBreak="0">
+    <w:multiLevelType w:val="hybridMultilevel"/>
+    <w:lvl w:ilvl="0" w15:tentative="1">
+      <w:start w:val="1"/>
+      <w:numFmt w:val="decimal"/>
+      <w:lvlText w:val="%1."/>
+      <w:lvlJc w:val="left"/>
+      <w:pPr>
+        <w:ind w:left="460" w:hanging="230"/>
+      </w:pPr>
+    </w:lvl>
+  </w:abstractNum>
+  <w:abstractNum w:abstractNumId="6" w15:restartNumberingAfterBreak="0">
+    <w:multiLevelType w:val="hybridMultilevel"/>
+    <w:lvl w:ilvl="0" w15:tentative="1">
+      <w:start w:val="1"/>
+      <w:numFmt w:val="decimal"/>
+      <w:lvlText w:val="%1."/>
+      <w:lvlJc w:val="left"/>
+      <w:pPr>
+        <w:ind w:left="460" w:hanging="230"/>
+      </w:pPr>
+    </w:lvl>
+  </w:abstractNum>
   <w:num w:numId="1">
     <w:abstractNumId w:val="1"/>
     <w:lvlOverride w:ilvl="0">
@@ -14529,7 +16260,25 @@
     </w:lvlOverride>
   </w:num>
   <w:num w:numId="3">
+    <w:abstractNumId w:val="4"/>
+    <w:lvlOverride w:ilvl="0">
+      <w:startOverride w:val="1"/>
+    </w:lvlOverride>
+  </w:num>
+  <w:num w:numId="4">
     <w:abstractNumId w:val="2"/>
+    <w:lvlOverride w:ilvl="0">
+      <w:startOverride w:val="1"/>
+    </w:lvlOverride>
+  </w:num>
+  <w:num w:numId="5">
+    <w:abstractNumId w:val="5"/>
+    <w:lvlOverride w:ilvl="0">
+      <w:startOverride w:val="1"/>
+    </w:lvlOverride>
+  </w:num>
+  <w:num w:numId="6">
+    <w:abstractNumId w:val="6"/>
     <w:lvlOverride w:ilvl="0">
       <w:startOverride w:val="1"/>
     </w:lvlOverride>
